--- a/(e)CRF/Per visite/V8 - Opvolgvisite/21_Levenskwaliteit-vragenlijst (EQ-5D-5L).docx
+++ b/(e)CRF/Per visite/V8 - Opvolgvisite/21_Levenskwaliteit-vragenlijst (EQ-5D-5L).docx
@@ -25,31 +25,7 @@
           <w:szCs w:val="28"/>
           <w:lang w:val="nl-NL"/>
         </w:rPr>
-        <w:t xml:space="preserve">Appendix </w:t>
-      </w:r>
-      <w:r>
-        <w:rPr>
-          <w:rFonts w:ascii="Arial" w:hAnsi="Arial" w:cs="Arial" w:eastAsia="Arial"/>
-          <w:b w:val="1"/>
-          <w:bCs w:val="1"/>
-          <w:color w:val="123A5F"/>
-          <w:sz w:val="28"/>
-          <w:szCs w:val="28"/>
-          <w:lang w:val="nl-NL"/>
-        </w:rPr>
-        <w:t>20</w:t>
-      </w:r>
-      <w:r>
-        <w:rPr>
-          <w:rFonts w:ascii="Arial" w:hAnsi="Arial" w:cs="Arial" w:eastAsia="Arial"/>
-          <w:b w:val="1"/>
-          <w:bCs w:val="1"/>
-          <w:color w:val="123A5F"/>
-          <w:sz w:val="28"/>
-          <w:szCs w:val="28"/>
-          <w:lang w:val="nl-NL"/>
-        </w:rPr>
-        <w:t>: EQ-5D-5L vragenlijst</w:t>
+        <w:t>Appendix 21: EQ-5D-5L vragenlijst</w:t>
       </w:r>
     </w:p>
     <w:p>
@@ -2013,183 +1989,6 @@
           <w:szCs w:val="28"/>
         </w:rPr>
       </w:pPr>
-      <w:r>
-        <w:rPr>
-          <w:rFonts w:ascii="Arial" w:hAnsi="Arial" w:cs="Arial" w:eastAsia="Arial"/>
-          <w:noProof/>
-          <w:color w:val="000000" w:themeColor="text1"/>
-          <w:sz w:val="24"/>
-          <w:szCs w:val="24"/>
-        </w:rPr>
-        <mc:AlternateContent>
-          <mc:Choice Requires="wps">
-            <w:drawing>
-              <wp:anchor distT="0" distB="0" distL="114300" distR="114300" simplePos="0" relativeHeight="251661312" behindDoc="0" locked="0" layoutInCell="1" allowOverlap="1" wp14:anchorId="79B79928" wp14:editId="137B90AA">
-                <wp:simplePos x="0" y="0"/>
-                <wp:positionH relativeFrom="column">
-                  <wp:posOffset>3682579</wp:posOffset>
-                </wp:positionH>
-                <wp:positionV relativeFrom="paragraph">
-                  <wp:posOffset>7312</wp:posOffset>
-                </wp:positionV>
-                <wp:extent cx="1548143" cy="769544"/>
-                <wp:effectExtent l="0" t="0" r="0" b="0"/>
-                <wp:wrapNone/>
-                <wp:docPr id="1141506545" name="Title 1"/>
-                <wp:cNvGraphicFramePr>
-                  <a:graphicFrameLocks xmlns:a="http://schemas.openxmlformats.org/drawingml/2006/main" noGrp="1"/>
-                </wp:cNvGraphicFramePr>
-                <a:graphic xmlns:a="http://schemas.openxmlformats.org/drawingml/2006/main">
-                  <a:graphicData uri="http://schemas.microsoft.com/office/word/2010/wordprocessingShape">
-                    <wps:wsp>
-                      <wps:cNvSpPr>
-                        <a:spLocks noGrp="1"/>
-                      </wps:cNvSpPr>
-                      <wps:spPr>
-                        <a:xfrm>
-                          <a:off x="0" y="0"/>
-                          <a:ext cx="1548143" cy="769544"/>
-                        </a:xfrm>
-                        <a:prstGeom prst="rect">
-                          <a:avLst/>
-                        </a:prstGeom>
-                      </wps:spPr>
-                      <wps:txbx>
-                        <w:txbxContent>
-                          <w:p>
-                            <w:pPr>
-                              <w:spacing w:line="216" w:lineRule="auto"/>
-                              <w:jc w:val="center"/>
-                              <w:rPr>
-                                <w:rFonts w:ascii="Calibri" w:hAnsi="Calibri" w:eastAsia="Calibri" w:cs="Calibri"/>
-                                <w:b/>
-                                <w:bCs/>
-                                <w:color w:val="000000" w:themeColor="text1"/>
-                                <w:kern w:val="24"/>
-                                <w:sz w:val="28"/>
-                                <w:szCs w:val="28"/>
-                                <w14:ligatures w14:val="none"/>
-                              </w:rPr>
-                            </w:pPr>
-                            <w:r>
-                              <w:rPr>
-                                <w:rFonts w:ascii="Calibri" w:hAnsi="Calibri" w:eastAsia="Calibri" w:cs="Calibri"/>
-                                <w:b/>
-                                <w:bCs/>
-                                <w:color w:val="000000" w:themeColor="text1"/>
-                                <w:kern w:val="24"/>
-                                <w:sz w:val="24"/>
-                                <w:szCs w:val="24"/>
-                              </w:rPr>
-                              <w:t xml:space="preserve">De </w:t>
-                            </w:r>
-                            <w:r>
-                              <w:rPr>
-                                <w:rFonts w:ascii="Calibri" w:hAnsi="Calibri" w:eastAsia="Calibri" w:cs="Calibri"/>
-                                <w:b/>
-                                <w:bCs/>
-                                <w:color w:val="000000" w:themeColor="text1"/>
-                                <w:kern w:val="24"/>
-                                <w:sz w:val="24"/>
-                                <w:szCs w:val="24"/>
-                              </w:rPr>
-                              <w:t>beste</w:t>
-                            </w:r>
-                            <w:r>
-                              <w:rPr>
-                                <w:rFonts w:ascii="Calibri" w:hAnsi="Calibri" w:eastAsia="Calibri" w:cs="Calibri"/>
-                                <w:b/>
-                                <w:bCs/>
-                                <w:color w:val="000000" w:themeColor="text1"/>
-                                <w:kern w:val="24"/>
-                                <w:sz w:val="24"/>
-                                <w:szCs w:val="24"/>
-                              </w:rPr>
-                              <w:t xml:space="preserve"> gezondheid die u zich kunt voorstellen</w:t>
-                            </w:r>
-                          </w:p>
-                        </w:txbxContent>
-                      </wps:txbx>
-                      <wps:bodyPr vert="horz" wrap="square" lIns="91440" tIns="45720" rIns="91440" bIns="45720" rtlCol="0" anchor="b">
-                        <a:noAutofit/>
-                      </wps:bodyPr>
-                    </wps:wsp>
-                  </a:graphicData>
-                </a:graphic>
-                <wp14:sizeRelH relativeFrom="margin">
-                  <wp14:pctWidth>0</wp14:pctWidth>
-                </wp14:sizeRelH>
-                <wp14:sizeRelV relativeFrom="margin">
-                  <wp14:pctHeight>0</wp14:pctHeight>
-                </wp14:sizeRelV>
-              </wp:anchor>
-            </w:drawing>
-          </mc:Choice>
-          <mc:Fallback>
-            <w:pict w14:anchorId="061F6586">
-              <v:rect id="Title 1" style="position:absolute;margin-left:289.95pt;margin-top:.6pt;width:121.9pt;height:60.6pt;z-index:251661312;visibility:visible;mso-wrap-style:square;mso-width-percent:0;mso-height-percent:0;mso-wrap-distance-left:9pt;mso-wrap-distance-top:0;mso-wrap-distance-right:9pt;mso-wrap-distance-bottom:0;mso-position-horizontal:absolute;mso-position-horizontal-relative:text;mso-position-vertical:absolute;mso-position-vertical-relative:text;mso-width-percent:0;mso-height-percent:0;mso-width-relative:margin;mso-height-relative:margin;v-text-anchor:bottom" o:spid="_x0000_s1026" filled="f" stroked="f" w14:anchorId="79B79928" o:gfxdata="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">
-                <o:lock v:ext="edit" grouping="t"/>
-                <v:textbox>
-                  <w:txbxContent>
-                    <w:p>
-                      <w:pPr>
-                        <w:spacing w:line="216" w:lineRule="auto"/>
-                        <w:jc w:val="center"/>
-                        <w:rPr>
-                          <w:rFonts w:ascii="Calibri" w:hAnsi="Calibri" w:eastAsia="Calibri" w:cs="Calibri"/>
-                          <w:b/>
-                          <w:bCs/>
-                          <w:color w:val="000000" w:themeColor="text1"/>
-                          <w:kern w:val="24"/>
-                          <w:sz w:val="28"/>
-                          <w:szCs w:val="28"/>
-                          <w14:ligatures w14:val="none"/>
-                        </w:rPr>
-                      </w:pPr>
-                      <w:r>
-                        <w:rPr>
-                          <w:rFonts w:ascii="Calibri" w:hAnsi="Calibri" w:eastAsia="Calibri" w:cs="Calibri"/>
-                          <w:b/>
-                          <w:bCs/>
-                          <w:color w:val="000000" w:themeColor="text1"/>
-                          <w:kern w:val="24"/>
-                          <w:sz w:val="24"/>
-                          <w:szCs w:val="24"/>
-                        </w:rPr>
-                        <w:t xml:space="preserve">De </w:t>
-                      </w:r>
-                      <w:r>
-                        <w:rPr>
-                          <w:rFonts w:ascii="Calibri" w:hAnsi="Calibri" w:eastAsia="Calibri" w:cs="Calibri"/>
-                          <w:b/>
-                          <w:bCs/>
-                          <w:color w:val="000000" w:themeColor="text1"/>
-                          <w:kern w:val="24"/>
-                          <w:sz w:val="24"/>
-                          <w:szCs w:val="24"/>
-                        </w:rPr>
-                        <w:t>beste</w:t>
-                      </w:r>
-                      <w:r>
-                        <w:rPr>
-                          <w:rFonts w:ascii="Calibri" w:hAnsi="Calibri" w:eastAsia="Calibri" w:cs="Calibri"/>
-                          <w:b/>
-                          <w:bCs/>
-                          <w:color w:val="000000" w:themeColor="text1"/>
-                          <w:kern w:val="24"/>
-                          <w:sz w:val="24"/>
-                          <w:szCs w:val="24"/>
-                        </w:rPr>
-                        <w:t xml:space="preserve"> gezondheid die u zich kunt voorstellen</w:t>
-                      </w:r>
-                    </w:p>
-                  </w:txbxContent>
-                </v:textbox>
-              </v:rect>
-            </w:pict>
-          </mc:Fallback>
-        </mc:AlternateContent>
-      </w:r>
     </w:p>
     <w:tbl>
       <w:tblPr>
@@ -2609,141 +2408,6 @@
           <w:szCs w:val="28"/>
         </w:rPr>
       </w:pPr>
-      <w:r>
-        <w:rPr>
-          <w:rFonts w:ascii="Arial" w:hAnsi="Arial" w:cs="Arial" w:eastAsia="Arial"/>
-          <w:noProof/>
-          <w:color w:val="000000" w:themeColor="text1"/>
-          <w:sz w:val="24"/>
-          <w:szCs w:val="24"/>
-        </w:rPr>
-        <mc:AlternateContent>
-          <mc:Choice Requires="wps">
-            <w:drawing>
-              <wp:anchor distT="0" distB="0" distL="114300" distR="114300" simplePos="0" relativeHeight="251660288" behindDoc="0" locked="0" layoutInCell="1" allowOverlap="1" wp14:anchorId="2C49F9BE" wp14:editId="2CFEB176">
-                <wp:simplePos x="0" y="0"/>
-                <wp:positionH relativeFrom="column">
-                  <wp:posOffset>3683000</wp:posOffset>
-                </wp:positionH>
-                <wp:positionV relativeFrom="paragraph">
-                  <wp:posOffset>82475</wp:posOffset>
-                </wp:positionV>
-                <wp:extent cx="1548143" cy="769544"/>
-                <wp:effectExtent l="0" t="0" r="0" b="0"/>
-                <wp:wrapNone/>
-                <wp:docPr id="2" name="Title 1">
-                  <a:extLst xmlns:a="http://schemas.openxmlformats.org/drawingml/2006/main">
-                    <a:ext uri="{FF2B5EF4-FFF2-40B4-BE49-F238E27FC236}">
-                      <a16:creationId xmlns:a16="http://schemas.microsoft.com/office/drawing/2014/main" id="{CEA914A6-2787-226C-4DB2-6EC50F35F020}"/>
-                    </a:ext>
-                  </a:extLst>
-                </wp:docPr>
-                <wp:cNvGraphicFramePr>
-                  <a:graphicFrameLocks xmlns:a="http://schemas.openxmlformats.org/drawingml/2006/main" noGrp="1"/>
-                </wp:cNvGraphicFramePr>
-                <a:graphic xmlns:a="http://schemas.openxmlformats.org/drawingml/2006/main">
-                  <a:graphicData uri="http://schemas.microsoft.com/office/word/2010/wordprocessingShape">
-                    <wps:wsp>
-                      <wps:cNvSpPr>
-                        <a:spLocks noGrp="1"/>
-                      </wps:cNvSpPr>
-                      <wps:spPr>
-                        <a:xfrm>
-                          <a:off x="0" y="0"/>
-                          <a:ext cx="1548143" cy="769544"/>
-                        </a:xfrm>
-                        <a:prstGeom prst="rect">
-                          <a:avLst/>
-                        </a:prstGeom>
-                      </wps:spPr>
-                      <wps:txbx>
-                        <w:txbxContent>
-                          <w:p>
-                            <w:pPr>
-                              <w:spacing w:line="216" w:lineRule="auto"/>
-                              <w:jc w:val="center"/>
-                              <w:rPr>
-                                <w:rFonts w:ascii="Calibri" w:hAnsi="Calibri" w:eastAsia="Calibri" w:cs="Calibri"/>
-                                <w:b/>
-                                <w:bCs/>
-                                <w:color w:val="000000" w:themeColor="text1"/>
-                                <w:kern w:val="24"/>
-                                <w:sz w:val="28"/>
-                                <w:szCs w:val="28"/>
-                                <w14:ligatures w14:val="none"/>
-                              </w:rPr>
-                            </w:pPr>
-                            <w:r>
-                              <w:rPr>
-                                <w:rFonts w:ascii="Calibri" w:hAnsi="Calibri" w:eastAsia="Calibri" w:cs="Calibri"/>
-                                <w:b/>
-                                <w:bCs/>
-                                <w:color w:val="000000" w:themeColor="text1"/>
-                                <w:kern w:val="24"/>
-                                <w:sz w:val="24"/>
-                                <w:szCs w:val="24"/>
-                              </w:rPr>
-                              <w:t>De slechtste gezondheid die u zich kunt voorstellen</w:t>
-                            </w:r>
-                          </w:p>
-                        </w:txbxContent>
-                      </wps:txbx>
-                      <wps:bodyPr vert="horz" wrap="square" lIns="91440" tIns="45720" rIns="91440" bIns="45720" rtlCol="0" anchor="b">
-                        <a:noAutofit/>
-                      </wps:bodyPr>
-                    </wps:wsp>
-                  </a:graphicData>
-                </a:graphic>
-                <wp14:sizeRelH relativeFrom="margin">
-                  <wp14:pctWidth>0</wp14:pctWidth>
-                </wp14:sizeRelH>
-                <wp14:sizeRelV relativeFrom="margin">
-                  <wp14:pctHeight>0</wp14:pctHeight>
-                </wp14:sizeRelV>
-              </wp:anchor>
-            </w:drawing>
-          </mc:Choice>
-          <mc:Fallback>
-            <w:pict w14:anchorId="2772B66F">
-              <v:rect id="_x0000_s1027" style="position:absolute;margin-left:290pt;margin-top:6.5pt;width:121.9pt;height:60.6pt;z-index:251660288;visibility:visible;mso-wrap-style:square;mso-width-percent:0;mso-height-percent:0;mso-wrap-distance-left:9pt;mso-wrap-distance-top:0;mso-wrap-distance-right:9pt;mso-wrap-distance-bottom:0;mso-position-horizontal:absolute;mso-position-horizontal-relative:text;mso-position-vertical:absolute;mso-position-vertical-relative:text;mso-width-percent:0;mso-height-percent:0;mso-width-relative:margin;mso-height-relative:margin;v-text-anchor:bottom" filled="f" stroked="f" w14:anchorId="2C49F9BE" o:gfxdata="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">
-                <o:lock v:ext="edit" grouping="t"/>
-                <v:textbox>
-                  <w:txbxContent>
-                    <w:p>
-                      <w:pPr>
-                        <w:spacing w:line="216" w:lineRule="auto"/>
-                        <w:jc w:val="center"/>
-                        <w:rPr>
-                          <w:rFonts w:ascii="Calibri" w:hAnsi="Calibri" w:eastAsia="Calibri" w:cs="Calibri"/>
-                          <w:b/>
-                          <w:bCs/>
-                          <w:color w:val="000000" w:themeColor="text1"/>
-                          <w:kern w:val="24"/>
-                          <w:sz w:val="28"/>
-                          <w:szCs w:val="28"/>
-                          <w14:ligatures w14:val="none"/>
-                        </w:rPr>
-                      </w:pPr>
-                      <w:r>
-                        <w:rPr>
-                          <w:rFonts w:ascii="Calibri" w:hAnsi="Calibri" w:eastAsia="Calibri" w:cs="Calibri"/>
-                          <w:b/>
-                          <w:bCs/>
-                          <w:color w:val="000000" w:themeColor="text1"/>
-                          <w:kern w:val="24"/>
-                          <w:sz w:val="24"/>
-                          <w:szCs w:val="24"/>
-                        </w:rPr>
-                        <w:t>De slechtste gezondheid die u zich kunt voorstellen</w:t>
-                      </w:r>
-                    </w:p>
-                  </w:txbxContent>
-                </v:textbox>
-              </v:rect>
-            </w:pict>
-          </mc:Fallback>
-        </mc:AlternateContent>
-      </w:r>
     </w:p>
     <w:p>
       <w:pPr>
@@ -2983,9 +2647,6 @@
       <w:pPr>
         <w:spacing w:after="0" w:line="240" w:lineRule="auto"/>
       </w:pPr>
-      <w:r>
-        <w:separator/>
-      </w:r>
     </w:p>
   </w:endnote>
   <w:endnote w:type="continuationSeparator" w:id="0">
@@ -2993,9 +2654,6 @@
       <w:pPr>
         <w:spacing w:after="0" w:line="240" w:lineRule="auto"/>
       </w:pPr>
-      <w:r>
-        <w:continuationSeparator/>
-      </w:r>
     </w:p>
   </w:endnote>
 </w:endnotes>
@@ -3084,10 +2742,119 @@
   <w:p>
     <w:pPr>
       <w:pStyle w:val="Footer"/>
+      <w:jc w:val="center"/>
       <w:rPr>
         <w:rFonts w:ascii="Calibri" w:hAnsi="Calibri" w:cs="Calibri"/>
       </w:rPr>
     </w:pPr>
+    <w:r>
+      <w:rPr>
+        <w:rFonts w:ascii="Arial" w:hAnsi="Arial" w:eastAsia="Arial" w:cs="Arial"/>
+        <w:b w:val="0"/>
+        <w:color w:val="59636E"/>
+        <w:sz w:val="18"/>
+      </w:rPr>
+      <w:t xml:space="preserve">Pagina </w:t>
+    </w:r>
+    <w:r>
+      <w:rPr>
+        <w:rFonts w:ascii="Arial" w:hAnsi="Arial" w:eastAsia="Arial" w:cs="Arial"/>
+        <w:b w:val="0"/>
+        <w:color w:val="59636E"/>
+        <w:sz w:val="18"/>
+      </w:rPr>
+      <w:fldChar w:fldCharType="begin"/>
+    </w:r>
+    <w:r>
+      <w:rPr>
+        <w:rFonts w:ascii="Arial" w:hAnsi="Arial" w:eastAsia="Arial" w:cs="Arial"/>
+        <w:b w:val="0"/>
+        <w:color w:val="59636E"/>
+        <w:sz w:val="18"/>
+      </w:rPr>
+      <w:instrText xml:space="preserve"> PAGE </w:instrText>
+    </w:r>
+    <w:r>
+      <w:rPr>
+        <w:rFonts w:ascii="Arial" w:hAnsi="Arial" w:eastAsia="Arial" w:cs="Arial"/>
+        <w:b w:val="0"/>
+        <w:color w:val="59636E"/>
+        <w:sz w:val="18"/>
+      </w:rPr>
+      <w:fldChar w:fldCharType="separate"/>
+    </w:r>
+    <w:r>
+      <w:rPr>
+        <w:rFonts w:ascii="Arial" w:hAnsi="Arial" w:eastAsia="Arial" w:cs="Arial"/>
+        <w:b w:val="0"/>
+        <w:color w:val="59636E"/>
+        <w:sz w:val="18"/>
+      </w:rPr>
+      <w:t>1</w:t>
+    </w:r>
+    <w:r>
+      <w:rPr>
+        <w:rFonts w:ascii="Arial" w:hAnsi="Arial" w:eastAsia="Arial" w:cs="Arial"/>
+        <w:b w:val="0"/>
+        <w:color w:val="59636E"/>
+        <w:sz w:val="18"/>
+      </w:rPr>
+      <w:fldChar w:fldCharType="end"/>
+    </w:r>
+    <w:r>
+      <w:rPr>
+        <w:rFonts w:ascii="Arial" w:hAnsi="Arial" w:eastAsia="Arial" w:cs="Arial"/>
+        <w:b w:val="0"/>
+        <w:color w:val="59636E"/>
+        <w:sz w:val="18"/>
+      </w:rPr>
+      <w:t xml:space="preserve"> van </w:t>
+    </w:r>
+    <w:r>
+      <w:rPr>
+        <w:rFonts w:ascii="Arial" w:hAnsi="Arial" w:eastAsia="Arial" w:cs="Arial"/>
+        <w:b w:val="0"/>
+        <w:color w:val="59636E"/>
+        <w:sz w:val="18"/>
+      </w:rPr>
+      <w:fldChar w:fldCharType="begin"/>
+    </w:r>
+    <w:r>
+      <w:rPr>
+        <w:rFonts w:ascii="Arial" w:hAnsi="Arial" w:eastAsia="Arial" w:cs="Arial"/>
+        <w:b w:val="0"/>
+        <w:color w:val="59636E"/>
+        <w:sz w:val="18"/>
+      </w:rPr>
+      <w:instrText xml:space="preserve"> NUMPAGES </w:instrText>
+    </w:r>
+    <w:r>
+      <w:rPr>
+        <w:rFonts w:ascii="Arial" w:hAnsi="Arial" w:eastAsia="Arial" w:cs="Arial"/>
+        <w:b w:val="0"/>
+        <w:color w:val="59636E"/>
+        <w:sz w:val="18"/>
+      </w:rPr>
+      <w:fldChar w:fldCharType="separate"/>
+    </w:r>
+    <w:r>
+      <w:rPr>
+        <w:rFonts w:ascii="Arial" w:hAnsi="Arial" w:eastAsia="Arial" w:cs="Arial"/>
+        <w:b w:val="0"/>
+        <w:color w:val="59636E"/>
+        <w:sz w:val="18"/>
+      </w:rPr>
+      <w:t>1</w:t>
+    </w:r>
+    <w:r>
+      <w:rPr>
+        <w:rFonts w:ascii="Arial" w:hAnsi="Arial" w:eastAsia="Arial" w:cs="Arial"/>
+        <w:b w:val="0"/>
+        <w:color w:val="59636E"/>
+        <w:sz w:val="18"/>
+      </w:rPr>
+      <w:fldChar w:fldCharType="end"/>
+    </w:r>
   </w:p>
 </w:ftr>
 </file>
@@ -3099,9 +2866,6 @@
       <w:pPr>
         <w:spacing w:after="0" w:line="240" w:lineRule="auto"/>
       </w:pPr>
-      <w:r>
-        <w:separator/>
-      </w:r>
     </w:p>
   </w:footnote>
   <w:footnote w:type="continuationSeparator" w:id="0">
@@ -3109,9 +2873,6 @@
       <w:pPr>
         <w:spacing w:after="0" w:line="240" w:lineRule="auto"/>
       </w:pPr>
-      <w:r>
-        <w:continuationSeparator/>
-      </w:r>
     </w:p>
   </w:footnote>
 </w:footnotes>
@@ -3122,6 +2883,7 @@
   <w:p>
     <w:pPr>
       <w:pStyle w:val="Header"/>
+      <w:jc w:val="left"/>
       <w:rPr>
         <w:color w:val="000000" w:themeColor="text1"/>
         <w:sz w:val="18"/>
@@ -3131,37 +2893,11 @@
     <w:r>
       <w:rPr>
         <w:rFonts w:ascii="Arial" w:hAnsi="Arial" w:cs="Arial" w:eastAsia="Arial"/>
-        <w:color w:val="000000" w:themeColor="text1"/>
-      </w:rPr>
-      <w:t>EQ-5D-5L vragenlijst</w:t>
-    </w:r>
-    <w:r>
-      <w:rPr>
-        <w:rFonts w:ascii="Arial" w:hAnsi="Arial" w:cs="Arial" w:eastAsia="Arial"/>
-        <w:color w:val="000000" w:themeColor="text1"/>
-      </w:rPr>
-      <w:tab/>
-    </w:r>
-    <w:r>
-      <w:rPr>
-        <w:rFonts w:ascii="Arial" w:hAnsi="Arial" w:cs="Arial" w:eastAsia="Arial"/>
-        <w:color w:val="000000" w:themeColor="text1"/>
-      </w:rPr>
-      <w:tab/>
-    </w:r>
-    <w:r>
-      <w:rPr>
-        <w:rFonts w:ascii="Arial" w:hAnsi="Arial" w:cs="Arial" w:eastAsia="Arial"/>
-        <w:color w:val="000000" w:themeColor="text1"/>
-      </w:rPr>
-      <w:t>v</w:t>
-    </w:r>
-    <w:r>
-      <w:rPr>
-        <w:rFonts w:ascii="Arial" w:hAnsi="Arial" w:cs="Arial" w:eastAsia="Arial"/>
-        <w:color w:val="000000" w:themeColor="text1"/>
-      </w:rPr>
-      <w:t>.30_03_2026</w:t>
+        <w:b w:val="0"/>
+        <w:color w:val="59636E"/>
+        <w:sz w:val="18"/>
+      </w:rPr>
+      <w:t>PARADISE (S71769) — eCRF 21: Levenskwaliteit-vragenlijst (EQ-5D-5L)</w:t>
     </w:r>
   </w:p>
 </w:hdr>

--- a/(e)CRF/Per visite/V8 - Opvolgvisite/21_Levenskwaliteit-vragenlijst (EQ-5D-5L).docx
+++ b/(e)CRF/Per visite/V8 - Opvolgvisite/21_Levenskwaliteit-vragenlijst (EQ-5D-5L).docx
@@ -2661,197 +2661,352 @@
 
 <file path=word/footer1.xml><?xml version="1.0" encoding="utf-8"?>
 <w:ftr xmlns:wpc="http://schemas.microsoft.com/office/word/2010/wordprocessingCanvas" xmlns:cx="http://schemas.microsoft.com/office/drawing/2014/chartex" xmlns:cx1="http://schemas.microsoft.com/office/drawing/2015/9/8/chartex" xmlns:cx2="http://schemas.microsoft.com/office/drawing/2015/10/21/chartex" xmlns:cx3="http://schemas.microsoft.com/office/drawing/2016/5/9/chartex" xmlns:cx4="http://schemas.microsoft.com/office/drawing/2016/5/10/chartex" xmlns:cx5="http://schemas.microsoft.com/office/drawing/2016/5/11/chartex" xmlns:cx6="http://schemas.microsoft.com/office/drawing/2016/5/12/chartex" xmlns:cx7="http://schemas.microsoft.com/office/drawing/2016/5/13/chartex" xmlns:cx8="http://schemas.microsoft.com/office/drawing/2016/5/14/chartex" xmlns:mc="http://schemas.openxmlformats.org/markup-compatibility/2006" xmlns:aink="http://schemas.microsoft.com/office/drawing/2016/ink" xmlns:am3d="http://schemas.microsoft.com/office/drawing/2017/model3d" xmlns:o="urn:schemas-microsoft-com:office:office" xmlns:oel="http://schemas.microsoft.com/office/2019/extlst" xmlns:r="http://schemas.openxmlformats.org/officeDocument/2006/relationships" xmlns:m="http://schemas.openxmlformats.org/officeDocument/2006/math" xmlns:v="urn:schemas-microsoft-com:vml" xmlns:wp14="http://schemas.microsoft.com/office/word/2010/wordprocessingDrawing" xmlns:wp="http://schemas.openxmlformats.org/drawingml/2006/wordprocessingDrawing" xmlns:w10="urn:schemas-microsoft-com:office:word" xmlns:w="http://schemas.openxmlformats.org/wordprocessingml/2006/main" xmlns:w14="http://schemas.microsoft.com/office/word/2010/wordml" xmlns:w15="http://schemas.microsoft.com/office/word/2012/wordml" xmlns:w16cex="http://schemas.microsoft.com/office/word/2018/wordml/cex" xmlns:w16cid="http://schemas.microsoft.com/office/word/2016/wordml/cid" xmlns:w16="http://schemas.microsoft.com/office/word/2018/wordml" xmlns:w16du="http://schemas.microsoft.com/office/word/2023/wordml/word16du" xmlns:w16sdtdh="http://schemas.microsoft.com/office/word/2020/wordml/sdtdatahash" xmlns:w16sdtfl="http://schemas.microsoft.com/office/word/2024/wordml/sdtformatlock" xmlns:w16se="http://schemas.microsoft.com/office/word/2015/wordml/symex" xmlns:wpg="http://schemas.microsoft.com/office/word/2010/wordprocessingGroup" xmlns:wpi="http://schemas.microsoft.com/office/word/2010/wordprocessingInk" xmlns:wne="http://schemas.microsoft.com/office/word/2006/wordml" xmlns:wps="http://schemas.microsoft.com/office/word/2010/wordprocessingShape" mc:Ignorable="w14 w15 w16se w16cid w16 w16cex w16sdtdh w16sdtfl w16du wp14">
-  <w:sdt>
-    <w:sdtPr>
-      <w:id w:val="931316503"/>
-      <w:docPartObj>
-        <w:docPartGallery w:val="Page Numbers (Bottom of Page)"/>
-        <w:docPartUnique/>
-      </w:docPartObj>
-    </w:sdtPr>
-    <w:sdtEndPr>
-      <w:rPr>
-        <w:color w:val="7F7F7F" w:themeColor="background1" w:themeShade="7F"/>
-        <w:spacing w:val="60"/>
-      </w:rPr>
-    </w:sdtEndPr>
-    <w:sdtContent>
-      <w:p>
-        <w:pPr>
-          <w:pStyle w:val="Footer"/>
-          <w:pBdr>
-            <w:top w:val="single" w:color="D9D9D9" w:themeColor="background1" w:themeShade="D9" w:sz="4" w:space="1"/>
-          </w:pBdr>
-          <w:jc w:val="right"/>
-        </w:pPr>
-        <w:r>
-          <w:rPr>
-            <w:rFonts w:ascii="Calibri" w:hAnsi="Calibri" w:cs="Calibri"/>
-            <w:color w:val="000000" w:themeColor="text1"/>
-          </w:rPr>
-          <w:fldChar w:fldCharType="begin"/>
-        </w:r>
-        <w:r>
-          <w:rPr>
-            <w:rFonts w:ascii="Calibri" w:hAnsi="Calibri" w:cs="Calibri"/>
-            <w:color w:val="000000" w:themeColor="text1"/>
-          </w:rPr>
-          <w:instrText xml:space="preserve"> PAGE   \* MERGEFORMAT </w:instrText>
-        </w:r>
-        <w:r>
-          <w:rPr>
-            <w:rFonts w:ascii="Calibri" w:hAnsi="Calibri" w:cs="Calibri"/>
-            <w:color w:val="000000" w:themeColor="text1"/>
-          </w:rPr>
-          <w:fldChar w:fldCharType="separate"/>
-        </w:r>
-        <w:r>
-          <w:rPr>
-            <w:rFonts w:ascii="Calibri" w:hAnsi="Calibri" w:cs="Calibri"/>
-            <w:noProof/>
-            <w:color w:val="000000" w:themeColor="text1"/>
-          </w:rPr>
-          <w:t>2</w:t>
-        </w:r>
-        <w:r>
-          <w:rPr>
-            <w:rFonts w:ascii="Calibri" w:hAnsi="Calibri" w:cs="Calibri"/>
-            <w:noProof/>
-            <w:color w:val="000000" w:themeColor="text1"/>
-          </w:rPr>
-          <w:fldChar w:fldCharType="end"/>
-        </w:r>
-        <w:r>
-          <w:rPr>
-            <w:rFonts w:ascii="Calibri" w:hAnsi="Calibri" w:cs="Calibri"/>
-            <w:color w:val="000000" w:themeColor="text1"/>
-          </w:rPr>
-          <w:t xml:space="preserve"> | </w:t>
-        </w:r>
-        <w:r>
-          <w:rPr>
-            <w:rFonts w:ascii="Calibri" w:hAnsi="Calibri" w:cs="Calibri"/>
-            <w:color w:val="000000" w:themeColor="text1"/>
-            <w:spacing w:val="60"/>
-          </w:rPr>
-          <w:t>4</w:t>
-        </w:r>
-      </w:p>
-    </w:sdtContent>
-  </w:sdt>
   <w:p>
     <w:pPr>
-      <w:pStyle w:val="Footer"/>
-      <w:jc w:val="center"/>
-      <w:rPr>
-        <w:rFonts w:ascii="Calibri" w:hAnsi="Calibri" w:cs="Calibri"/>
-      </w:rPr>
+      <w:pBdr>
+        <w:top w:val="single" w:sz="6" w:space="6" w:color="C4CED8"/>
+      </w:pBdr>
     </w:pPr>
     <w:r>
       <w:rPr>
-        <w:rFonts w:ascii="Arial" w:hAnsi="Arial" w:eastAsia="Arial" w:cs="Arial"/>
-        <w:b w:val="0"/>
-        <w:color w:val="59636E"/>
-        <w:sz w:val="18"/>
-      </w:rPr>
-      <w:t xml:space="preserve">Pagina </w:t>
+        <w:noProof/>
+      </w:rPr>
+      <w:drawing>
+        <wp:anchor distT="0" distB="0" distL="114300" distR="114300" simplePos="0" relativeHeight="251659264" behindDoc="0" locked="0" layoutInCell="1" allowOverlap="1" wp14:anchorId="4A8142CD" wp14:editId="6CB4EA88">
+          <wp:simplePos x="0" y="0"/>
+          <wp:positionH relativeFrom="column">
+            <wp:posOffset>5527362</wp:posOffset>
+          </wp:positionH>
+          <wp:positionV relativeFrom="paragraph">
+            <wp:posOffset>66098</wp:posOffset>
+          </wp:positionV>
+          <wp:extent cx="1272540" cy="484505"/>
+          <wp:effectExtent l="0" t="0" r="3810" b="0"/>
+          <wp:wrapSquare wrapText="bothSides"/>
+          <wp:docPr id="1206673644" name="Afbeelding 7"/>
+          <wp:cNvGraphicFramePr>
+            <a:graphicFrameLocks xmlns:a="http://schemas.openxmlformats.org/drawingml/2006/main" noChangeAspect="1"/>
+          </wp:cNvGraphicFramePr>
+          <a:graphic xmlns:a="http://schemas.openxmlformats.org/drawingml/2006/main">
+            <a:graphicData uri="http://schemas.openxmlformats.org/drawingml/2006/picture">
+              <pic:pic xmlns:pic="http://schemas.openxmlformats.org/drawingml/2006/picture">
+                <pic:nvPicPr>
+                  <pic:cNvPr id="1340115081" name="Afbeelding 1340115081"/>
+                  <pic:cNvPicPr/>
+                </pic:nvPicPr>
+                <pic:blipFill rotWithShape="1">
+                  <a:blip r:embed="rIdTplImgC">
+                    <a:extLst>
+                      <a:ext uri="{28A0092B-C50C-407E-A947-70E740481C1C}">
+                        <a14:useLocalDpi xmlns:a14="http://schemas.microsoft.com/office/drawing/2010/main" val="0"/>
+                      </a:ext>
+                    </a:extLst>
+                  </a:blip>
+                  <a:srcRect l="8409" t="28983" b="36048"/>
+                  <a:stretch>
+                    <a:fillRect/>
+                  </a:stretch>
+                </pic:blipFill>
+                <pic:spPr bwMode="auto">
+                  <a:xfrm>
+                    <a:off x="0" y="0"/>
+                    <a:ext cx="1272540" cy="484505"/>
+                  </a:xfrm>
+                  <a:prstGeom prst="rect">
+                    <a:avLst/>
+                  </a:prstGeom>
+                  <a:ln>
+                    <a:noFill/>
+                  </a:ln>
+                  <a:extLst>
+                    <a:ext uri="{53640926-AAD7-44D8-BBD7-CCE9431645EC}">
+                      <a14:shadowObscured xmlns:a14="http://schemas.microsoft.com/office/drawing/2010/main"/>
+                    </a:ext>
+                  </a:extLst>
+                </pic:spPr>
+              </pic:pic>
+            </a:graphicData>
+          </a:graphic>
+          <wp14:sizeRelH relativeFrom="page">
+            <wp14:pctWidth>0</wp14:pctWidth>
+          </wp14:sizeRelH>
+          <wp14:sizeRelV relativeFrom="page">
+            <wp14:pctHeight>0</wp14:pctHeight>
+          </wp14:sizeRelV>
+        </wp:anchor>
+      </w:drawing>
     </w:r>
     <w:r>
       <w:rPr>
-        <w:rFonts w:ascii="Arial" w:hAnsi="Arial" w:eastAsia="Arial" w:cs="Arial"/>
-        <w:b w:val="0"/>
         <w:color w:val="59636E"/>
-        <w:sz w:val="18"/>
+        <w:sz w:val="16"/>
+        <w:szCs w:val="16"/>
+      </w:rPr>
+      <w:t>PARADISE-</w:t>
+    </w:r>
+    <w:proofErr w:type="gramStart"/>
+    <w:r>
+      <w:rPr>
+        <w:color w:val="59636E"/>
+        <w:sz w:val="16"/>
+        <w:szCs w:val="16"/>
+      </w:rPr>
+      <w:t>studie  ·</w:t>
+    </w:r>
+    <w:proofErr w:type="gramEnd"/>
+    <w:r>
+      <w:rPr>
+        <w:color w:val="59636E"/>
+        <w:sz w:val="16"/>
+        <w:szCs w:val="16"/>
+      </w:rPr>
+      <w:t xml:space="preserve">  eCRF 21: Levenskwaliteit-vragenlijst (EQ-5D-5L) </w:t>
+    </w:r>
+    <w:proofErr w:type="gramStart"/>
+    <w:r>
+      <w:rPr>
+        <w:color w:val="59636E"/>
+        <w:sz w:val="16"/>
+        <w:szCs w:val="16"/>
+      </w:rPr>
+      <w:t>·</w:t>
+    </w:r>
+    <w:proofErr w:type="gramEnd"/>
+    <w:r>
+      <w:rPr>
+        <w:color w:val="59636E"/>
+        <w:sz w:val="16"/>
+        <w:szCs w:val="16"/>
+      </w:rPr>
+      <w:t xml:space="preserve">  Versie </w:t>
+    </w:r>
+    <w:proofErr w:type="gramStart"/>
+    <w:r>
+      <w:rPr>
+        <w:i/>
+        <w:iCs/>
+        <w:color w:val="59636E"/>
+        <w:sz w:val="16"/>
+        <w:szCs w:val="16"/>
+      </w:rPr>
+      <w:t xml:space="preserve">[ </w:t>
+    </w:r>
+    <w:r>
+      <w:rPr>
+        <w:i/>
+        <w:iCs/>
+        <w:color w:val="59636E"/>
+        <w:sz w:val="16"/>
+        <w:szCs w:val="16"/>
+      </w:rPr>
+      <w:t>1.0</w:t>
+    </w:r>
+    <w:proofErr w:type="gramEnd"/>
+    <w:r>
+      <w:rPr>
+        <w:i/>
+        <w:iCs/>
+        <w:color w:val="59636E"/>
+        <w:sz w:val="16"/>
+        <w:szCs w:val="16"/>
+      </w:rPr>
+      <w:t xml:space="preserve"> </w:t>
+    </w:r>
+    <w:proofErr w:type="gramStart"/>
+    <w:r>
+      <w:rPr>
+        <w:i/>
+        <w:iCs/>
+        <w:color w:val="59636E"/>
+        <w:sz w:val="16"/>
+        <w:szCs w:val="16"/>
+      </w:rPr>
+      <w:t>]</w:t>
+    </w:r>
+    <w:r>
+      <w:rPr>
+        <w:color w:val="59636E"/>
+        <w:sz w:val="16"/>
+        <w:szCs w:val="16"/>
+      </w:rPr>
+      <w:t xml:space="preserve">  ·</w:t>
+    </w:r>
+    <w:proofErr w:type="gramEnd"/>
+    <w:r>
+      <w:rPr>
+        <w:color w:val="59636E"/>
+        <w:sz w:val="16"/>
+        <w:szCs w:val="16"/>
+      </w:rPr>
+      <w:t xml:space="preserve">  </w:t>
+    </w:r>
+    <w:proofErr w:type="gramStart"/>
+    <w:r>
+      <w:rPr>
+        <w:i/>
+        <w:iCs/>
+        <w:color w:val="59636E"/>
+        <w:sz w:val="16"/>
+        <w:szCs w:val="16"/>
+      </w:rPr>
+      <w:t xml:space="preserve">[ </w:t>
+    </w:r>
+    <w:r>
+      <w:rPr>
+        <w:i/>
+        <w:iCs/>
+        <w:color w:val="59636E"/>
+        <w:sz w:val="16"/>
+        <w:szCs w:val="16"/>
+      </w:rPr>
+      <w:t>27</w:t>
+    </w:r>
+    <w:proofErr w:type="gramEnd"/>
+    <w:r>
+      <w:rPr>
+        <w:i/>
+        <w:iCs/>
+        <w:color w:val="59636E"/>
+        <w:sz w:val="16"/>
+        <w:szCs w:val="16"/>
+      </w:rPr>
+      <w:t>/07/</w:t>
+    </w:r>
+    <w:proofErr w:type="gramStart"/>
+    <w:r>
+      <w:rPr>
+        <w:i/>
+        <w:iCs/>
+        <w:color w:val="59636E"/>
+        <w:sz w:val="16"/>
+        <w:szCs w:val="16"/>
+      </w:rPr>
+      <w:t>2026</w:t>
+    </w:r>
+    <w:r>
+      <w:rPr>
+        <w:i/>
+        <w:iCs/>
+        <w:color w:val="59636E"/>
+        <w:sz w:val="16"/>
+        <w:szCs w:val="16"/>
+      </w:rPr>
+      <w:t xml:space="preserve"> ]</w:t>
+    </w:r>
+    <w:proofErr w:type="gramEnd"/>
+    <w:r>
+      <w:rPr>
+        <w:color w:val="59636E"/>
+        <w:sz w:val="16"/>
+        <w:szCs w:val="16"/>
+      </w:rPr>
+      <w:t xml:space="preserve">  </w:t>
+    </w:r>
+    <w:proofErr w:type="gramStart"/>
+    <w:r>
+      <w:rPr>
+        <w:color w:val="59636E"/>
+        <w:sz w:val="16"/>
+        <w:szCs w:val="16"/>
+      </w:rPr>
+      <w:t>·  Pagina</w:t>
+    </w:r>
+    <w:proofErr w:type="gramEnd"/>
+    <w:r>
+      <w:rPr>
+        <w:color w:val="59636E"/>
+        <w:sz w:val="16"/>
+        <w:szCs w:val="16"/>
+      </w:rPr>
+      <w:t xml:space="preserve"> </w:t>
+    </w:r>
+    <w:r>
+      <w:rPr>
+        <w:color w:val="59636E"/>
+        <w:sz w:val="16"/>
+        <w:szCs w:val="16"/>
       </w:rPr>
       <w:fldChar w:fldCharType="begin"/>
     </w:r>
     <w:r>
       <w:rPr>
-        <w:rFonts w:ascii="Arial" w:hAnsi="Arial" w:eastAsia="Arial" w:cs="Arial"/>
-        <w:b w:val="0"/>
         <w:color w:val="59636E"/>
-        <w:sz w:val="18"/>
-      </w:rPr>
-      <w:instrText xml:space="preserve"> PAGE </w:instrText>
+        <w:sz w:val="16"/>
+        <w:szCs w:val="16"/>
+      </w:rPr>
+      <w:instrText>PAGE</w:instrText>
     </w:r>
     <w:r>
       <w:rPr>
-        <w:rFonts w:ascii="Arial" w:hAnsi="Arial" w:eastAsia="Arial" w:cs="Arial"/>
-        <w:b w:val="0"/>
         <w:color w:val="59636E"/>
-        <w:sz w:val="18"/>
+        <w:sz w:val="16"/>
+        <w:szCs w:val="16"/>
       </w:rPr>
       <w:fldChar w:fldCharType="separate"/>
     </w:r>
     <w:r>
       <w:rPr>
-        <w:rFonts w:ascii="Arial" w:hAnsi="Arial" w:eastAsia="Arial" w:cs="Arial"/>
-        <w:b w:val="0"/>
+        <w:noProof/>
         <w:color w:val="59636E"/>
-        <w:sz w:val="18"/>
+        <w:sz w:val="16"/>
+        <w:szCs w:val="16"/>
       </w:rPr>
       <w:t>1</w:t>
     </w:r>
     <w:r>
       <w:rPr>
-        <w:rFonts w:ascii="Arial" w:hAnsi="Arial" w:eastAsia="Arial" w:cs="Arial"/>
-        <w:b w:val="0"/>
         <w:color w:val="59636E"/>
-        <w:sz w:val="18"/>
+        <w:sz w:val="16"/>
+        <w:szCs w:val="16"/>
       </w:rPr>
       <w:fldChar w:fldCharType="end"/>
     </w:r>
     <w:r>
       <w:rPr>
-        <w:rFonts w:ascii="Arial" w:hAnsi="Arial" w:eastAsia="Arial" w:cs="Arial"/>
-        <w:b w:val="0"/>
         <w:color w:val="59636E"/>
-        <w:sz w:val="18"/>
+        <w:sz w:val="16"/>
+        <w:szCs w:val="16"/>
       </w:rPr>
       <w:t xml:space="preserve"> van </w:t>
     </w:r>
     <w:r>
       <w:rPr>
-        <w:rFonts w:ascii="Arial" w:hAnsi="Arial" w:eastAsia="Arial" w:cs="Arial"/>
-        <w:b w:val="0"/>
         <w:color w:val="59636E"/>
-        <w:sz w:val="18"/>
+        <w:sz w:val="16"/>
+        <w:szCs w:val="16"/>
       </w:rPr>
       <w:fldChar w:fldCharType="begin"/>
     </w:r>
     <w:r>
       <w:rPr>
-        <w:rFonts w:ascii="Arial" w:hAnsi="Arial" w:eastAsia="Arial" w:cs="Arial"/>
-        <w:b w:val="0"/>
         <w:color w:val="59636E"/>
-        <w:sz w:val="18"/>
-      </w:rPr>
-      <w:instrText xml:space="preserve"> NUMPAGES </w:instrText>
+        <w:sz w:val="16"/>
+        <w:szCs w:val="16"/>
+      </w:rPr>
+      <w:instrText>NUMPAGES</w:instrText>
     </w:r>
     <w:r>
       <w:rPr>
-        <w:rFonts w:ascii="Arial" w:hAnsi="Arial" w:eastAsia="Arial" w:cs="Arial"/>
-        <w:b w:val="0"/>
         <w:color w:val="59636E"/>
-        <w:sz w:val="18"/>
+        <w:sz w:val="16"/>
+        <w:szCs w:val="16"/>
       </w:rPr>
       <w:fldChar w:fldCharType="separate"/>
     </w:r>
     <w:r>
       <w:rPr>
-        <w:rFonts w:ascii="Arial" w:hAnsi="Arial" w:eastAsia="Arial" w:cs="Arial"/>
-        <w:b w:val="0"/>
+        <w:noProof/>
         <w:color w:val="59636E"/>
-        <w:sz w:val="18"/>
-      </w:rPr>
-      <w:t>1</w:t>
+        <w:sz w:val="16"/>
+        <w:szCs w:val="16"/>
+      </w:rPr>
+      <w:t>2</w:t>
     </w:r>
     <w:r>
       <w:rPr>
-        <w:rFonts w:ascii="Arial" w:hAnsi="Arial" w:eastAsia="Arial" w:cs="Arial"/>
-        <w:b w:val="0"/>
         <w:color w:val="59636E"/>
-        <w:sz w:val="18"/>
+        <w:sz w:val="16"/>
+        <w:szCs w:val="16"/>
       </w:rPr>
       <w:fldChar w:fldCharType="end"/>
     </w:r>
@@ -2882,22 +3037,127 @@
 <w:hdr xmlns:wpc="http://schemas.microsoft.com/office/word/2010/wordprocessingCanvas" xmlns:cx="http://schemas.microsoft.com/office/drawing/2014/chartex" xmlns:cx1="http://schemas.microsoft.com/office/drawing/2015/9/8/chartex" xmlns:cx2="http://schemas.microsoft.com/office/drawing/2015/10/21/chartex" xmlns:cx3="http://schemas.microsoft.com/office/drawing/2016/5/9/chartex" xmlns:cx4="http://schemas.microsoft.com/office/drawing/2016/5/10/chartex" xmlns:cx5="http://schemas.microsoft.com/office/drawing/2016/5/11/chartex" xmlns:cx6="http://schemas.microsoft.com/office/drawing/2016/5/12/chartex" xmlns:cx7="http://schemas.microsoft.com/office/drawing/2016/5/13/chartex" xmlns:cx8="http://schemas.microsoft.com/office/drawing/2016/5/14/chartex" xmlns:mc="http://schemas.openxmlformats.org/markup-compatibility/2006" xmlns:aink="http://schemas.microsoft.com/office/drawing/2016/ink" xmlns:am3d="http://schemas.microsoft.com/office/drawing/2017/model3d" xmlns:o="urn:schemas-microsoft-com:office:office" xmlns:oel="http://schemas.microsoft.com/office/2019/extlst" xmlns:r="http://schemas.openxmlformats.org/officeDocument/2006/relationships" xmlns:m="http://schemas.openxmlformats.org/officeDocument/2006/math" xmlns:v="urn:schemas-microsoft-com:vml" xmlns:wp14="http://schemas.microsoft.com/office/word/2010/wordprocessingDrawing" xmlns:wp="http://schemas.openxmlformats.org/drawingml/2006/wordprocessingDrawing" xmlns:w10="urn:schemas-microsoft-com:office:word" xmlns:w="http://schemas.openxmlformats.org/wordprocessingml/2006/main" xmlns:w14="http://schemas.microsoft.com/office/word/2010/wordml" xmlns:w15="http://schemas.microsoft.com/office/word/2012/wordml" xmlns:w16cex="http://schemas.microsoft.com/office/word/2018/wordml/cex" xmlns:w16cid="http://schemas.microsoft.com/office/word/2016/wordml/cid" xmlns:w16="http://schemas.microsoft.com/office/word/2018/wordml" xmlns:w16du="http://schemas.microsoft.com/office/word/2023/wordml/word16du" xmlns:w16sdtdh="http://schemas.microsoft.com/office/word/2020/wordml/sdtdatahash" xmlns:w16sdtfl="http://schemas.microsoft.com/office/word/2024/wordml/sdtformatlock" xmlns:w16se="http://schemas.microsoft.com/office/word/2015/wordml/symex" xmlns:wpg="http://schemas.microsoft.com/office/word/2010/wordprocessingGroup" xmlns:wpi="http://schemas.microsoft.com/office/word/2010/wordprocessingInk" xmlns:wne="http://schemas.microsoft.com/office/word/2006/wordml" xmlns:wps="http://schemas.microsoft.com/office/word/2010/wordprocessingShape" mc:Ignorable="w14 w15 w16se w16cid w16 w16cex w16sdtdh w16sdtfl w16du wp14">
   <w:p>
     <w:pPr>
-      <w:pStyle w:val="Header"/>
-      <w:jc w:val="left"/>
-      <w:rPr>
-        <w:color w:val="000000" w:themeColor="text1"/>
-        <w:sz w:val="18"/>
-        <w:szCs w:val="18"/>
-      </w:rPr>
+      <w:pStyle w:val="Koptekst"/>
+      <w:jc w:val="right"/>
     </w:pPr>
     <w:r>
       <w:rPr>
-        <w:rFonts w:ascii="Arial" w:hAnsi="Arial" w:cs="Arial" w:eastAsia="Arial"/>
-        <w:b w:val="0"/>
-        <w:color w:val="59636E"/>
-        <w:sz w:val="18"/>
-      </w:rPr>
-      <w:t>PARADISE (S71769) — eCRF 21: Levenskwaliteit-vragenlijst (EQ-5D-5L)</w:t>
+        <w:noProof/>
+      </w:rPr>
+      <w:drawing>
+        <wp:anchor distT="0" distB="0" distL="114300" distR="114300" simplePos="0" relativeHeight="251658240" behindDoc="1" locked="0" layoutInCell="1" allowOverlap="1" wp14:anchorId="755D2A89" wp14:editId="42F71064">
+          <wp:simplePos x="0" y="0"/>
+          <wp:positionH relativeFrom="margin">
+            <wp:align>left</wp:align>
+          </wp:positionH>
+          <wp:positionV relativeFrom="paragraph">
+            <wp:posOffset>-20955</wp:posOffset>
+          </wp:positionV>
+          <wp:extent cx="1615079" cy="720000"/>
+          <wp:effectExtent l="0" t="0" r="0" b="0"/>
+          <wp:wrapTight wrapText="bothSides">
+            <wp:wrapPolygon edited="0">
+              <wp:start x="510" y="1716"/>
+              <wp:lineTo x="255" y="5719"/>
+              <wp:lineTo x="764" y="20018"/>
+              <wp:lineTo x="8664" y="20018"/>
+              <wp:lineTo x="13250" y="18874"/>
+              <wp:lineTo x="20895" y="14298"/>
+              <wp:lineTo x="20895" y="9151"/>
+              <wp:lineTo x="14015" y="4004"/>
+              <wp:lineTo x="8664" y="1716"/>
+              <wp:lineTo x="510" y="1716"/>
+            </wp:wrapPolygon>
+          </wp:wrapTight>
+          <wp:docPr id="1820294796" name="Afbeelding 5"/>
+          <wp:cNvGraphicFramePr>
+            <a:graphicFrameLocks xmlns:a="http://schemas.openxmlformats.org/drawingml/2006/main" noChangeAspect="1"/>
+          </wp:cNvGraphicFramePr>
+          <a:graphic xmlns:a="http://schemas.openxmlformats.org/drawingml/2006/main">
+            <a:graphicData uri="http://schemas.openxmlformats.org/drawingml/2006/picture">
+              <pic:pic xmlns:pic="http://schemas.openxmlformats.org/drawingml/2006/picture">
+                <pic:nvPicPr>
+                  <pic:cNvPr id="1820294796" name="Afbeelding 1820294796"/>
+                  <pic:cNvPicPr/>
+                </pic:nvPicPr>
+                <pic:blipFill>
+                  <a:blip r:embed="rIdTplImgA">
+                    <a:extLst>
+                      <a:ext uri="{28A0092B-C50C-407E-A947-70E740481C1C}">
+                        <a14:useLocalDpi xmlns:a14="http://schemas.microsoft.com/office/drawing/2010/main" val="0"/>
+                      </a:ext>
+                    </a:extLst>
+                  </a:blip>
+                  <a:stretch>
+                    <a:fillRect/>
+                  </a:stretch>
+                </pic:blipFill>
+                <pic:spPr>
+                  <a:xfrm>
+                    <a:off x="0" y="0"/>
+                    <a:ext cx="1615079" cy="720000"/>
+                  </a:xfrm>
+                  <a:prstGeom prst="rect">
+                    <a:avLst/>
+                  </a:prstGeom>
+                </pic:spPr>
+              </pic:pic>
+            </a:graphicData>
+          </a:graphic>
+          <wp14:sizeRelH relativeFrom="page">
+            <wp14:pctWidth>0</wp14:pctWidth>
+          </wp14:sizeRelH>
+          <wp14:sizeRelV relativeFrom="page">
+            <wp14:pctHeight>0</wp14:pctHeight>
+          </wp14:sizeRelV>
+        </wp:anchor>
+      </w:drawing>
+    </w:r>
+    <w:r>
+      <w:rPr>
+        <w:noProof/>
+      </w:rPr>
+      <w:drawing>
+        <wp:inline distT="0" distB="0" distL="0" distR="0" wp14:anchorId="4E8F3C53" wp14:editId="680A2799">
+          <wp:extent cx="2525825" cy="720000"/>
+          <wp:effectExtent l="0" t="0" r="0" b="4445"/>
+          <wp:docPr id="328170997" name="Afbeelding 6"/>
+          <wp:cNvGraphicFramePr>
+            <a:graphicFrameLocks xmlns:a="http://schemas.openxmlformats.org/drawingml/2006/main" noChangeAspect="1"/>
+          </wp:cNvGraphicFramePr>
+          <a:graphic xmlns:a="http://schemas.openxmlformats.org/drawingml/2006/main">
+            <a:graphicData uri="http://schemas.openxmlformats.org/drawingml/2006/picture">
+              <pic:pic xmlns:pic="http://schemas.openxmlformats.org/drawingml/2006/picture">
+                <pic:nvPicPr>
+                  <pic:cNvPr id="328170997" name="Afbeelding 328170997"/>
+                  <pic:cNvPicPr/>
+                </pic:nvPicPr>
+                <pic:blipFill>
+                  <a:blip r:embed="rIdTplImgB">
+                    <a:extLst>
+                      <a:ext uri="{28A0092B-C50C-407E-A947-70E740481C1C}">
+                        <a14:useLocalDpi xmlns:a14="http://schemas.microsoft.com/office/drawing/2010/main" val="0"/>
+                      </a:ext>
+                    </a:extLst>
+                  </a:blip>
+                  <a:stretch>
+                    <a:fillRect/>
+                  </a:stretch>
+                </pic:blipFill>
+                <pic:spPr>
+                  <a:xfrm>
+                    <a:off x="0" y="0"/>
+                    <a:ext cx="2525825" cy="720000"/>
+                  </a:xfrm>
+                  <a:prstGeom prst="rect">
+                    <a:avLst/>
+                  </a:prstGeom>
+                </pic:spPr>
+              </pic:pic>
+            </a:graphicData>
+          </a:graphic>
+        </wp:inline>
+      </w:drawing>
     </w:r>
   </w:p>
 </w:hdr>

--- a/(e)CRF/Per visite/V8 - Opvolgvisite/21_Levenskwaliteit-vragenlijst (EQ-5D-5L).docx
+++ b/(e)CRF/Per visite/V8 - Opvolgvisite/21_Levenskwaliteit-vragenlijst (EQ-5D-5L).docx
@@ -2675,7 +2675,7 @@
         <wp:anchor distT="0" distB="0" distL="114300" distR="114300" simplePos="0" relativeHeight="251659264" behindDoc="0" locked="0" layoutInCell="1" allowOverlap="1" wp14:anchorId="4A8142CD" wp14:editId="6CB4EA88">
           <wp:simplePos x="0" y="0"/>
           <wp:positionH relativeFrom="column">
-            <wp:posOffset>5527362</wp:posOffset>
+            <wp:posOffset>5351825</wp:posOffset>
           </wp:positionH>
           <wp:positionV relativeFrom="paragraph">
             <wp:posOffset>66098</wp:posOffset>

--- a/(e)CRF/Per visite/V8 - Opvolgvisite/21_Levenskwaliteit-vragenlijst (EQ-5D-5L).docx
+++ b/(e)CRF/Per visite/V8 - Opvolgvisite/21_Levenskwaliteit-vragenlijst (EQ-5D-5L).docx
@@ -1,14 +1,14 @@
 
 <file path=word/document.xml><?xml version="1.0" encoding="utf-8"?>
-<w:document xmlns:wpc="http://schemas.microsoft.com/office/word/2010/wordprocessingCanvas" xmlns:cx="http://schemas.microsoft.com/office/drawing/2014/chartex" xmlns:cx1="http://schemas.microsoft.com/office/drawing/2015/9/8/chartex" xmlns:cx2="http://schemas.microsoft.com/office/drawing/2015/10/21/chartex" xmlns:cx3="http://schemas.microsoft.com/office/drawing/2016/5/9/chartex" xmlns:cx4="http://schemas.microsoft.com/office/drawing/2016/5/10/chartex" xmlns:cx5="http://schemas.microsoft.com/office/drawing/2016/5/11/chartex" xmlns:cx6="http://schemas.microsoft.com/office/drawing/2016/5/12/chartex" xmlns:cx7="http://schemas.microsoft.com/office/drawing/2016/5/13/chartex" xmlns:cx8="http://schemas.microsoft.com/office/drawing/2016/5/14/chartex" xmlns:mc="http://schemas.openxmlformats.org/markup-compatibility/2006" xmlns:aink="http://schemas.microsoft.com/office/drawing/2016/ink" xmlns:am3d="http://schemas.microsoft.com/office/drawing/2017/model3d" xmlns:o="urn:schemas-microsoft-com:office:office" xmlns:oel="http://schemas.microsoft.com/office/2019/extlst" xmlns:r="http://schemas.openxmlformats.org/officeDocument/2006/relationships" xmlns:m="http://schemas.openxmlformats.org/officeDocument/2006/math" xmlns:v="urn:schemas-microsoft-com:vml" xmlns:wp14="http://schemas.microsoft.com/office/word/2010/wordprocessingDrawing" xmlns:wp="http://schemas.openxmlformats.org/drawingml/2006/wordprocessingDrawing" xmlns:w10="urn:schemas-microsoft-com:office:word" xmlns:w="http://schemas.openxmlformats.org/wordprocessingml/2006/main" xmlns:w14="http://schemas.microsoft.com/office/word/2010/wordml" xmlns:w15="http://schemas.microsoft.com/office/word/2012/wordml" xmlns:w16cex="http://schemas.microsoft.com/office/word/2018/wordml/cex" xmlns:w16cid="http://schemas.microsoft.com/office/word/2016/wordml/cid" xmlns:w16="http://schemas.microsoft.com/office/word/2018/wordml" xmlns:w16du="http://schemas.microsoft.com/office/word/2023/wordml/word16du" xmlns:w16sdtdh="http://schemas.microsoft.com/office/word/2020/wordml/sdtdatahash" xmlns:w16sdtfl="http://schemas.microsoft.com/office/word/2024/wordml/sdtformatlock" xmlns:w16se="http://schemas.microsoft.com/office/word/2015/wordml/symex" xmlns:wpg="http://schemas.microsoft.com/office/word/2010/wordprocessingGroup" xmlns:wpi="http://schemas.microsoft.com/office/word/2010/wordprocessingInk" xmlns:wne="http://schemas.microsoft.com/office/word/2006/wordml" xmlns:wps="http://schemas.microsoft.com/office/word/2010/wordprocessingShape" xmlns:a="http://schemas.openxmlformats.org/drawingml/2006/main" xmlns:pic="http://schemas.openxmlformats.org/drawingml/2006/picture" xmlns:a14="http://schemas.microsoft.com/office/drawing/2010/main" xmlns:a16="http://schemas.microsoft.com/office/drawing/2014/main" mc:Ignorable="w14 w15 w16se w16cid w16 w16cex w16sdtdh w16sdtfl w16du wp14">
+<w:document xmlns:wpc="http://schemas.microsoft.com/office/word/2010/wordprocessingCanvas" xmlns:cx="http://schemas.microsoft.com/office/drawing/2014/chartex" xmlns:cx1="http://schemas.microsoft.com/office/drawing/2015/9/8/chartex" xmlns:cx2="http://schemas.microsoft.com/office/drawing/2015/10/21/chartex" xmlns:cx3="http://schemas.microsoft.com/office/drawing/2016/5/9/chartex" xmlns:cx4="http://schemas.microsoft.com/office/drawing/2016/5/10/chartex" xmlns:cx5="http://schemas.microsoft.com/office/drawing/2016/5/11/chartex" xmlns:cx6="http://schemas.microsoft.com/office/drawing/2016/5/12/chartex" xmlns:cx7="http://schemas.microsoft.com/office/drawing/2016/5/13/chartex" xmlns:cx8="http://schemas.microsoft.com/office/drawing/2016/5/14/chartex" xmlns:mc="http://schemas.openxmlformats.org/markup-compatibility/2006" xmlns:aink="http://schemas.microsoft.com/office/drawing/2016/ink" xmlns:am3d="http://schemas.microsoft.com/office/drawing/2017/model3d" xmlns:o="urn:schemas-microsoft-com:office:office" xmlns:oel="http://schemas.microsoft.com/office/2019/extlst" xmlns:r="http://schemas.openxmlformats.org/officeDocument/2006/relationships" xmlns:m="http://schemas.openxmlformats.org/officeDocument/2006/math" xmlns:v="urn:schemas-microsoft-com:vml" xmlns:wp14="http://schemas.microsoft.com/office/word/2010/wordprocessingDrawing" xmlns:wp="http://schemas.openxmlformats.org/drawingml/2006/wordprocessingDrawing" xmlns:w10="urn:schemas-microsoft-com:office:word" xmlns:w="http://schemas.openxmlformats.org/wordprocessingml/2006/main" xmlns:w14="http://schemas.microsoft.com/office/word/2010/wordml" xmlns:w15="http://schemas.microsoft.com/office/word/2012/wordml" xmlns:w16cei="http://schemas.microsoft.com/office/word/2026/wordml/cei" xmlns:w16cex="http://schemas.microsoft.com/office/word/2018/wordml/cex" xmlns:w16cid="http://schemas.microsoft.com/office/word/2016/wordml/cid" xmlns:w16="http://schemas.microsoft.com/office/word/2018/wordml" xmlns:w16du="http://schemas.microsoft.com/office/word/2023/wordml/word16du" xmlns:w16sdtdh="http://schemas.microsoft.com/office/word/2020/wordml/sdtdatahash" xmlns:w16sdtfl="http://schemas.microsoft.com/office/word/2024/wordml/sdtformatlock" xmlns:w16se="http://schemas.microsoft.com/office/word/2015/wordml/symex" xmlns:wpg="http://schemas.microsoft.com/office/word/2010/wordprocessingGroup" xmlns:wpi="http://schemas.microsoft.com/office/word/2010/wordprocessingInk" xmlns:wne="http://schemas.microsoft.com/office/word/2006/wordml" xmlns:wps="http://schemas.microsoft.com/office/word/2010/wordprocessingShape" mc:Ignorable="w14 w15 w16se w16cid w16 w16cex w16sdtdh w16sdtfl w16du wp14">
   <w:body>
     <w:p>
       <w:pPr>
         <w:jc w:val="center"/>
         <w:rPr>
           <w:rFonts w:ascii="Calibri" w:hAnsi="Calibri" w:cs="Calibri"/>
-          <w:b w:val="1"/>
-          <w:bCs w:val="1"/>
+          <w:b/>
+          <w:bCs/>
           <w:color w:val="000000" w:themeColor="text1"/>
           <w:sz w:val="28"/>
           <w:szCs w:val="28"/>
@@ -17,9 +17,8 @@
       </w:pPr>
       <w:r>
         <w:rPr>
-          <w:rFonts w:ascii="Arial" w:hAnsi="Arial" w:cs="Arial" w:eastAsia="Arial"/>
-          <w:b w:val="1"/>
-          <w:bCs w:val="1"/>
+          <w:b/>
+          <w:bCs/>
           <w:color w:val="123A5F"/>
           <w:sz w:val="28"/>
           <w:szCs w:val="28"/>
@@ -54,14 +53,13 @@
       </w:pPr>
       <w:r>
         <w:rPr>
-          <w:rFonts w:ascii="Arial" w:hAnsi="Arial" w:cs="Arial" w:eastAsia="Arial"/>
           <w:noProof/>
           <w:color w:val="24303B"/>
         </w:rPr>
         <w:drawing>
-          <wp:inline distT="0" distB="0" distL="0" distR="0" wp14:anchorId="7D392838" wp14:editId="14C8E2F5">
-            <wp:extent cx="5731510" cy="5831840"/>
-            <wp:effectExtent l="0" t="0" r="2540" b="0"/>
+          <wp:inline distT="0" distB="0" distL="0" distR="0" wp14:anchorId="7D392838" wp14:editId="1995A4FF">
+            <wp:extent cx="5731510" cy="4088921"/>
+            <wp:effectExtent l="0" t="0" r="2540" b="6985"/>
             <wp:docPr id="157836856" name="Picture 1"/>
             <wp:cNvGraphicFramePr>
               <a:graphicFrameLocks xmlns:a="http://schemas.openxmlformats.org/drawingml/2006/main" noChangeAspect="1"/>
@@ -73,20 +71,29 @@
                     <pic:cNvPr id="157836856" name=""/>
                     <pic:cNvPicPr/>
                   </pic:nvPicPr>
-                  <pic:blipFill>
-                    <a:blip r:embed="rId7"/>
+                  <pic:blipFill rotWithShape="1">
+                    <a:blip r:embed="rId10"/>
+                    <a:srcRect b="29886"/>
                     <a:stretch>
                       <a:fillRect/>
                     </a:stretch>
                   </pic:blipFill>
-                  <pic:spPr>
+                  <pic:spPr bwMode="auto">
                     <a:xfrm>
                       <a:off x="0" y="0"/>
-                      <a:ext cx="5731510" cy="5831840"/>
+                      <a:ext cx="5731510" cy="4088921"/>
                     </a:xfrm>
                     <a:prstGeom prst="rect">
                       <a:avLst/>
                     </a:prstGeom>
+                    <a:ln>
+                      <a:noFill/>
+                    </a:ln>
+                    <a:extLst>
+                      <a:ext uri="{53640926-AAD7-44D8-BBD7-CCE9431645EC}">
+                        <a14:shadowObscured xmlns:a14="http://schemas.microsoft.com/office/drawing/2010/main"/>
+                      </a:ext>
+                    </a:extLst>
                   </pic:spPr>
                 </pic:pic>
               </a:graphicData>
@@ -97,6 +104,171 @@
     </w:p>
     <w:p>
       <w:pPr>
+        <w:tabs>
+          <w:tab w:val="left" w:leader="underscore" w:pos="8505"/>
+        </w:tabs>
+        <w:spacing w:line="360" w:lineRule="auto"/>
+        <w:rPr>
+          <w:b/>
+          <w:bCs/>
+          <w:color w:val="123A5F"/>
+          <w:sz w:val="24"/>
+          <w:szCs w:val="24"/>
+        </w:rPr>
+      </w:pPr>
+    </w:p>
+    <w:p>
+      <w:pPr>
+        <w:tabs>
+          <w:tab w:val="left" w:leader="underscore" w:pos="8505"/>
+        </w:tabs>
+        <w:spacing w:line="360" w:lineRule="auto"/>
+        <w:rPr>
+          <w:rFonts w:ascii="Calibri" w:hAnsi="Calibri" w:cs="Calibri"/>
+          <w:b/>
+          <w:bCs/>
+          <w:sz w:val="24"/>
+          <w:szCs w:val="24"/>
+        </w:rPr>
+      </w:pPr>
+      <w:r>
+        <w:rPr>
+          <w:b/>
+          <w:bCs/>
+          <w:color w:val="123A5F"/>
+          <w:sz w:val="24"/>
+          <w:szCs w:val="24"/>
+        </w:rPr>
+        <w:t>Studie-informatie</w:t>
+      </w:r>
+    </w:p>
+    <w:p>
+      <w:pPr>
+        <w:numPr>
+          <w:ilvl w:val="0"/>
+          <w:numId w:val="16"/>
+        </w:numPr>
+        <w:tabs>
+          <w:tab w:val="left" w:leader="underscore" w:pos="8505"/>
+        </w:tabs>
+        <w:spacing w:line="360" w:lineRule="auto"/>
+        <w:rPr>
+          <w:rFonts w:ascii="Calibri" w:hAnsi="Calibri" w:cs="Calibri"/>
+          <w:lang w:val="en-GB"/>
+        </w:rPr>
+      </w:pPr>
+      <w:r>
+        <w:rPr>
+          <w:color w:val="24303B"/>
+          <w:lang w:val="en-GB"/>
+        </w:rPr>
+        <w:t>Studie titel: Towards Pressure-Adherence &amp; Education Driven Service in Diabetic Foot Disease (PARADISE trial)</w:t>
+      </w:r>
+    </w:p>
+    <w:p>
+      <w:pPr>
+        <w:numPr>
+          <w:ilvl w:val="0"/>
+          <w:numId w:val="16"/>
+        </w:numPr>
+        <w:tabs>
+          <w:tab w:val="left" w:leader="underscore" w:pos="8505"/>
+        </w:tabs>
+        <w:spacing w:line="360" w:lineRule="auto"/>
+        <w:rPr>
+          <w:rFonts w:ascii="Calibri" w:hAnsi="Calibri" w:cs="Calibri"/>
+        </w:rPr>
+      </w:pPr>
+      <w:r>
+        <w:rPr>
+          <w:color w:val="24303B"/>
+        </w:rPr>
+        <w:t>Protocolnummer: S71769</w:t>
+      </w:r>
+    </w:p>
+    <w:p>
+      <w:pPr>
+        <w:numPr>
+          <w:ilvl w:val="0"/>
+          <w:numId w:val="16"/>
+        </w:numPr>
+        <w:tabs>
+          <w:tab w:val="left" w:leader="underscore" w:pos="8505"/>
+        </w:tabs>
+        <w:spacing w:line="360" w:lineRule="auto"/>
+        <w:rPr>
+          <w:rFonts w:ascii="Calibri" w:hAnsi="Calibri" w:cs="Calibri"/>
+        </w:rPr>
+      </w:pPr>
+      <w:r>
+        <w:rPr>
+          <w:color w:val="24303B"/>
+        </w:rPr>
+        <w:t xml:space="preserve">Studielocatie: </w:t>
+      </w:r>
+      <w:r>
+        <w:rPr>
+          <w:color w:val="24303B"/>
+        </w:rPr>
+        <w:tab/>
+      </w:r>
+    </w:p>
+    <w:p>
+      <w:pPr>
+        <w:numPr>
+          <w:ilvl w:val="0"/>
+          <w:numId w:val="16"/>
+        </w:numPr>
+        <w:tabs>
+          <w:tab w:val="left" w:leader="underscore" w:pos="8505"/>
+        </w:tabs>
+        <w:spacing w:line="360" w:lineRule="auto"/>
+        <w:rPr>
+          <w:rFonts w:ascii="Calibri" w:hAnsi="Calibri" w:cs="Calibri"/>
+        </w:rPr>
+      </w:pPr>
+      <w:r>
+        <w:rPr>
+          <w:color w:val="24303B"/>
+        </w:rPr>
+        <w:t xml:space="preserve">Hoofdonderzoeker (PI): </w:t>
+      </w:r>
+      <w:r>
+        <w:rPr>
+          <w:color w:val="24303B"/>
+        </w:rPr>
+        <w:tab/>
+      </w:r>
+    </w:p>
+    <w:p>
+      <w:pPr>
+        <w:numPr>
+          <w:ilvl w:val="0"/>
+          <w:numId w:val="16"/>
+        </w:numPr>
+        <w:tabs>
+          <w:tab w:val="left" w:leader="underscore" w:pos="8505"/>
+        </w:tabs>
+        <w:spacing w:line="360" w:lineRule="auto"/>
+        <w:rPr>
+          <w:rFonts w:ascii="Calibri" w:hAnsi="Calibri" w:cs="Calibri"/>
+        </w:rPr>
+      </w:pPr>
+      <w:r>
+        <w:rPr>
+          <w:color w:val="24303B"/>
+        </w:rPr>
+        <w:t xml:space="preserve">Deelnemerscode: </w:t>
+      </w:r>
+      <w:r>
+        <w:rPr>
+          <w:color w:val="24303B"/>
+        </w:rPr>
+        <w:tab/>
+      </w:r>
+    </w:p>
+    <w:p>
+      <w:pPr>
         <w:rPr>
           <w:rFonts w:ascii="Calibri" w:hAnsi="Calibri" w:cs="Calibri"/>
           <w:b/>
@@ -106,17 +278,30 @@
           <w:szCs w:val="28"/>
         </w:rPr>
       </w:pPr>
-      <w:r>
+    </w:p>
+    <w:p>
+      <w:pPr>
         <w:rPr>
-          <w:rFonts w:ascii="Arial" w:hAnsi="Arial" w:cs="Arial" w:eastAsia="Arial"/>
+          <w:rFonts w:ascii="Calibri" w:hAnsi="Calibri" w:cs="Calibri"/>
           <w:b/>
           <w:bCs/>
           <w:color w:val="EE0000"/>
           <w:sz w:val="28"/>
           <w:szCs w:val="28"/>
         </w:rPr>
-        <w:br w:type="page"/>
-      </w:r>
+      </w:pPr>
+    </w:p>
+    <w:p>
+      <w:pPr>
+        <w:rPr>
+          <w:rFonts w:ascii="Calibri" w:hAnsi="Calibri" w:cs="Calibri"/>
+          <w:b/>
+          <w:bCs/>
+          <w:color w:val="EE0000"/>
+          <w:sz w:val="28"/>
+          <w:szCs w:val="28"/>
+        </w:rPr>
+      </w:pPr>
     </w:p>
     <w:p>
       <w:pPr>
@@ -130,37 +315,25 @@
       </w:pPr>
       <w:r>
         <w:rPr>
-          <w:rFonts w:ascii="Arial" w:hAnsi="Arial" w:cs="Arial" w:eastAsia="Arial"/>
           <w:b/>
           <w:bCs/>
           <w:color w:val="123A5F"/>
         </w:rPr>
+        <w:lastRenderedPageBreak/>
         <w:t>Zet bij iedere groep in de lijst hieronder een kruisje in het hokje dat het best past bij uw gezondheid VANDAAG.</w:t>
       </w:r>
     </w:p>
-    <w:p>
-      <w:pPr>
-        <w:rPr>
-          <w:rFonts w:ascii="Calibri" w:hAnsi="Calibri" w:cs="Calibri"/>
-          <w:b/>
-          <w:bCs/>
-          <w:color w:val="000000" w:themeColor="text1"/>
-          <w:sz w:val="24"/>
-          <w:szCs w:val="24"/>
-        </w:rPr>
-      </w:pPr>
-    </w:p>
     <w:tbl>
       <w:tblPr>
-        <w:tblStyle w:val="TableGrid"/>
+        <w:tblStyle w:val="Tabelraster"/>
         <w:tblW w:w="9071" w:type="dxa"/>
         <w:tblBorders>
-          <w:top w:val="none" w:color="auto" w:sz="0" w:space="0"/>
-          <w:left w:val="none" w:color="auto" w:sz="0" w:space="0"/>
-          <w:bottom w:val="none" w:color="auto" w:sz="0" w:space="0"/>
-          <w:right w:val="none" w:color="auto" w:sz="0" w:space="0"/>
-          <w:insideH w:val="none" w:color="auto" w:sz="0" w:space="0"/>
-          <w:insideV w:val="none" w:color="auto" w:sz="0" w:space="0"/>
+          <w:top w:val="none" w:sz="0" w:space="0" w:color="auto"/>
+          <w:left w:val="none" w:sz="0" w:space="0" w:color="auto"/>
+          <w:bottom w:val="none" w:sz="0" w:space="0" w:color="auto"/>
+          <w:right w:val="none" w:sz="0" w:space="0" w:color="auto"/>
+          <w:insideH w:val="none" w:sz="0" w:space="0" w:color="auto"/>
+          <w:insideV w:val="none" w:sz="0" w:space="0" w:color="auto"/>
         </w:tblBorders>
         <w:tblLook w:val="04A0" w:firstRow="1" w:lastRow="0" w:firstColumn="1" w:lastColumn="0" w:noHBand="0" w:noVBand="1"/>
       </w:tblPr>
@@ -189,7 +362,6 @@
             </w:pPr>
             <w:r>
               <w:rPr>
-                <w:rFonts w:ascii="Arial" w:hAnsi="Arial" w:cs="Arial" w:eastAsia="Arial"/>
                 <w:b/>
                 <w:bCs/>
                 <w:color w:val="123A5F"/>
@@ -216,7 +388,6 @@
             </w:pPr>
             <w:r>
               <w:rPr>
-                <w:rFonts w:ascii="Arial" w:hAnsi="Arial" w:cs="Arial" w:eastAsia="Arial"/>
                 <w:color w:val="000000" w:themeColor="text1"/>
               </w:rPr>
               <w:t>Ik heb geen problemen met lopen</w:t>
@@ -249,10 +420,11 @@
                   <w14:uncheckedState w14:val="2610" w14:font="MS Gothic"/>
                 </w14:checkbox>
               </w:sdtPr>
+              <w:sdtEndPr/>
               <w:sdtContent>
                 <w:r>
                   <w:rPr>
-                    <w:rFonts w:ascii="Segoe UI Symbol" w:hAnsi="Segoe UI Symbol" w:eastAsia="MS Gothic" w:cs="Segoe UI Symbol"/>
+                    <w:rFonts w:ascii="Segoe UI Symbol" w:eastAsia="MS Gothic" w:hAnsi="Segoe UI Symbol" w:cs="Segoe UI Symbol"/>
                     <w:lang w:val="nl-NL"/>
                   </w:rPr>
                   <w:t>☐</w:t>
@@ -277,7 +449,6 @@
             </w:pPr>
             <w:r>
               <w:rPr>
-                <w:rFonts w:ascii="Arial" w:hAnsi="Arial" w:cs="Arial" w:eastAsia="Arial"/>
                 <w:color w:val="000000" w:themeColor="text1"/>
               </w:rPr>
               <w:t>Ik heb een beetje problemen met lopen</w:t>
@@ -310,10 +481,11 @@
                   <w14:uncheckedState w14:val="2610" w14:font="MS Gothic"/>
                 </w14:checkbox>
               </w:sdtPr>
+              <w:sdtEndPr/>
               <w:sdtContent>
                 <w:r>
                   <w:rPr>
-                    <w:rFonts w:ascii="Segoe UI Symbol" w:hAnsi="Segoe UI Symbol" w:eastAsia="MS Gothic" w:cs="Segoe UI Symbol"/>
+                    <w:rFonts w:ascii="Segoe UI Symbol" w:eastAsia="MS Gothic" w:hAnsi="Segoe UI Symbol" w:cs="Segoe UI Symbol"/>
                     <w:lang w:val="nl-NL"/>
                   </w:rPr>
                   <w:t>☐</w:t>
@@ -338,7 +510,6 @@
             </w:pPr>
             <w:r>
               <w:rPr>
-                <w:rFonts w:ascii="Arial" w:hAnsi="Arial" w:cs="Arial" w:eastAsia="Arial"/>
                 <w:color w:val="000000" w:themeColor="text1"/>
               </w:rPr>
               <w:t>Ik heb matige problemen met lopen</w:t>
@@ -371,10 +542,11 @@
                   <w14:uncheckedState w14:val="2610" w14:font="MS Gothic"/>
                 </w14:checkbox>
               </w:sdtPr>
+              <w:sdtEndPr/>
               <w:sdtContent>
                 <w:r>
                   <w:rPr>
-                    <w:rFonts w:ascii="Segoe UI Symbol" w:hAnsi="Segoe UI Symbol" w:eastAsia="MS Gothic" w:cs="Segoe UI Symbol"/>
+                    <w:rFonts w:ascii="Segoe UI Symbol" w:eastAsia="MS Gothic" w:hAnsi="Segoe UI Symbol" w:cs="Segoe UI Symbol"/>
                     <w:lang w:val="nl-NL"/>
                   </w:rPr>
                   <w:t>☐</w:t>
@@ -399,14 +571,12 @@
             </w:pPr>
             <w:r>
               <w:rPr>
-                <w:rFonts w:ascii="Arial" w:hAnsi="Arial" w:cs="Arial" w:eastAsia="Arial"/>
                 <w:color w:val="000000" w:themeColor="text1"/>
               </w:rPr>
               <w:t>Ik heb ernstige problemen met lope</w:t>
             </w:r>
             <w:r>
               <w:rPr>
-                <w:rFonts w:ascii="Arial" w:hAnsi="Arial" w:cs="Arial" w:eastAsia="Arial"/>
                 <w:color w:val="000000" w:themeColor="text1"/>
               </w:rPr>
               <w:t>n</w:t>
@@ -439,10 +609,11 @@
                   <w14:uncheckedState w14:val="2610" w14:font="MS Gothic"/>
                 </w14:checkbox>
               </w:sdtPr>
+              <w:sdtEndPr/>
               <w:sdtContent>
                 <w:r>
                   <w:rPr>
-                    <w:rFonts w:ascii="Segoe UI Symbol" w:hAnsi="Segoe UI Symbol" w:eastAsia="MS Gothic" w:cs="Segoe UI Symbol"/>
+                    <w:rFonts w:ascii="Segoe UI Symbol" w:eastAsia="MS Gothic" w:hAnsi="Segoe UI Symbol" w:cs="Segoe UI Symbol"/>
                     <w:lang w:val="nl-NL"/>
                   </w:rPr>
                   <w:t>☐</w:t>
@@ -467,7 +638,6 @@
             </w:pPr>
             <w:r>
               <w:rPr>
-                <w:rFonts w:ascii="Arial" w:hAnsi="Arial" w:cs="Arial" w:eastAsia="Arial"/>
                 <w:color w:val="000000" w:themeColor="text1"/>
               </w:rPr>
               <w:t>Ik ben niet in staat om te lopen</w:t>
@@ -500,10 +670,11 @@
                   <w14:uncheckedState w14:val="2610" w14:font="MS Gothic"/>
                 </w14:checkbox>
               </w:sdtPr>
+              <w:sdtEndPr/>
               <w:sdtContent>
                 <w:r>
                   <w:rPr>
-                    <w:rFonts w:ascii="Segoe UI Symbol" w:hAnsi="Segoe UI Symbol" w:eastAsia="MS Gothic" w:cs="Segoe UI Symbol"/>
+                    <w:rFonts w:ascii="Segoe UI Symbol" w:eastAsia="MS Gothic" w:hAnsi="Segoe UI Symbol" w:cs="Segoe UI Symbol"/>
                     <w:lang w:val="nl-NL"/>
                   </w:rPr>
                   <w:t>☐</w:t>
@@ -534,7 +705,6 @@
             </w:pPr>
             <w:r>
               <w:rPr>
-                <w:rFonts w:ascii="Arial" w:hAnsi="Arial" w:cs="Arial" w:eastAsia="Arial"/>
                 <w:b/>
                 <w:bCs/>
                 <w:color w:val="123A5F"/>
@@ -545,7 +715,6 @@
             </w:r>
             <w:r>
               <w:rPr>
-                <w:rFonts w:ascii="Arial" w:hAnsi="Arial" w:cs="Arial" w:eastAsia="Arial"/>
                 <w:b/>
                 <w:bCs/>
                 <w:color w:val="123A5F"/>
@@ -572,7 +741,6 @@
             </w:pPr>
             <w:r>
               <w:rPr>
-                <w:rFonts w:ascii="Arial" w:hAnsi="Arial" w:cs="Arial" w:eastAsia="Arial"/>
                 <w:color w:val="000000" w:themeColor="text1"/>
               </w:rPr>
               <w:t>Ik heb geen problemen met mijzelf wassen of aankleden</w:t>
@@ -605,10 +773,11 @@
                   <w14:uncheckedState w14:val="2610" w14:font="MS Gothic"/>
                 </w14:checkbox>
               </w:sdtPr>
+              <w:sdtEndPr/>
               <w:sdtContent>
                 <w:r>
                   <w:rPr>
-                    <w:rFonts w:ascii="Segoe UI Symbol" w:hAnsi="Segoe UI Symbol" w:eastAsia="MS Gothic" w:cs="Segoe UI Symbol"/>
+                    <w:rFonts w:ascii="Segoe UI Symbol" w:eastAsia="MS Gothic" w:hAnsi="Segoe UI Symbol" w:cs="Segoe UI Symbol"/>
                     <w:lang w:val="nl-NL"/>
                   </w:rPr>
                   <w:t>☐</w:t>
@@ -633,7 +802,6 @@
             </w:pPr>
             <w:r>
               <w:rPr>
-                <w:rFonts w:ascii="Arial" w:hAnsi="Arial" w:cs="Arial" w:eastAsia="Arial"/>
                 <w:color w:val="000000" w:themeColor="text1"/>
               </w:rPr>
               <w:t>Ik heb een beetje problemen met mijzelf wassen of aankleden</w:t>
@@ -666,10 +834,11 @@
                   <w14:uncheckedState w14:val="2610" w14:font="MS Gothic"/>
                 </w14:checkbox>
               </w:sdtPr>
+              <w:sdtEndPr/>
               <w:sdtContent>
                 <w:r>
                   <w:rPr>
-                    <w:rFonts w:ascii="Segoe UI Symbol" w:hAnsi="Segoe UI Symbol" w:eastAsia="MS Gothic" w:cs="Segoe UI Symbol"/>
+                    <w:rFonts w:ascii="Segoe UI Symbol" w:eastAsia="MS Gothic" w:hAnsi="Segoe UI Symbol" w:cs="Segoe UI Symbol"/>
                     <w:lang w:val="nl-NL"/>
                   </w:rPr>
                   <w:t>☐</w:t>
@@ -694,7 +863,6 @@
             </w:pPr>
             <w:r>
               <w:rPr>
-                <w:rFonts w:ascii="Arial" w:hAnsi="Arial" w:cs="Arial" w:eastAsia="Arial"/>
                 <w:color w:val="000000" w:themeColor="text1"/>
               </w:rPr>
               <w:t>Ik heb matige problemen met mijzelf wassen of aankleden</w:t>
@@ -727,10 +895,11 @@
                   <w14:uncheckedState w14:val="2610" w14:font="MS Gothic"/>
                 </w14:checkbox>
               </w:sdtPr>
+              <w:sdtEndPr/>
               <w:sdtContent>
                 <w:r>
                   <w:rPr>
-                    <w:rFonts w:ascii="Segoe UI Symbol" w:hAnsi="Segoe UI Symbol" w:eastAsia="MS Gothic" w:cs="Segoe UI Symbol"/>
+                    <w:rFonts w:ascii="Segoe UI Symbol" w:eastAsia="MS Gothic" w:hAnsi="Segoe UI Symbol" w:cs="Segoe UI Symbol"/>
                     <w:lang w:val="nl-NL"/>
                   </w:rPr>
                   <w:t>☐</w:t>
@@ -755,7 +924,6 @@
             </w:pPr>
             <w:r>
               <w:rPr>
-                <w:rFonts w:ascii="Arial" w:hAnsi="Arial" w:cs="Arial" w:eastAsia="Arial"/>
                 <w:color w:val="000000" w:themeColor="text1"/>
               </w:rPr>
               <w:t>Ik heb ernstige problemen met mijzelf wassen of aankleden</w:t>
@@ -788,10 +956,11 @@
                   <w14:uncheckedState w14:val="2610" w14:font="MS Gothic"/>
                 </w14:checkbox>
               </w:sdtPr>
+              <w:sdtEndPr/>
               <w:sdtContent>
                 <w:r>
                   <w:rPr>
-                    <w:rFonts w:ascii="Segoe UI Symbol" w:hAnsi="Segoe UI Symbol" w:eastAsia="MS Gothic" w:cs="Segoe UI Symbol"/>
+                    <w:rFonts w:ascii="Segoe UI Symbol" w:eastAsia="MS Gothic" w:hAnsi="Segoe UI Symbol" w:cs="Segoe UI Symbol"/>
                     <w:lang w:val="nl-NL"/>
                   </w:rPr>
                   <w:t>☐</w:t>
@@ -816,7 +985,6 @@
             </w:pPr>
             <w:r>
               <w:rPr>
-                <w:rFonts w:ascii="Arial" w:hAnsi="Arial" w:cs="Arial" w:eastAsia="Arial"/>
                 <w:color w:val="000000" w:themeColor="text1"/>
               </w:rPr>
               <w:t>Ik ben niet in staat mijzelf te wassen of aan te kleden</w:t>
@@ -853,10 +1021,11 @@
                   <w14:uncheckedState w14:val="2610" w14:font="MS Gothic"/>
                 </w14:checkbox>
               </w:sdtPr>
+              <w:sdtEndPr/>
               <w:sdtContent>
                 <w:r>
                   <w:rPr>
-                    <w:rFonts w:ascii="Segoe UI Symbol" w:hAnsi="Segoe UI Symbol" w:eastAsia="MS Gothic" w:cs="Segoe UI Symbol"/>
+                    <w:rFonts w:ascii="Segoe UI Symbol" w:eastAsia="MS Gothic" w:hAnsi="Segoe UI Symbol" w:cs="Segoe UI Symbol"/>
                     <w:lang w:val="nl-NL"/>
                   </w:rPr>
                   <w:t>☐</w:t>
@@ -887,7 +1056,6 @@
             </w:pPr>
             <w:r>
               <w:rPr>
-                <w:rFonts w:ascii="Arial" w:hAnsi="Arial" w:cs="Arial" w:eastAsia="Arial"/>
                 <w:b/>
                 <w:bCs/>
                 <w:color w:val="123A5F"/>
@@ -914,7 +1082,6 @@
             </w:pPr>
             <w:r>
               <w:rPr>
-                <w:rFonts w:ascii="Arial" w:hAnsi="Arial" w:cs="Arial" w:eastAsia="Arial"/>
                 <w:color w:val="000000" w:themeColor="text1"/>
               </w:rPr>
               <w:t>Ik heb geen problemen met mijn dagelijkse activiteiten</w:t>
@@ -951,10 +1118,11 @@
                   <w14:uncheckedState w14:val="2610" w14:font="MS Gothic"/>
                 </w14:checkbox>
               </w:sdtPr>
+              <w:sdtEndPr/>
               <w:sdtContent>
                 <w:r>
                   <w:rPr>
-                    <w:rFonts w:ascii="Segoe UI Symbol" w:hAnsi="Segoe UI Symbol" w:eastAsia="MS Gothic" w:cs="Segoe UI Symbol"/>
+                    <w:rFonts w:ascii="Segoe UI Symbol" w:eastAsia="MS Gothic" w:hAnsi="Segoe UI Symbol" w:cs="Segoe UI Symbol"/>
                     <w:lang w:val="nl-NL"/>
                   </w:rPr>
                   <w:t>☐</w:t>
@@ -979,7 +1147,6 @@
             </w:pPr>
             <w:r>
               <w:rPr>
-                <w:rFonts w:ascii="Arial" w:hAnsi="Arial" w:cs="Arial" w:eastAsia="Arial"/>
                 <w:color w:val="000000" w:themeColor="text1"/>
               </w:rPr>
               <w:t>Ik heb een beetje problemen met mijn dagelijkse activiteiten</w:t>
@@ -1016,10 +1183,11 @@
                   <w14:uncheckedState w14:val="2610" w14:font="MS Gothic"/>
                 </w14:checkbox>
               </w:sdtPr>
+              <w:sdtEndPr/>
               <w:sdtContent>
                 <w:r>
                   <w:rPr>
-                    <w:rFonts w:ascii="Segoe UI Symbol" w:hAnsi="Segoe UI Symbol" w:eastAsia="MS Gothic" w:cs="Segoe UI Symbol"/>
+                    <w:rFonts w:ascii="Segoe UI Symbol" w:eastAsia="MS Gothic" w:hAnsi="Segoe UI Symbol" w:cs="Segoe UI Symbol"/>
                     <w:lang w:val="nl-NL"/>
                   </w:rPr>
                   <w:t>☐</w:t>
@@ -1044,7 +1212,6 @@
             </w:pPr>
             <w:r>
               <w:rPr>
-                <w:rFonts w:ascii="Arial" w:hAnsi="Arial" w:cs="Arial" w:eastAsia="Arial"/>
                 <w:color w:val="000000" w:themeColor="text1"/>
               </w:rPr>
               <w:t>Ik heb matige problemen met mijn dagelijkse activiteiten</w:t>
@@ -1081,10 +1248,11 @@
                   <w14:uncheckedState w14:val="2610" w14:font="MS Gothic"/>
                 </w14:checkbox>
               </w:sdtPr>
+              <w:sdtEndPr/>
               <w:sdtContent>
                 <w:r>
                   <w:rPr>
-                    <w:rFonts w:ascii="Segoe UI Symbol" w:hAnsi="Segoe UI Symbol" w:eastAsia="MS Gothic" w:cs="Segoe UI Symbol"/>
+                    <w:rFonts w:ascii="Segoe UI Symbol" w:eastAsia="MS Gothic" w:hAnsi="Segoe UI Symbol" w:cs="Segoe UI Symbol"/>
                     <w:lang w:val="nl-NL"/>
                   </w:rPr>
                   <w:t>☐</w:t>
@@ -1109,7 +1277,6 @@
             </w:pPr>
             <w:r>
               <w:rPr>
-                <w:rFonts w:ascii="Arial" w:hAnsi="Arial" w:cs="Arial" w:eastAsia="Arial"/>
                 <w:color w:val="000000" w:themeColor="text1"/>
               </w:rPr>
               <w:t>Ik heb ernstige problemen met mijn dagelijkse activiteiten</w:t>
@@ -1146,10 +1313,11 @@
                   <w14:uncheckedState w14:val="2610" w14:font="MS Gothic"/>
                 </w14:checkbox>
               </w:sdtPr>
+              <w:sdtEndPr/>
               <w:sdtContent>
                 <w:r>
                   <w:rPr>
-                    <w:rFonts w:ascii="Segoe UI Symbol" w:hAnsi="Segoe UI Symbol" w:eastAsia="MS Gothic" w:cs="Segoe UI Symbol"/>
+                    <w:rFonts w:ascii="Segoe UI Symbol" w:eastAsia="MS Gothic" w:hAnsi="Segoe UI Symbol" w:cs="Segoe UI Symbol"/>
                     <w:lang w:val="nl-NL"/>
                   </w:rPr>
                   <w:t>☐</w:t>
@@ -1174,7 +1342,6 @@
             </w:pPr>
             <w:r>
               <w:rPr>
-                <w:rFonts w:ascii="Arial" w:hAnsi="Arial" w:cs="Arial" w:eastAsia="Arial"/>
                 <w:color w:val="000000" w:themeColor="text1"/>
               </w:rPr>
               <w:t>Ik ben niet in staat mijn dagelijkse activiteiten uit te voeren</w:t>
@@ -1211,10 +1378,11 @@
                   <w14:uncheckedState w14:val="2610" w14:font="MS Gothic"/>
                 </w14:checkbox>
               </w:sdtPr>
+              <w:sdtEndPr/>
               <w:sdtContent>
                 <w:r>
                   <w:rPr>
-                    <w:rFonts w:ascii="Segoe UI Symbol" w:hAnsi="Segoe UI Symbol" w:eastAsia="MS Gothic" w:cs="Segoe UI Symbol"/>
+                    <w:rFonts w:ascii="Segoe UI Symbol" w:eastAsia="MS Gothic" w:hAnsi="Segoe UI Symbol" w:cs="Segoe UI Symbol"/>
                     <w:lang w:val="nl-NL"/>
                   </w:rPr>
                   <w:t>☐</w:t>
@@ -1245,13 +1413,13 @@
             </w:pPr>
             <w:r>
               <w:rPr>
-                <w:rFonts w:ascii="Arial" w:hAnsi="Arial" w:cs="Arial" w:eastAsia="Arial"/>
                 <w:b/>
                 <w:bCs/>
                 <w:color w:val="123A5F"/>
                 <w:sz w:val="24"/>
                 <w:szCs w:val="24"/>
               </w:rPr>
+              <w:lastRenderedPageBreak/>
               <w:t>PIJN/ONGEMAK</w:t>
             </w:r>
           </w:p>
@@ -1272,7 +1440,6 @@
             </w:pPr>
             <w:r>
               <w:rPr>
-                <w:rFonts w:ascii="Arial" w:hAnsi="Arial" w:cs="Arial" w:eastAsia="Arial"/>
                 <w:color w:val="000000" w:themeColor="text1"/>
               </w:rPr>
               <w:t>Ik heb geen pijn of ongemak</w:t>
@@ -1309,10 +1476,11 @@
                   <w14:uncheckedState w14:val="2610" w14:font="MS Gothic"/>
                 </w14:checkbox>
               </w:sdtPr>
+              <w:sdtEndPr/>
               <w:sdtContent>
                 <w:r>
                   <w:rPr>
-                    <w:rFonts w:ascii="Segoe UI Symbol" w:hAnsi="Segoe UI Symbol" w:eastAsia="MS Gothic" w:cs="Segoe UI Symbol"/>
+                    <w:rFonts w:ascii="Segoe UI Symbol" w:eastAsia="MS Gothic" w:hAnsi="Segoe UI Symbol" w:cs="Segoe UI Symbol"/>
                     <w:lang w:val="nl-NL"/>
                   </w:rPr>
                   <w:t>☐</w:t>
@@ -1337,7 +1505,6 @@
             </w:pPr>
             <w:r>
               <w:rPr>
-                <w:rFonts w:ascii="Arial" w:hAnsi="Arial" w:cs="Arial" w:eastAsia="Arial"/>
                 <w:color w:val="000000" w:themeColor="text1"/>
               </w:rPr>
               <w:t>Ik heb een beetje pijn of ongemak</w:t>
@@ -1374,10 +1541,11 @@
                   <w14:uncheckedState w14:val="2610" w14:font="MS Gothic"/>
                 </w14:checkbox>
               </w:sdtPr>
+              <w:sdtEndPr/>
               <w:sdtContent>
                 <w:r>
                   <w:rPr>
-                    <w:rFonts w:ascii="Segoe UI Symbol" w:hAnsi="Segoe UI Symbol" w:eastAsia="MS Gothic" w:cs="Segoe UI Symbol"/>
+                    <w:rFonts w:ascii="Segoe UI Symbol" w:eastAsia="MS Gothic" w:hAnsi="Segoe UI Symbol" w:cs="Segoe UI Symbol"/>
                     <w:lang w:val="nl-NL"/>
                   </w:rPr>
                   <w:t>☐</w:t>
@@ -1402,7 +1570,6 @@
             </w:pPr>
             <w:r>
               <w:rPr>
-                <w:rFonts w:ascii="Arial" w:hAnsi="Arial" w:cs="Arial" w:eastAsia="Arial"/>
                 <w:color w:val="000000" w:themeColor="text1"/>
               </w:rPr>
               <w:t>Ik heb matige pijn of ongemak</w:t>
@@ -1439,10 +1606,11 @@
                   <w14:uncheckedState w14:val="2610" w14:font="MS Gothic"/>
                 </w14:checkbox>
               </w:sdtPr>
+              <w:sdtEndPr/>
               <w:sdtContent>
                 <w:r>
                   <w:rPr>
-                    <w:rFonts w:ascii="Segoe UI Symbol" w:hAnsi="Segoe UI Symbol" w:eastAsia="MS Gothic" w:cs="Segoe UI Symbol"/>
+                    <w:rFonts w:ascii="Segoe UI Symbol" w:eastAsia="MS Gothic" w:hAnsi="Segoe UI Symbol" w:cs="Segoe UI Symbol"/>
                     <w:lang w:val="nl-NL"/>
                   </w:rPr>
                   <w:t>☐</w:t>
@@ -1467,7 +1635,6 @@
             </w:pPr>
             <w:r>
               <w:rPr>
-                <w:rFonts w:ascii="Arial" w:hAnsi="Arial" w:cs="Arial" w:eastAsia="Arial"/>
                 <w:color w:val="000000" w:themeColor="text1"/>
               </w:rPr>
               <w:t>Ik heb ernstige pijn of ongemak</w:t>
@@ -1504,10 +1671,11 @@
                   <w14:uncheckedState w14:val="2610" w14:font="MS Gothic"/>
                 </w14:checkbox>
               </w:sdtPr>
+              <w:sdtEndPr/>
               <w:sdtContent>
                 <w:r>
                   <w:rPr>
-                    <w:rFonts w:ascii="Segoe UI Symbol" w:hAnsi="Segoe UI Symbol" w:eastAsia="MS Gothic" w:cs="Segoe UI Symbol"/>
+                    <w:rFonts w:ascii="Segoe UI Symbol" w:eastAsia="MS Gothic" w:hAnsi="Segoe UI Symbol" w:cs="Segoe UI Symbol"/>
                     <w:lang w:val="nl-NL"/>
                   </w:rPr>
                   <w:t>☐</w:t>
@@ -1532,7 +1700,6 @@
             </w:pPr>
             <w:r>
               <w:rPr>
-                <w:rFonts w:ascii="Arial" w:hAnsi="Arial" w:cs="Arial" w:eastAsia="Arial"/>
                 <w:color w:val="000000" w:themeColor="text1"/>
               </w:rPr>
               <w:t>Ik heb extreme pijn of ongemak</w:t>
@@ -1569,10 +1736,11 @@
                   <w14:uncheckedState w14:val="2610" w14:font="MS Gothic"/>
                 </w14:checkbox>
               </w:sdtPr>
+              <w:sdtEndPr/>
               <w:sdtContent>
                 <w:r>
                   <w:rPr>
-                    <w:rFonts w:ascii="Segoe UI Symbol" w:hAnsi="Segoe UI Symbol" w:eastAsia="MS Gothic" w:cs="Segoe UI Symbol"/>
+                    <w:rFonts w:ascii="Segoe UI Symbol" w:eastAsia="MS Gothic" w:hAnsi="Segoe UI Symbol" w:cs="Segoe UI Symbol"/>
                     <w:lang w:val="nl-NL"/>
                   </w:rPr>
                   <w:t>☐</w:t>
@@ -1603,7 +1771,6 @@
             </w:pPr>
             <w:r>
               <w:rPr>
-                <w:rFonts w:ascii="Arial" w:hAnsi="Arial" w:cs="Arial" w:eastAsia="Arial"/>
                 <w:b/>
                 <w:bCs/>
                 <w:color w:val="123A5F"/>
@@ -1630,7 +1797,6 @@
             </w:pPr>
             <w:r>
               <w:rPr>
-                <w:rFonts w:ascii="Arial" w:hAnsi="Arial" w:cs="Arial" w:eastAsia="Arial"/>
                 <w:color w:val="000000" w:themeColor="text1"/>
               </w:rPr>
               <w:t>Ik ben niet angstig of somber</w:t>
@@ -1667,10 +1833,11 @@
                   <w14:uncheckedState w14:val="2610" w14:font="MS Gothic"/>
                 </w14:checkbox>
               </w:sdtPr>
+              <w:sdtEndPr/>
               <w:sdtContent>
                 <w:r>
                   <w:rPr>
-                    <w:rFonts w:ascii="Segoe UI Symbol" w:hAnsi="Segoe UI Symbol" w:eastAsia="MS Gothic" w:cs="Segoe UI Symbol"/>
+                    <w:rFonts w:ascii="Segoe UI Symbol" w:eastAsia="MS Gothic" w:hAnsi="Segoe UI Symbol" w:cs="Segoe UI Symbol"/>
                     <w:lang w:val="nl-NL"/>
                   </w:rPr>
                   <w:t>☐</w:t>
@@ -1695,7 +1862,6 @@
             </w:pPr>
             <w:r>
               <w:rPr>
-                <w:rFonts w:ascii="Arial" w:hAnsi="Arial" w:cs="Arial" w:eastAsia="Arial"/>
                 <w:color w:val="000000" w:themeColor="text1"/>
               </w:rPr>
               <w:t>Ik ben een beetje angstig of somber</w:t>
@@ -1732,10 +1898,11 @@
                   <w14:uncheckedState w14:val="2610" w14:font="MS Gothic"/>
                 </w14:checkbox>
               </w:sdtPr>
+              <w:sdtEndPr/>
               <w:sdtContent>
                 <w:r>
                   <w:rPr>
-                    <w:rFonts w:ascii="Segoe UI Symbol" w:hAnsi="Segoe UI Symbol" w:eastAsia="MS Gothic" w:cs="Segoe UI Symbol"/>
+                    <w:rFonts w:ascii="Segoe UI Symbol" w:eastAsia="MS Gothic" w:hAnsi="Segoe UI Symbol" w:cs="Segoe UI Symbol"/>
                     <w:lang w:val="nl-NL"/>
                   </w:rPr>
                   <w:t>☐</w:t>
@@ -1760,7 +1927,6 @@
             </w:pPr>
             <w:r>
               <w:rPr>
-                <w:rFonts w:ascii="Arial" w:hAnsi="Arial" w:cs="Arial" w:eastAsia="Arial"/>
                 <w:color w:val="000000" w:themeColor="text1"/>
               </w:rPr>
               <w:t>Ik ben matig angstig of somber</w:t>
@@ -1797,10 +1963,11 @@
                   <w14:uncheckedState w14:val="2610" w14:font="MS Gothic"/>
                 </w14:checkbox>
               </w:sdtPr>
+              <w:sdtEndPr/>
               <w:sdtContent>
                 <w:r>
                   <w:rPr>
-                    <w:rFonts w:ascii="Segoe UI Symbol" w:hAnsi="Segoe UI Symbol" w:eastAsia="MS Gothic" w:cs="Segoe UI Symbol"/>
+                    <w:rFonts w:ascii="Segoe UI Symbol" w:eastAsia="MS Gothic" w:hAnsi="Segoe UI Symbol" w:cs="Segoe UI Symbol"/>
                     <w:lang w:val="nl-NL"/>
                   </w:rPr>
                   <w:t>☐</w:t>
@@ -1825,7 +1992,6 @@
             </w:pPr>
             <w:r>
               <w:rPr>
-                <w:rFonts w:ascii="Arial" w:hAnsi="Arial" w:cs="Arial" w:eastAsia="Arial"/>
                 <w:color w:val="000000" w:themeColor="text1"/>
               </w:rPr>
               <w:t>Ik ben erg angstig of somber</w:t>
@@ -1862,10 +2028,11 @@
                   <w14:uncheckedState w14:val="2610" w14:font="MS Gothic"/>
                 </w14:checkbox>
               </w:sdtPr>
+              <w:sdtEndPr/>
               <w:sdtContent>
                 <w:r>
                   <w:rPr>
-                    <w:rFonts w:ascii="Segoe UI Symbol" w:hAnsi="Segoe UI Symbol" w:eastAsia="MS Gothic" w:cs="Segoe UI Symbol"/>
+                    <w:rFonts w:ascii="Segoe UI Symbol" w:eastAsia="MS Gothic" w:hAnsi="Segoe UI Symbol" w:cs="Segoe UI Symbol"/>
                     <w:lang w:val="nl-NL"/>
                   </w:rPr>
                   <w:t>☐</w:t>
@@ -1890,7 +2057,6 @@
             </w:pPr>
             <w:r>
               <w:rPr>
-                <w:rFonts w:ascii="Arial" w:hAnsi="Arial" w:cs="Arial" w:eastAsia="Arial"/>
                 <w:color w:val="000000" w:themeColor="text1"/>
               </w:rPr>
               <w:t>Ik ben extreem angstig of somber</w:t>
@@ -1927,10 +2093,11 @@
                   <w14:uncheckedState w14:val="2610" w14:font="MS Gothic"/>
                 </w14:checkbox>
               </w:sdtPr>
+              <w:sdtEndPr/>
               <w:sdtContent>
                 <w:r>
                   <w:rPr>
-                    <w:rFonts w:ascii="Segoe UI Symbol" w:hAnsi="Segoe UI Symbol" w:eastAsia="MS Gothic" w:cs="Segoe UI Symbol"/>
+                    <w:rFonts w:ascii="Segoe UI Symbol" w:eastAsia="MS Gothic" w:hAnsi="Segoe UI Symbol" w:cs="Segoe UI Symbol"/>
                     <w:lang w:val="nl-NL"/>
                   </w:rPr>
                   <w:t>☐</w:t>
@@ -1967,7 +2134,6 @@
       </w:pPr>
       <w:r>
         <w:rPr>
-          <w:rFonts w:ascii="Arial" w:hAnsi="Arial" w:cs="Arial" w:eastAsia="Arial"/>
           <w:b/>
           <w:bCs/>
           <w:color w:val="EE0000"/>
@@ -1992,17 +2158,17 @@
     </w:p>
     <w:tbl>
       <w:tblPr>
-        <w:tblStyle w:val="TableGrid"/>
+        <w:tblStyle w:val="Tabelraster"/>
         <w:tblpPr w:leftFromText="141" w:rightFromText="141" w:vertAnchor="text" w:tblpY="1"/>
         <w:tblOverlap w:val="never"/>
         <w:tblW w:w="0" w:type="auto"/>
         <w:tblBorders>
-          <w:top w:val="none" w:color="auto" w:sz="0" w:space="0"/>
-          <w:left w:val="none" w:color="auto" w:sz="0" w:space="0"/>
-          <w:bottom w:val="none" w:color="auto" w:sz="0" w:space="0"/>
-          <w:right w:val="none" w:color="auto" w:sz="0" w:space="0"/>
-          <w:insideH w:val="none" w:color="auto" w:sz="0" w:space="0"/>
-          <w:insideV w:val="none" w:color="auto" w:sz="0" w:space="0"/>
+          <w:top w:val="none" w:sz="0" w:space="0" w:color="auto"/>
+          <w:left w:val="none" w:sz="0" w:space="0" w:color="auto"/>
+          <w:bottom w:val="none" w:sz="0" w:space="0" w:color="auto"/>
+          <w:right w:val="none" w:sz="0" w:space="0" w:color="auto"/>
+          <w:insideH w:val="none" w:sz="0" w:space="0" w:color="auto"/>
+          <w:insideV w:val="none" w:sz="0" w:space="0" w:color="auto"/>
         </w:tblBorders>
         <w:tblLook w:val="04A0" w:firstRow="1" w:lastRow="0" w:firstColumn="1" w:lastColumn="0" w:noHBand="0" w:noVBand="1"/>
       </w:tblPr>
@@ -2016,7 +2182,7 @@
           </w:tcPr>
           <w:p>
             <w:pPr>
-              <w:pStyle w:val="ListParagraph"/>
+              <w:pStyle w:val="Lijstalinea"/>
               <w:numPr>
                 <w:ilvl w:val="0"/>
                 <w:numId w:val="15"/>
@@ -2032,7 +2198,6 @@
             </w:pPr>
             <w:r>
               <w:rPr>
-                <w:rFonts w:ascii="Arial" w:hAnsi="Arial" w:cs="Arial" w:eastAsia="Arial"/>
                 <w:color w:val="000000" w:themeColor="text1"/>
                 <w:sz w:val="24"/>
                 <w:szCs w:val="24"/>
@@ -2041,7 +2206,6 @@
             </w:r>
             <w:r>
               <w:rPr>
-                <w:rFonts w:ascii="Arial" w:hAnsi="Arial" w:cs="Arial" w:eastAsia="Arial"/>
                 <w:noProof/>
                 <w:color w:val="000000" w:themeColor="text1"/>
               </w:rPr>
@@ -2068,7 +2232,7 @@
           </w:tcPr>
           <w:p>
             <w:pPr>
-              <w:pStyle w:val="ListParagraph"/>
+              <w:pStyle w:val="Lijstalinea"/>
               <w:numPr>
                 <w:ilvl w:val="0"/>
                 <w:numId w:val="15"/>
@@ -2084,7 +2248,6 @@
             </w:pPr>
             <w:r>
               <w:rPr>
-                <w:rFonts w:ascii="Arial" w:hAnsi="Arial" w:cs="Arial" w:eastAsia="Arial"/>
                 <w:color w:val="000000" w:themeColor="text1"/>
                 <w:sz w:val="24"/>
                 <w:szCs w:val="24"/>
@@ -2112,7 +2275,7 @@
           </w:tcPr>
           <w:p>
             <w:pPr>
-              <w:pStyle w:val="ListParagraph"/>
+              <w:pStyle w:val="Lijstalinea"/>
               <w:numPr>
                 <w:ilvl w:val="0"/>
                 <w:numId w:val="15"/>
@@ -2128,7 +2291,6 @@
             </w:pPr>
             <w:r>
               <w:rPr>
-                <w:rFonts w:ascii="Arial" w:hAnsi="Arial" w:cs="Arial" w:eastAsia="Arial"/>
                 <w:color w:val="000000" w:themeColor="text1"/>
                 <w:sz w:val="24"/>
                 <w:szCs w:val="24"/>
@@ -2137,7 +2299,6 @@
             </w:r>
             <w:r>
               <w:rPr>
-                <w:rFonts w:ascii="Arial" w:hAnsi="Arial" w:cs="Arial" w:eastAsia="Arial"/>
                 <w:color w:val="000000" w:themeColor="text1"/>
                 <w:sz w:val="24"/>
                 <w:szCs w:val="24"/>
@@ -2147,7 +2308,6 @@
             </w:r>
             <w:r>
               <w:rPr>
-                <w:rFonts w:ascii="Arial" w:hAnsi="Arial" w:cs="Arial" w:eastAsia="Arial"/>
                 <w:color w:val="000000" w:themeColor="text1"/>
                 <w:sz w:val="24"/>
                 <w:szCs w:val="24"/>
@@ -2175,7 +2335,7 @@
           </w:tcPr>
           <w:p>
             <w:pPr>
-              <w:pStyle w:val="ListParagraph"/>
+              <w:pStyle w:val="Lijstalinea"/>
               <w:numPr>
                 <w:ilvl w:val="0"/>
                 <w:numId w:val="15"/>
@@ -2191,7 +2351,6 @@
             </w:pPr>
             <w:r>
               <w:rPr>
-                <w:rFonts w:ascii="Arial" w:hAnsi="Arial" w:cs="Arial" w:eastAsia="Arial"/>
                 <w:color w:val="000000" w:themeColor="text1"/>
                 <w:sz w:val="24"/>
                 <w:szCs w:val="24"/>
@@ -2200,7 +2359,6 @@
             </w:r>
             <w:r>
               <w:rPr>
-                <w:rFonts w:ascii="Arial" w:hAnsi="Arial" w:cs="Arial" w:eastAsia="Arial"/>
                 <w:color w:val="000000" w:themeColor="text1"/>
                 <w:sz w:val="24"/>
                 <w:szCs w:val="24"/>
@@ -2210,7 +2368,6 @@
             </w:r>
             <w:r>
               <w:rPr>
-                <w:rFonts w:ascii="Arial" w:hAnsi="Arial" w:cs="Arial" w:eastAsia="Arial"/>
                 <w:color w:val="000000" w:themeColor="text1"/>
                 <w:sz w:val="24"/>
                 <w:szCs w:val="24"/>
@@ -2238,7 +2395,7 @@
           </w:tcPr>
           <w:p>
             <w:pPr>
-              <w:pStyle w:val="ListParagraph"/>
+              <w:pStyle w:val="Lijstalinea"/>
               <w:numPr>
                 <w:ilvl w:val="0"/>
                 <w:numId w:val="15"/>
@@ -2254,7 +2411,6 @@
             </w:pPr>
             <w:r>
               <w:rPr>
-                <w:rFonts w:ascii="Arial" w:hAnsi="Arial" w:cs="Arial" w:eastAsia="Arial"/>
                 <w:color w:val="000000" w:themeColor="text1"/>
                 <w:sz w:val="24"/>
                 <w:szCs w:val="24"/>
@@ -2282,7 +2438,7 @@
           </w:tcPr>
           <w:p>
             <w:pPr>
-              <w:pStyle w:val="ListParagraph"/>
+              <w:pStyle w:val="Lijstalinea"/>
               <w:numPr>
                 <w:ilvl w:val="0"/>
                 <w:numId w:val="15"/>
@@ -2298,7 +2454,6 @@
             </w:pPr>
             <w:r>
               <w:rPr>
-                <w:rFonts w:ascii="Arial" w:hAnsi="Arial" w:cs="Arial" w:eastAsia="Arial"/>
                 <w:color w:val="000000" w:themeColor="text1"/>
                 <w:sz w:val="24"/>
                 <w:szCs w:val="24"/>
@@ -2320,7 +2475,6 @@
       </w:pPr>
       <w:r>
         <w:rPr>
-          <w:rFonts w:ascii="Arial" w:hAnsi="Arial" w:cs="Arial" w:eastAsia="Arial"/>
           <w:noProof/>
           <w:color w:val="000000" w:themeColor="text1"/>
         </w:rPr>
@@ -2348,7 +2502,7 @@
                     <pic:cNvPicPr/>
                   </pic:nvPicPr>
                   <pic:blipFill rotWithShape="1">
-                    <a:blip r:embed="rId8">
+                    <a:blip r:embed="rId11">
                       <a:extLst>
                         <a:ext uri="{28A0092B-C50C-407E-A947-70E740481C1C}">
                           <a14:useLocalDpi xmlns:a14="http://schemas.microsoft.com/office/drawing/2010/main" val="0"/>
@@ -2391,7 +2545,6 @@
       </w:r>
       <w:r>
         <w:rPr>
-          <w:rFonts w:ascii="Arial" w:hAnsi="Arial" w:cs="Arial" w:eastAsia="Arial"/>
           <w:color w:val="000000" w:themeColor="text1"/>
           <w:sz w:val="24"/>
           <w:szCs w:val="24"/>
@@ -2411,7 +2564,7 @@
     </w:p>
     <w:p>
       <w:pPr>
-        <w:pStyle w:val="ListParagraph"/>
+        <w:pStyle w:val="Lijstalinea"/>
         <w:spacing w:line="480" w:lineRule="auto"/>
         <w:ind w:left="360"/>
         <w:rPr>
@@ -2424,7 +2577,7 @@
     </w:p>
     <w:p>
       <w:pPr>
-        <w:pStyle w:val="ListParagraph"/>
+        <w:pStyle w:val="Lijstalinea"/>
         <w:spacing w:line="480" w:lineRule="auto"/>
         <w:ind w:left="360"/>
         <w:rPr>
@@ -2437,7 +2590,7 @@
     </w:p>
     <w:tbl>
       <w:tblPr>
-        <w:tblStyle w:val="TableGrid"/>
+        <w:tblStyle w:val="Tabelraster"/>
         <w:tblpPr w:leftFromText="141" w:rightFromText="141" w:vertAnchor="text" w:horzAnchor="page" w:tblpX="4977" w:tblpY="432"/>
         <w:tblW w:w="0" w:type="auto"/>
         <w:tblLook w:val="04A0" w:firstRow="1" w:lastRow="0" w:firstColumn="1" w:lastColumn="0" w:noHBand="0" w:noVBand="1"/>
@@ -2469,7 +2622,7 @@
     </w:tbl>
     <w:p>
       <w:pPr>
-        <w:pStyle w:val="ListParagraph"/>
+        <w:pStyle w:val="Lijstalinea"/>
         <w:spacing w:line="480" w:lineRule="auto"/>
         <w:ind w:left="360"/>
         <w:rPr>
@@ -2492,7 +2645,6 @@
       </w:pPr>
       <w:r>
         <w:rPr>
-          <w:rFonts w:ascii="Arial" w:hAnsi="Arial" w:cs="Arial" w:eastAsia="Arial"/>
           <w:color w:val="000000" w:themeColor="text1"/>
           <w:sz w:val="28"/>
           <w:szCs w:val="28"/>
@@ -2522,39 +2674,14 @@
       </w:pPr>
       <w:r>
         <w:rPr>
-          <w:rFonts w:ascii="Arial" w:hAnsi="Arial" w:cs="Arial" w:eastAsia="Arial"/>
           <w:i/>
           <w:iCs/>
           <w:color w:val="000000" w:themeColor="text1"/>
-          <w:lang w:val="en-US"/>
         </w:rPr>
-        <w:t xml:space="preserve">Netherlands (Dutch) © 2009 </w:t>
-      </w:r>
-      <w:proofErr w:type="spellStart"/>
-      <w:r>
-        <w:rPr>
-          <w:rFonts w:ascii="Arial" w:hAnsi="Arial" w:cs="Arial" w:eastAsia="Arial"/>
-          <w:i/>
-          <w:iCs/>
-          <w:color w:val="000000" w:themeColor="text1"/>
-          <w:lang w:val="en-US"/>
-        </w:rPr>
-        <w:t>EuroQol</w:t>
-      </w:r>
-      <w:proofErr w:type="spellEnd"/>
-      <w:r>
-        <w:rPr>
-          <w:rFonts w:ascii="Arial" w:hAnsi="Arial" w:cs="Arial" w:eastAsia="Arial"/>
-          <w:i/>
-          <w:iCs/>
-          <w:color w:val="000000" w:themeColor="text1"/>
-          <w:lang w:val="en-US"/>
-        </w:rPr>
-        <w:t xml:space="preserve"> Group. </w:t>
+        <w:t xml:space="preserve">Netherlands (Dutch) © 2009 EuroQol Group. </w:t>
       </w:r>
       <w:r>
         <w:rPr>
-          <w:rFonts w:ascii="Arial" w:hAnsi="Arial" w:cs="Arial" w:eastAsia="Arial"/>
           <w:i/>
           <w:iCs/>
           <w:color w:val="000000" w:themeColor="text1"/>
@@ -2564,7 +2691,6 @@
       </w:r>
       <w:r>
         <w:rPr>
-          <w:rFonts w:ascii="Arial" w:hAnsi="Arial" w:cs="Arial" w:eastAsia="Arial"/>
           <w:i/>
           <w:iCs/>
           <w:color w:val="000000" w:themeColor="text1"/>
@@ -2575,63 +2701,18 @@
       </w:r>
       <w:r>
         <w:rPr>
-          <w:rFonts w:ascii="Arial" w:hAnsi="Arial" w:cs="Arial" w:eastAsia="Arial"/>
           <w:i/>
           <w:iCs/>
           <w:color w:val="000000" w:themeColor="text1"/>
           <w:lang w:val="en-US"/>
         </w:rPr>
-        <w:t xml:space="preserve"> is a </w:t>
-      </w:r>
-      <w:proofErr w:type="gramStart"/>
-      <w:r>
-        <w:rPr>
-          <w:rFonts w:ascii="Arial" w:hAnsi="Arial" w:cs="Arial" w:eastAsia="Arial"/>
-          <w:i/>
-          <w:iCs/>
-          <w:color w:val="000000" w:themeColor="text1"/>
-          <w:lang w:val="en-US"/>
-        </w:rPr>
-        <w:t>trade mark</w:t>
-      </w:r>
-      <w:proofErr w:type="gramEnd"/>
-      <w:r>
-        <w:rPr>
-          <w:rFonts w:ascii="Arial" w:hAnsi="Arial" w:cs="Arial" w:eastAsia="Arial"/>
-          <w:i/>
-          <w:iCs/>
-          <w:color w:val="000000" w:themeColor="text1"/>
-          <w:lang w:val="en-US"/>
-        </w:rPr>
-        <w:t xml:space="preserve"> of the </w:t>
-      </w:r>
-      <w:proofErr w:type="spellStart"/>
-      <w:r>
-        <w:rPr>
-          <w:rFonts w:ascii="Arial" w:hAnsi="Arial" w:cs="Arial" w:eastAsia="Arial"/>
-          <w:i/>
-          <w:iCs/>
-          <w:color w:val="000000" w:themeColor="text1"/>
-          <w:lang w:val="en-US"/>
-        </w:rPr>
-        <w:t>EuroQol</w:t>
-      </w:r>
-      <w:proofErr w:type="spellEnd"/>
-      <w:r>
-        <w:rPr>
-          <w:rFonts w:ascii="Arial" w:hAnsi="Arial" w:cs="Arial" w:eastAsia="Arial"/>
-          <w:i/>
-          <w:iCs/>
-          <w:color w:val="000000" w:themeColor="text1"/>
-          <w:lang w:val="en-US"/>
-        </w:rPr>
-        <w:t xml:space="preserve"> Group</w:t>
+        <w:t xml:space="preserve"> is a trade mark of the EuroQol Group</w:t>
       </w:r>
     </w:p>
     <w:sectPr>
-      <w:headerReference w:type="default" r:id="rId9"/>
-      <w:footerReference w:type="default" r:id="rId10"/>
-      <w:pgSz w:w="11906" w:h="16838" w:orient="portrait"/>
+      <w:headerReference w:type="default" r:id="rId12"/>
+      <w:footerReference w:type="default" r:id="rId13"/>
+      <w:pgSz w:w="11906" w:h="16838"/>
       <w:pgMar w:top="1440" w:right="1440" w:bottom="1440" w:left="1440" w:header="708" w:footer="708" w:gutter="0"/>
       <w:cols w:space="708"/>
       <w:docGrid w:linePitch="360"/>
@@ -2641,7 +2722,7 @@
 </file>
 
 <file path=word/endnotes.xml><?xml version="1.0" encoding="utf-8"?>
-<w:endnotes xmlns:wpc="http://schemas.microsoft.com/office/word/2010/wordprocessingCanvas" xmlns:cx="http://schemas.microsoft.com/office/drawing/2014/chartex" xmlns:cx1="http://schemas.microsoft.com/office/drawing/2015/9/8/chartex" xmlns:cx2="http://schemas.microsoft.com/office/drawing/2015/10/21/chartex" xmlns:cx3="http://schemas.microsoft.com/office/drawing/2016/5/9/chartex" xmlns:cx4="http://schemas.microsoft.com/office/drawing/2016/5/10/chartex" xmlns:cx5="http://schemas.microsoft.com/office/drawing/2016/5/11/chartex" xmlns:cx6="http://schemas.microsoft.com/office/drawing/2016/5/12/chartex" xmlns:cx7="http://schemas.microsoft.com/office/drawing/2016/5/13/chartex" xmlns:cx8="http://schemas.microsoft.com/office/drawing/2016/5/14/chartex" xmlns:mc="http://schemas.openxmlformats.org/markup-compatibility/2006" xmlns:aink="http://schemas.microsoft.com/office/drawing/2016/ink" xmlns:am3d="http://schemas.microsoft.com/office/drawing/2017/model3d" xmlns:o="urn:schemas-microsoft-com:office:office" xmlns:oel="http://schemas.microsoft.com/office/2019/extlst" xmlns:r="http://schemas.openxmlformats.org/officeDocument/2006/relationships" xmlns:m="http://schemas.openxmlformats.org/officeDocument/2006/math" xmlns:v="urn:schemas-microsoft-com:vml" xmlns:wp14="http://schemas.microsoft.com/office/word/2010/wordprocessingDrawing" xmlns:wp="http://schemas.openxmlformats.org/drawingml/2006/wordprocessingDrawing" xmlns:w10="urn:schemas-microsoft-com:office:word" xmlns:w="http://schemas.openxmlformats.org/wordprocessingml/2006/main" xmlns:w14="http://schemas.microsoft.com/office/word/2010/wordml" xmlns:w15="http://schemas.microsoft.com/office/word/2012/wordml" xmlns:w16cex="http://schemas.microsoft.com/office/word/2018/wordml/cex" xmlns:w16cid="http://schemas.microsoft.com/office/word/2016/wordml/cid" xmlns:w16="http://schemas.microsoft.com/office/word/2018/wordml" xmlns:w16du="http://schemas.microsoft.com/office/word/2023/wordml/word16du" xmlns:w16sdtdh="http://schemas.microsoft.com/office/word/2020/wordml/sdtdatahash" xmlns:w16sdtfl="http://schemas.microsoft.com/office/word/2024/wordml/sdtformatlock" xmlns:w16se="http://schemas.microsoft.com/office/word/2015/wordml/symex" xmlns:wpg="http://schemas.microsoft.com/office/word/2010/wordprocessingGroup" xmlns:wpi="http://schemas.microsoft.com/office/word/2010/wordprocessingInk" xmlns:wne="http://schemas.microsoft.com/office/word/2006/wordml" xmlns:wps="http://schemas.microsoft.com/office/word/2010/wordprocessingShape" mc:Ignorable="w14 w15 w16se w16cid w16 w16cex w16sdtdh w16sdtfl w16du wp14">
+<w:endnotes xmlns:wpc="http://schemas.microsoft.com/office/word/2010/wordprocessingCanvas" xmlns:cx="http://schemas.microsoft.com/office/drawing/2014/chartex" xmlns:cx1="http://schemas.microsoft.com/office/drawing/2015/9/8/chartex" xmlns:cx2="http://schemas.microsoft.com/office/drawing/2015/10/21/chartex" xmlns:cx3="http://schemas.microsoft.com/office/drawing/2016/5/9/chartex" xmlns:cx4="http://schemas.microsoft.com/office/drawing/2016/5/10/chartex" xmlns:cx5="http://schemas.microsoft.com/office/drawing/2016/5/11/chartex" xmlns:cx6="http://schemas.microsoft.com/office/drawing/2016/5/12/chartex" xmlns:cx7="http://schemas.microsoft.com/office/drawing/2016/5/13/chartex" xmlns:cx8="http://schemas.microsoft.com/office/drawing/2016/5/14/chartex" xmlns:mc="http://schemas.openxmlformats.org/markup-compatibility/2006" xmlns:aink="http://schemas.microsoft.com/office/drawing/2016/ink" xmlns:am3d="http://schemas.microsoft.com/office/drawing/2017/model3d" xmlns:o="urn:schemas-microsoft-com:office:office" xmlns:oel="http://schemas.microsoft.com/office/2019/extlst" xmlns:r="http://schemas.openxmlformats.org/officeDocument/2006/relationships" xmlns:m="http://schemas.openxmlformats.org/officeDocument/2006/math" xmlns:v="urn:schemas-microsoft-com:vml" xmlns:wp14="http://schemas.microsoft.com/office/word/2010/wordprocessingDrawing" xmlns:wp="http://schemas.openxmlformats.org/drawingml/2006/wordprocessingDrawing" xmlns:w10="urn:schemas-microsoft-com:office:word" xmlns:w="http://schemas.openxmlformats.org/wordprocessingml/2006/main" xmlns:w14="http://schemas.microsoft.com/office/word/2010/wordml" xmlns:w15="http://schemas.microsoft.com/office/word/2012/wordml" xmlns:w16cei="http://schemas.microsoft.com/office/word/2026/wordml/cei" xmlns:w16cex="http://schemas.microsoft.com/office/word/2018/wordml/cex" xmlns:w16cid="http://schemas.microsoft.com/office/word/2016/wordml/cid" xmlns:w16="http://schemas.microsoft.com/office/word/2018/wordml" xmlns:w16du="http://schemas.microsoft.com/office/word/2023/wordml/word16du" xmlns:w16sdtdh="http://schemas.microsoft.com/office/word/2020/wordml/sdtdatahash" xmlns:w16sdtfl="http://schemas.microsoft.com/office/word/2024/wordml/sdtformatlock" xmlns:w16se="http://schemas.microsoft.com/office/word/2015/wordml/symex" xmlns:wpg="http://schemas.microsoft.com/office/word/2010/wordprocessingGroup" xmlns:wpi="http://schemas.microsoft.com/office/word/2010/wordprocessingInk" xmlns:wne="http://schemas.microsoft.com/office/word/2006/wordml" xmlns:wps="http://schemas.microsoft.com/office/word/2010/wordprocessingShape" mc:Ignorable="w14 w15 w16se w16cid w16 w16cex w16sdtdh w16sdtfl w16du wp14">
   <w:endnote w:type="separator" w:id="-1">
     <w:p>
       <w:pPr>
@@ -2660,7 +2741,7 @@
 </file>
 
 <file path=word/footer1.xml><?xml version="1.0" encoding="utf-8"?>
-<w:ftr xmlns:wpc="http://schemas.microsoft.com/office/word/2010/wordprocessingCanvas" xmlns:cx="http://schemas.microsoft.com/office/drawing/2014/chartex" xmlns:cx1="http://schemas.microsoft.com/office/drawing/2015/9/8/chartex" xmlns:cx2="http://schemas.microsoft.com/office/drawing/2015/10/21/chartex" xmlns:cx3="http://schemas.microsoft.com/office/drawing/2016/5/9/chartex" xmlns:cx4="http://schemas.microsoft.com/office/drawing/2016/5/10/chartex" xmlns:cx5="http://schemas.microsoft.com/office/drawing/2016/5/11/chartex" xmlns:cx6="http://schemas.microsoft.com/office/drawing/2016/5/12/chartex" xmlns:cx7="http://schemas.microsoft.com/office/drawing/2016/5/13/chartex" xmlns:cx8="http://schemas.microsoft.com/office/drawing/2016/5/14/chartex" xmlns:mc="http://schemas.openxmlformats.org/markup-compatibility/2006" xmlns:aink="http://schemas.microsoft.com/office/drawing/2016/ink" xmlns:am3d="http://schemas.microsoft.com/office/drawing/2017/model3d" xmlns:o="urn:schemas-microsoft-com:office:office" xmlns:oel="http://schemas.microsoft.com/office/2019/extlst" xmlns:r="http://schemas.openxmlformats.org/officeDocument/2006/relationships" xmlns:m="http://schemas.openxmlformats.org/officeDocument/2006/math" xmlns:v="urn:schemas-microsoft-com:vml" xmlns:wp14="http://schemas.microsoft.com/office/word/2010/wordprocessingDrawing" xmlns:wp="http://schemas.openxmlformats.org/drawingml/2006/wordprocessingDrawing" xmlns:w10="urn:schemas-microsoft-com:office:word" xmlns:w="http://schemas.openxmlformats.org/wordprocessingml/2006/main" xmlns:w14="http://schemas.microsoft.com/office/word/2010/wordml" xmlns:w15="http://schemas.microsoft.com/office/word/2012/wordml" xmlns:w16cex="http://schemas.microsoft.com/office/word/2018/wordml/cex" xmlns:w16cid="http://schemas.microsoft.com/office/word/2016/wordml/cid" xmlns:w16="http://schemas.microsoft.com/office/word/2018/wordml" xmlns:w16du="http://schemas.microsoft.com/office/word/2023/wordml/word16du" xmlns:w16sdtdh="http://schemas.microsoft.com/office/word/2020/wordml/sdtdatahash" xmlns:w16sdtfl="http://schemas.microsoft.com/office/word/2024/wordml/sdtformatlock" xmlns:w16se="http://schemas.microsoft.com/office/word/2015/wordml/symex" xmlns:wpg="http://schemas.microsoft.com/office/word/2010/wordprocessingGroup" xmlns:wpi="http://schemas.microsoft.com/office/word/2010/wordprocessingInk" xmlns:wne="http://schemas.microsoft.com/office/word/2006/wordml" xmlns:wps="http://schemas.microsoft.com/office/word/2010/wordprocessingShape" mc:Ignorable="w14 w15 w16se w16cid w16 w16cex w16sdtdh w16sdtfl w16du wp14">
+<w:ftr xmlns:wpc="http://schemas.microsoft.com/office/word/2010/wordprocessingCanvas" xmlns:cx="http://schemas.microsoft.com/office/drawing/2014/chartex" xmlns:cx1="http://schemas.microsoft.com/office/drawing/2015/9/8/chartex" xmlns:cx2="http://schemas.microsoft.com/office/drawing/2015/10/21/chartex" xmlns:cx3="http://schemas.microsoft.com/office/drawing/2016/5/9/chartex" xmlns:cx4="http://schemas.microsoft.com/office/drawing/2016/5/10/chartex" xmlns:cx5="http://schemas.microsoft.com/office/drawing/2016/5/11/chartex" xmlns:cx6="http://schemas.microsoft.com/office/drawing/2016/5/12/chartex" xmlns:cx7="http://schemas.microsoft.com/office/drawing/2016/5/13/chartex" xmlns:cx8="http://schemas.microsoft.com/office/drawing/2016/5/14/chartex" xmlns:mc="http://schemas.openxmlformats.org/markup-compatibility/2006" xmlns:aink="http://schemas.microsoft.com/office/drawing/2016/ink" xmlns:am3d="http://schemas.microsoft.com/office/drawing/2017/model3d" xmlns:o="urn:schemas-microsoft-com:office:office" xmlns:oel="http://schemas.microsoft.com/office/2019/extlst" xmlns:r="http://schemas.openxmlformats.org/officeDocument/2006/relationships" xmlns:m="http://schemas.openxmlformats.org/officeDocument/2006/math" xmlns:v="urn:schemas-microsoft-com:vml" xmlns:wp14="http://schemas.microsoft.com/office/word/2010/wordprocessingDrawing" xmlns:wp="http://schemas.openxmlformats.org/drawingml/2006/wordprocessingDrawing" xmlns:w10="urn:schemas-microsoft-com:office:word" xmlns:w="http://schemas.openxmlformats.org/wordprocessingml/2006/main" xmlns:w14="http://schemas.microsoft.com/office/word/2010/wordml" xmlns:w15="http://schemas.microsoft.com/office/word/2012/wordml" xmlns:w16cei="http://schemas.microsoft.com/office/word/2026/wordml/cei" xmlns:w16cex="http://schemas.microsoft.com/office/word/2018/wordml/cex" xmlns:w16cid="http://schemas.microsoft.com/office/word/2016/wordml/cid" xmlns:w16="http://schemas.microsoft.com/office/word/2018/wordml" xmlns:w16du="http://schemas.microsoft.com/office/word/2023/wordml/word16du" xmlns:w16sdtdh="http://schemas.microsoft.com/office/word/2020/wordml/sdtdatahash" xmlns:w16sdtfl="http://schemas.microsoft.com/office/word/2024/wordml/sdtformatlock" xmlns:w16se="http://schemas.microsoft.com/office/word/2015/wordml/symex" xmlns:wpg="http://schemas.microsoft.com/office/word/2010/wordprocessingGroup" xmlns:wpi="http://schemas.microsoft.com/office/word/2010/wordprocessingInk" xmlns:wne="http://schemas.microsoft.com/office/word/2006/wordml" xmlns:wps="http://schemas.microsoft.com/office/word/2010/wordprocessingShape" mc:Ignorable="w14 w15 w16se w16cid w16 w16cex w16sdtdh w16sdtfl w16du wp14">
   <w:p>
     <w:pPr>
       <w:pBdr>
@@ -2695,7 +2776,7 @@
                   <pic:cNvPicPr/>
                 </pic:nvPicPr>
                 <pic:blipFill rotWithShape="1">
-                  <a:blip r:embed="rIdTplImgC">
+                  <a:blip r:embed="rId1">
                     <a:extLst>
                       <a:ext uri="{28A0092B-C50C-407E-A947-70E740481C1C}">
                         <a14:useLocalDpi xmlns:a14="http://schemas.microsoft.com/office/drawing/2010/main" val="0"/>
@@ -2742,45 +2823,8 @@
         <w:sz w:val="16"/>
         <w:szCs w:val="16"/>
       </w:rPr>
-      <w:t>PARADISE-</w:t>
+      <w:t xml:space="preserve">PARADISE-studie  ·  eCRF 21: Levenskwaliteit-vragenlijst (EQ-5D-5L) ·  Versie </w:t>
     </w:r>
-    <w:proofErr w:type="gramStart"/>
-    <w:r>
-      <w:rPr>
-        <w:color w:val="59636E"/>
-        <w:sz w:val="16"/>
-        <w:szCs w:val="16"/>
-      </w:rPr>
-      <w:t>studie  ·</w:t>
-    </w:r>
-    <w:proofErr w:type="gramEnd"/>
-    <w:r>
-      <w:rPr>
-        <w:color w:val="59636E"/>
-        <w:sz w:val="16"/>
-        <w:szCs w:val="16"/>
-      </w:rPr>
-      <w:t xml:space="preserve">  eCRF 21: Levenskwaliteit-vragenlijst (EQ-5D-5L) </w:t>
-    </w:r>
-    <w:proofErr w:type="gramStart"/>
-    <w:r>
-      <w:rPr>
-        <w:color w:val="59636E"/>
-        <w:sz w:val="16"/>
-        <w:szCs w:val="16"/>
-      </w:rPr>
-      <w:t>·</w:t>
-    </w:r>
-    <w:proofErr w:type="gramEnd"/>
-    <w:r>
-      <w:rPr>
-        <w:color w:val="59636E"/>
-        <w:sz w:val="16"/>
-        <w:szCs w:val="16"/>
-      </w:rPr>
-      <w:t xml:space="preserve">  Versie </w:t>
-    </w:r>
-    <w:proofErr w:type="gramStart"/>
     <w:r>
       <w:rPr>
         <w:i/>
@@ -2789,7 +2833,15 @@
         <w:sz w:val="16"/>
         <w:szCs w:val="16"/>
       </w:rPr>
-      <w:t xml:space="preserve">[ </w:t>
+      <w:t>[ 1.0 ]</w:t>
+    </w:r>
+    <w:r>
+      <w:rPr>
+        <w:color w:val="59636E"/>
+        <w:sz w:val="16"/>
+        <w:szCs w:val="16"/>
+      </w:rPr>
+      <w:t xml:space="preserve">  ·  </w:t>
     </w:r>
     <w:r>
       <w:rPr>
@@ -2799,126 +2851,15 @@
         <w:sz w:val="16"/>
         <w:szCs w:val="16"/>
       </w:rPr>
-      <w:t>1.0</w:t>
+      <w:t>[ 27/07/2026 ]</w:t>
     </w:r>
-    <w:proofErr w:type="gramEnd"/>
     <w:r>
       <w:rPr>
-        <w:i/>
-        <w:iCs/>
         <w:color w:val="59636E"/>
         <w:sz w:val="16"/>
         <w:szCs w:val="16"/>
       </w:rPr>
-      <w:t xml:space="preserve"> </w:t>
-    </w:r>
-    <w:proofErr w:type="gramStart"/>
-    <w:r>
-      <w:rPr>
-        <w:i/>
-        <w:iCs/>
-        <w:color w:val="59636E"/>
-        <w:sz w:val="16"/>
-        <w:szCs w:val="16"/>
-      </w:rPr>
-      <w:t>]</w:t>
-    </w:r>
-    <w:r>
-      <w:rPr>
-        <w:color w:val="59636E"/>
-        <w:sz w:val="16"/>
-        <w:szCs w:val="16"/>
-      </w:rPr>
-      <w:t xml:space="preserve">  ·</w:t>
-    </w:r>
-    <w:proofErr w:type="gramEnd"/>
-    <w:r>
-      <w:rPr>
-        <w:color w:val="59636E"/>
-        <w:sz w:val="16"/>
-        <w:szCs w:val="16"/>
-      </w:rPr>
-      <w:t xml:space="preserve">  </w:t>
-    </w:r>
-    <w:proofErr w:type="gramStart"/>
-    <w:r>
-      <w:rPr>
-        <w:i/>
-        <w:iCs/>
-        <w:color w:val="59636E"/>
-        <w:sz w:val="16"/>
-        <w:szCs w:val="16"/>
-      </w:rPr>
-      <w:t xml:space="preserve">[ </w:t>
-    </w:r>
-    <w:r>
-      <w:rPr>
-        <w:i/>
-        <w:iCs/>
-        <w:color w:val="59636E"/>
-        <w:sz w:val="16"/>
-        <w:szCs w:val="16"/>
-      </w:rPr>
-      <w:t>27</w:t>
-    </w:r>
-    <w:proofErr w:type="gramEnd"/>
-    <w:r>
-      <w:rPr>
-        <w:i/>
-        <w:iCs/>
-        <w:color w:val="59636E"/>
-        <w:sz w:val="16"/>
-        <w:szCs w:val="16"/>
-      </w:rPr>
-      <w:t>/07/</w:t>
-    </w:r>
-    <w:proofErr w:type="gramStart"/>
-    <w:r>
-      <w:rPr>
-        <w:i/>
-        <w:iCs/>
-        <w:color w:val="59636E"/>
-        <w:sz w:val="16"/>
-        <w:szCs w:val="16"/>
-      </w:rPr>
-      <w:t>2026</w:t>
-    </w:r>
-    <w:r>
-      <w:rPr>
-        <w:i/>
-        <w:iCs/>
-        <w:color w:val="59636E"/>
-        <w:sz w:val="16"/>
-        <w:szCs w:val="16"/>
-      </w:rPr>
-      <w:t xml:space="preserve"> ]</w:t>
-    </w:r>
-    <w:proofErr w:type="gramEnd"/>
-    <w:r>
-      <w:rPr>
-        <w:color w:val="59636E"/>
-        <w:sz w:val="16"/>
-        <w:szCs w:val="16"/>
-      </w:rPr>
-      <w:t xml:space="preserve">  </w:t>
-    </w:r>
-    <w:proofErr w:type="gramStart"/>
-    <w:r>
-      <w:rPr>
-        <w:color w:val="59636E"/>
-        <w:sz w:val="16"/>
-        <w:szCs w:val="16"/>
-      </w:rPr>
-      <w:t>·  Pagina</w:t>
-    </w:r>
-    <w:proofErr w:type="gramEnd"/>
-    <w:r>
-      <w:rPr>
-        <w:color w:val="59636E"/>
-        <w:sz w:val="16"/>
-        <w:szCs w:val="16"/>
-      </w:rPr>
-      <w:t xml:space="preserve"> </w:t>
+      <w:t xml:space="preserve">  ·  Pagina </w:t>
     </w:r>
     <w:r>
       <w:rPr>
@@ -3015,7 +2956,7 @@
 </file>
 
 <file path=word/footnotes.xml><?xml version="1.0" encoding="utf-8"?>
-<w:footnotes xmlns:wpc="http://schemas.microsoft.com/office/word/2010/wordprocessingCanvas" xmlns:cx="http://schemas.microsoft.com/office/drawing/2014/chartex" xmlns:cx1="http://schemas.microsoft.com/office/drawing/2015/9/8/chartex" xmlns:cx2="http://schemas.microsoft.com/office/drawing/2015/10/21/chartex" xmlns:cx3="http://schemas.microsoft.com/office/drawing/2016/5/9/chartex" xmlns:cx4="http://schemas.microsoft.com/office/drawing/2016/5/10/chartex" xmlns:cx5="http://schemas.microsoft.com/office/drawing/2016/5/11/chartex" xmlns:cx6="http://schemas.microsoft.com/office/drawing/2016/5/12/chartex" xmlns:cx7="http://schemas.microsoft.com/office/drawing/2016/5/13/chartex" xmlns:cx8="http://schemas.microsoft.com/office/drawing/2016/5/14/chartex" xmlns:mc="http://schemas.openxmlformats.org/markup-compatibility/2006" xmlns:aink="http://schemas.microsoft.com/office/drawing/2016/ink" xmlns:am3d="http://schemas.microsoft.com/office/drawing/2017/model3d" xmlns:o="urn:schemas-microsoft-com:office:office" xmlns:oel="http://schemas.microsoft.com/office/2019/extlst" xmlns:r="http://schemas.openxmlformats.org/officeDocument/2006/relationships" xmlns:m="http://schemas.openxmlformats.org/officeDocument/2006/math" xmlns:v="urn:schemas-microsoft-com:vml" xmlns:wp14="http://schemas.microsoft.com/office/word/2010/wordprocessingDrawing" xmlns:wp="http://schemas.openxmlformats.org/drawingml/2006/wordprocessingDrawing" xmlns:w10="urn:schemas-microsoft-com:office:word" xmlns:w="http://schemas.openxmlformats.org/wordprocessingml/2006/main" xmlns:w14="http://schemas.microsoft.com/office/word/2010/wordml" xmlns:w15="http://schemas.microsoft.com/office/word/2012/wordml" xmlns:w16cex="http://schemas.microsoft.com/office/word/2018/wordml/cex" xmlns:w16cid="http://schemas.microsoft.com/office/word/2016/wordml/cid" xmlns:w16="http://schemas.microsoft.com/office/word/2018/wordml" xmlns:w16du="http://schemas.microsoft.com/office/word/2023/wordml/word16du" xmlns:w16sdtdh="http://schemas.microsoft.com/office/word/2020/wordml/sdtdatahash" xmlns:w16sdtfl="http://schemas.microsoft.com/office/word/2024/wordml/sdtformatlock" xmlns:w16se="http://schemas.microsoft.com/office/word/2015/wordml/symex" xmlns:wpg="http://schemas.microsoft.com/office/word/2010/wordprocessingGroup" xmlns:wpi="http://schemas.microsoft.com/office/word/2010/wordprocessingInk" xmlns:wne="http://schemas.microsoft.com/office/word/2006/wordml" xmlns:wps="http://schemas.microsoft.com/office/word/2010/wordprocessingShape" mc:Ignorable="w14 w15 w16se w16cid w16 w16cex w16sdtdh w16sdtfl w16du wp14">
+<w:footnotes xmlns:wpc="http://schemas.microsoft.com/office/word/2010/wordprocessingCanvas" xmlns:cx="http://schemas.microsoft.com/office/drawing/2014/chartex" xmlns:cx1="http://schemas.microsoft.com/office/drawing/2015/9/8/chartex" xmlns:cx2="http://schemas.microsoft.com/office/drawing/2015/10/21/chartex" xmlns:cx3="http://schemas.microsoft.com/office/drawing/2016/5/9/chartex" xmlns:cx4="http://schemas.microsoft.com/office/drawing/2016/5/10/chartex" xmlns:cx5="http://schemas.microsoft.com/office/drawing/2016/5/11/chartex" xmlns:cx6="http://schemas.microsoft.com/office/drawing/2016/5/12/chartex" xmlns:cx7="http://schemas.microsoft.com/office/drawing/2016/5/13/chartex" xmlns:cx8="http://schemas.microsoft.com/office/drawing/2016/5/14/chartex" xmlns:mc="http://schemas.openxmlformats.org/markup-compatibility/2006" xmlns:aink="http://schemas.microsoft.com/office/drawing/2016/ink" xmlns:am3d="http://schemas.microsoft.com/office/drawing/2017/model3d" xmlns:o="urn:schemas-microsoft-com:office:office" xmlns:oel="http://schemas.microsoft.com/office/2019/extlst" xmlns:r="http://schemas.openxmlformats.org/officeDocument/2006/relationships" xmlns:m="http://schemas.openxmlformats.org/officeDocument/2006/math" xmlns:v="urn:schemas-microsoft-com:vml" xmlns:wp14="http://schemas.microsoft.com/office/word/2010/wordprocessingDrawing" xmlns:wp="http://schemas.openxmlformats.org/drawingml/2006/wordprocessingDrawing" xmlns:w10="urn:schemas-microsoft-com:office:word" xmlns:w="http://schemas.openxmlformats.org/wordprocessingml/2006/main" xmlns:w14="http://schemas.microsoft.com/office/word/2010/wordml" xmlns:w15="http://schemas.microsoft.com/office/word/2012/wordml" xmlns:w16cei="http://schemas.microsoft.com/office/word/2026/wordml/cei" xmlns:w16cex="http://schemas.microsoft.com/office/word/2018/wordml/cex" xmlns:w16cid="http://schemas.microsoft.com/office/word/2016/wordml/cid" xmlns:w16="http://schemas.microsoft.com/office/word/2018/wordml" xmlns:w16du="http://schemas.microsoft.com/office/word/2023/wordml/word16du" xmlns:w16sdtdh="http://schemas.microsoft.com/office/word/2020/wordml/sdtdatahash" xmlns:w16sdtfl="http://schemas.microsoft.com/office/word/2024/wordml/sdtformatlock" xmlns:w16se="http://schemas.microsoft.com/office/word/2015/wordml/symex" xmlns:wpg="http://schemas.microsoft.com/office/word/2010/wordprocessingGroup" xmlns:wpi="http://schemas.microsoft.com/office/word/2010/wordprocessingInk" xmlns:wne="http://schemas.microsoft.com/office/word/2006/wordml" xmlns:wps="http://schemas.microsoft.com/office/word/2010/wordprocessingShape" mc:Ignorable="w14 w15 w16se w16cid w16 w16cex w16sdtdh w16sdtfl w16du wp14">
   <w:footnote w:type="separator" w:id="-1">
     <w:p>
       <w:pPr>
@@ -3034,10 +2975,9 @@
 </file>
 
 <file path=word/header1.xml><?xml version="1.0" encoding="utf-8"?>
-<w:hdr xmlns:wpc="http://schemas.microsoft.com/office/word/2010/wordprocessingCanvas" xmlns:cx="http://schemas.microsoft.com/office/drawing/2014/chartex" xmlns:cx1="http://schemas.microsoft.com/office/drawing/2015/9/8/chartex" xmlns:cx2="http://schemas.microsoft.com/office/drawing/2015/10/21/chartex" xmlns:cx3="http://schemas.microsoft.com/office/drawing/2016/5/9/chartex" xmlns:cx4="http://schemas.microsoft.com/office/drawing/2016/5/10/chartex" xmlns:cx5="http://schemas.microsoft.com/office/drawing/2016/5/11/chartex" xmlns:cx6="http://schemas.microsoft.com/office/drawing/2016/5/12/chartex" xmlns:cx7="http://schemas.microsoft.com/office/drawing/2016/5/13/chartex" xmlns:cx8="http://schemas.microsoft.com/office/drawing/2016/5/14/chartex" xmlns:mc="http://schemas.openxmlformats.org/markup-compatibility/2006" xmlns:aink="http://schemas.microsoft.com/office/drawing/2016/ink" xmlns:am3d="http://schemas.microsoft.com/office/drawing/2017/model3d" xmlns:o="urn:schemas-microsoft-com:office:office" xmlns:oel="http://schemas.microsoft.com/office/2019/extlst" xmlns:r="http://schemas.openxmlformats.org/officeDocument/2006/relationships" xmlns:m="http://schemas.openxmlformats.org/officeDocument/2006/math" xmlns:v="urn:schemas-microsoft-com:vml" xmlns:wp14="http://schemas.microsoft.com/office/word/2010/wordprocessingDrawing" xmlns:wp="http://schemas.openxmlformats.org/drawingml/2006/wordprocessingDrawing" xmlns:w10="urn:schemas-microsoft-com:office:word" xmlns:w="http://schemas.openxmlformats.org/wordprocessingml/2006/main" xmlns:w14="http://schemas.microsoft.com/office/word/2010/wordml" xmlns:w15="http://schemas.microsoft.com/office/word/2012/wordml" xmlns:w16cex="http://schemas.microsoft.com/office/word/2018/wordml/cex" xmlns:w16cid="http://schemas.microsoft.com/office/word/2016/wordml/cid" xmlns:w16="http://schemas.microsoft.com/office/word/2018/wordml" xmlns:w16du="http://schemas.microsoft.com/office/word/2023/wordml/word16du" xmlns:w16sdtdh="http://schemas.microsoft.com/office/word/2020/wordml/sdtdatahash" xmlns:w16sdtfl="http://schemas.microsoft.com/office/word/2024/wordml/sdtformatlock" xmlns:w16se="http://schemas.microsoft.com/office/word/2015/wordml/symex" xmlns:wpg="http://schemas.microsoft.com/office/word/2010/wordprocessingGroup" xmlns:wpi="http://schemas.microsoft.com/office/word/2010/wordprocessingInk" xmlns:wne="http://schemas.microsoft.com/office/word/2006/wordml" xmlns:wps="http://schemas.microsoft.com/office/word/2010/wordprocessingShape" mc:Ignorable="w14 w15 w16se w16cid w16 w16cex w16sdtdh w16sdtfl w16du wp14">
+<w:hdr xmlns:wpc="http://schemas.microsoft.com/office/word/2010/wordprocessingCanvas" xmlns:cx="http://schemas.microsoft.com/office/drawing/2014/chartex" xmlns:cx1="http://schemas.microsoft.com/office/drawing/2015/9/8/chartex" xmlns:cx2="http://schemas.microsoft.com/office/drawing/2015/10/21/chartex" xmlns:cx3="http://schemas.microsoft.com/office/drawing/2016/5/9/chartex" xmlns:cx4="http://schemas.microsoft.com/office/drawing/2016/5/10/chartex" xmlns:cx5="http://schemas.microsoft.com/office/drawing/2016/5/11/chartex" xmlns:cx6="http://schemas.microsoft.com/office/drawing/2016/5/12/chartex" xmlns:cx7="http://schemas.microsoft.com/office/drawing/2016/5/13/chartex" xmlns:cx8="http://schemas.microsoft.com/office/drawing/2016/5/14/chartex" xmlns:mc="http://schemas.openxmlformats.org/markup-compatibility/2006" xmlns:aink="http://schemas.microsoft.com/office/drawing/2016/ink" xmlns:am3d="http://schemas.microsoft.com/office/drawing/2017/model3d" xmlns:o="urn:schemas-microsoft-com:office:office" xmlns:oel="http://schemas.microsoft.com/office/2019/extlst" xmlns:r="http://schemas.openxmlformats.org/officeDocument/2006/relationships" xmlns:m="http://schemas.openxmlformats.org/officeDocument/2006/math" xmlns:v="urn:schemas-microsoft-com:vml" xmlns:wp14="http://schemas.microsoft.com/office/word/2010/wordprocessingDrawing" xmlns:wp="http://schemas.openxmlformats.org/drawingml/2006/wordprocessingDrawing" xmlns:w10="urn:schemas-microsoft-com:office:word" xmlns:w="http://schemas.openxmlformats.org/wordprocessingml/2006/main" xmlns:w14="http://schemas.microsoft.com/office/word/2010/wordml" xmlns:w15="http://schemas.microsoft.com/office/word/2012/wordml" xmlns:w16cei="http://schemas.microsoft.com/office/word/2026/wordml/cei" xmlns:w16cex="http://schemas.microsoft.com/office/word/2018/wordml/cex" xmlns:w16cid="http://schemas.microsoft.com/office/word/2016/wordml/cid" xmlns:w16="http://schemas.microsoft.com/office/word/2018/wordml" xmlns:w16du="http://schemas.microsoft.com/office/word/2023/wordml/word16du" xmlns:w16sdtdh="http://schemas.microsoft.com/office/word/2020/wordml/sdtdatahash" xmlns:w16sdtfl="http://schemas.microsoft.com/office/word/2024/wordml/sdtformatlock" xmlns:w16se="http://schemas.microsoft.com/office/word/2015/wordml/symex" xmlns:wpg="http://schemas.microsoft.com/office/word/2010/wordprocessingGroup" xmlns:wpi="http://schemas.microsoft.com/office/word/2010/wordprocessingInk" xmlns:wne="http://schemas.microsoft.com/office/word/2006/wordml" xmlns:wps="http://schemas.microsoft.com/office/word/2010/wordprocessingShape" mc:Ignorable="w14 w15 w16se w16cid w16 w16cex w16sdtdh w16sdtfl w16du wp14">
   <w:p>
     <w:pPr>
-      <w:pStyle w:val="Koptekst"/>
       <w:jc w:val="right"/>
     </w:pPr>
     <w:r>
@@ -3081,7 +3021,7 @@
                   <pic:cNvPicPr/>
                 </pic:nvPicPr>
                 <pic:blipFill>
-                  <a:blip r:embed="rIdTplImgA">
+                  <a:blip r:embed="rId1">
                     <a:extLst>
                       <a:ext uri="{28A0092B-C50C-407E-A947-70E740481C1C}">
                         <a14:useLocalDpi xmlns:a14="http://schemas.microsoft.com/office/drawing/2010/main" val="0"/>
@@ -3133,7 +3073,7 @@
                   <pic:cNvPicPr/>
                 </pic:nvPicPr>
                 <pic:blipFill>
-                  <a:blip r:embed="rIdTplImgB">
+                  <a:blip r:embed="rId2">
                     <a:extLst>
                       <a:ext uri="{28A0092B-C50C-407E-A947-70E740481C1C}">
                         <a14:useLocalDpi xmlns:a14="http://schemas.microsoft.com/office/drawing/2010/main" val="0"/>
@@ -3164,7 +3104,7 @@
 </file>
 
 <file path=word/numbering.xml><?xml version="1.0" encoding="utf-8"?>
-<w:numbering xmlns:wpc="http://schemas.microsoft.com/office/word/2010/wordprocessingCanvas" xmlns:cx="http://schemas.microsoft.com/office/drawing/2014/chartex" xmlns:cx1="http://schemas.microsoft.com/office/drawing/2015/9/8/chartex" xmlns:cx2="http://schemas.microsoft.com/office/drawing/2015/10/21/chartex" xmlns:cx3="http://schemas.microsoft.com/office/drawing/2016/5/9/chartex" xmlns:cx4="http://schemas.microsoft.com/office/drawing/2016/5/10/chartex" xmlns:cx5="http://schemas.microsoft.com/office/drawing/2016/5/11/chartex" xmlns:cx6="http://schemas.microsoft.com/office/drawing/2016/5/12/chartex" xmlns:cx7="http://schemas.microsoft.com/office/drawing/2016/5/13/chartex" xmlns:cx8="http://schemas.microsoft.com/office/drawing/2016/5/14/chartex" xmlns:mc="http://schemas.openxmlformats.org/markup-compatibility/2006" xmlns:aink="http://schemas.microsoft.com/office/drawing/2016/ink" xmlns:am3d="http://schemas.microsoft.com/office/drawing/2017/model3d" xmlns:o="urn:schemas-microsoft-com:office:office" xmlns:oel="http://schemas.microsoft.com/office/2019/extlst" xmlns:r="http://schemas.openxmlformats.org/officeDocument/2006/relationships" xmlns:m="http://schemas.openxmlformats.org/officeDocument/2006/math" xmlns:v="urn:schemas-microsoft-com:vml" xmlns:wp14="http://schemas.microsoft.com/office/word/2010/wordprocessingDrawing" xmlns:wp="http://schemas.openxmlformats.org/drawingml/2006/wordprocessingDrawing" xmlns:w10="urn:schemas-microsoft-com:office:word" xmlns:w="http://schemas.openxmlformats.org/wordprocessingml/2006/main" xmlns:w14="http://schemas.microsoft.com/office/word/2010/wordml" xmlns:w15="http://schemas.microsoft.com/office/word/2012/wordml" xmlns:w16cex="http://schemas.microsoft.com/office/word/2018/wordml/cex" xmlns:w16cid="http://schemas.microsoft.com/office/word/2016/wordml/cid" xmlns:w16="http://schemas.microsoft.com/office/word/2018/wordml" xmlns:w16du="http://schemas.microsoft.com/office/word/2023/wordml/word16du" xmlns:w16sdtdh="http://schemas.microsoft.com/office/word/2020/wordml/sdtdatahash" xmlns:w16sdtfl="http://schemas.microsoft.com/office/word/2024/wordml/sdtformatlock" xmlns:w16se="http://schemas.microsoft.com/office/word/2015/wordml/symex" xmlns:wpg="http://schemas.microsoft.com/office/word/2010/wordprocessingGroup" xmlns:wpi="http://schemas.microsoft.com/office/word/2010/wordprocessingInk" xmlns:wne="http://schemas.microsoft.com/office/word/2006/wordml" xmlns:wps="http://schemas.microsoft.com/office/word/2010/wordprocessingShape" mc:Ignorable="w14 w15 w16se w16cid w16 w16cex w16sdtdh w16sdtfl w16du wp14">
+<w:numbering xmlns:wpc="http://schemas.microsoft.com/office/word/2010/wordprocessingCanvas" xmlns:cx="http://schemas.microsoft.com/office/drawing/2014/chartex" xmlns:cx1="http://schemas.microsoft.com/office/drawing/2015/9/8/chartex" xmlns:cx2="http://schemas.microsoft.com/office/drawing/2015/10/21/chartex" xmlns:cx3="http://schemas.microsoft.com/office/drawing/2016/5/9/chartex" xmlns:cx4="http://schemas.microsoft.com/office/drawing/2016/5/10/chartex" xmlns:cx5="http://schemas.microsoft.com/office/drawing/2016/5/11/chartex" xmlns:cx6="http://schemas.microsoft.com/office/drawing/2016/5/12/chartex" xmlns:cx7="http://schemas.microsoft.com/office/drawing/2016/5/13/chartex" xmlns:cx8="http://schemas.microsoft.com/office/drawing/2016/5/14/chartex" xmlns:mc="http://schemas.openxmlformats.org/markup-compatibility/2006" xmlns:aink="http://schemas.microsoft.com/office/drawing/2016/ink" xmlns:am3d="http://schemas.microsoft.com/office/drawing/2017/model3d" xmlns:o="urn:schemas-microsoft-com:office:office" xmlns:oel="http://schemas.microsoft.com/office/2019/extlst" xmlns:r="http://schemas.openxmlformats.org/officeDocument/2006/relationships" xmlns:m="http://schemas.openxmlformats.org/officeDocument/2006/math" xmlns:v="urn:schemas-microsoft-com:vml" xmlns:wp14="http://schemas.microsoft.com/office/word/2010/wordprocessingDrawing" xmlns:wp="http://schemas.openxmlformats.org/drawingml/2006/wordprocessingDrawing" xmlns:w10="urn:schemas-microsoft-com:office:word" xmlns:w="http://schemas.openxmlformats.org/wordprocessingml/2006/main" xmlns:w14="http://schemas.microsoft.com/office/word/2010/wordml" xmlns:w15="http://schemas.microsoft.com/office/word/2012/wordml" xmlns:w16cei="http://schemas.microsoft.com/office/word/2026/wordml/cei" xmlns:w16cex="http://schemas.microsoft.com/office/word/2018/wordml/cex" xmlns:w16cid="http://schemas.microsoft.com/office/word/2016/wordml/cid" xmlns:w16="http://schemas.microsoft.com/office/word/2018/wordml" xmlns:w16du="http://schemas.microsoft.com/office/word/2023/wordml/word16du" xmlns:w16sdtdh="http://schemas.microsoft.com/office/word/2020/wordml/sdtdatahash" xmlns:w16sdtfl="http://schemas.microsoft.com/office/word/2024/wordml/sdtformatlock" xmlns:w16se="http://schemas.microsoft.com/office/word/2015/wordml/symex" xmlns:wpg="http://schemas.microsoft.com/office/word/2010/wordprocessingGroup" xmlns:wpi="http://schemas.microsoft.com/office/word/2010/wordprocessingInk" xmlns:wne="http://schemas.microsoft.com/office/word/2006/wordml" xmlns:wps="http://schemas.microsoft.com/office/word/2010/wordprocessingShape" mc:Ignorable="w14 w15 w16se w16cid w16 w16cex w16sdtdh w16sdtfl w16du wp14">
   <w:abstractNum w:abstractNumId="0" w15:restartNumberingAfterBreak="0">
     <w:nsid w:val="03E752F1"/>
     <w:multiLevelType w:val="multilevel"/>
@@ -3181,7 +3121,7 @@
         <w:ind w:left="720" w:hanging="360"/>
       </w:pPr>
       <w:rPr>
-        <w:rFonts w:hint="default" w:ascii="Symbol" w:hAnsi="Symbol"/>
+        <w:rFonts w:ascii="Symbol" w:hAnsi="Symbol" w:hint="default"/>
         <w:sz w:val="20"/>
       </w:rPr>
     </w:lvl>
@@ -3197,7 +3137,7 @@
         <w:ind w:left="1440" w:hanging="360"/>
       </w:pPr>
       <w:rPr>
-        <w:rFonts w:hint="default" w:ascii="Courier New" w:hAnsi="Courier New"/>
+        <w:rFonts w:ascii="Courier New" w:hAnsi="Courier New" w:hint="default"/>
         <w:sz w:val="20"/>
       </w:rPr>
     </w:lvl>
@@ -3213,7 +3153,7 @@
         <w:ind w:left="2160" w:hanging="360"/>
       </w:pPr>
       <w:rPr>
-        <w:rFonts w:hint="default" w:ascii="Wingdings" w:hAnsi="Wingdings"/>
+        <w:rFonts w:ascii="Wingdings" w:hAnsi="Wingdings" w:hint="default"/>
         <w:sz w:val="20"/>
       </w:rPr>
     </w:lvl>
@@ -3229,7 +3169,7 @@
         <w:ind w:left="2880" w:hanging="360"/>
       </w:pPr>
       <w:rPr>
-        <w:rFonts w:hint="default" w:ascii="Wingdings" w:hAnsi="Wingdings"/>
+        <w:rFonts w:ascii="Wingdings" w:hAnsi="Wingdings" w:hint="default"/>
         <w:sz w:val="20"/>
       </w:rPr>
     </w:lvl>
@@ -3245,7 +3185,7 @@
         <w:ind w:left="3600" w:hanging="360"/>
       </w:pPr>
       <w:rPr>
-        <w:rFonts w:hint="default" w:ascii="Wingdings" w:hAnsi="Wingdings"/>
+        <w:rFonts w:ascii="Wingdings" w:hAnsi="Wingdings" w:hint="default"/>
         <w:sz w:val="20"/>
       </w:rPr>
     </w:lvl>
@@ -3261,7 +3201,7 @@
         <w:ind w:left="4320" w:hanging="360"/>
       </w:pPr>
       <w:rPr>
-        <w:rFonts w:hint="default" w:ascii="Wingdings" w:hAnsi="Wingdings"/>
+        <w:rFonts w:ascii="Wingdings" w:hAnsi="Wingdings" w:hint="default"/>
         <w:sz w:val="20"/>
       </w:rPr>
     </w:lvl>
@@ -3277,7 +3217,7 @@
         <w:ind w:left="5040" w:hanging="360"/>
       </w:pPr>
       <w:rPr>
-        <w:rFonts w:hint="default" w:ascii="Wingdings" w:hAnsi="Wingdings"/>
+        <w:rFonts w:ascii="Wingdings" w:hAnsi="Wingdings" w:hint="default"/>
         <w:sz w:val="20"/>
       </w:rPr>
     </w:lvl>
@@ -3293,7 +3233,7 @@
         <w:ind w:left="5760" w:hanging="360"/>
       </w:pPr>
       <w:rPr>
-        <w:rFonts w:hint="default" w:ascii="Wingdings" w:hAnsi="Wingdings"/>
+        <w:rFonts w:ascii="Wingdings" w:hAnsi="Wingdings" w:hint="default"/>
         <w:sz w:val="20"/>
       </w:rPr>
     </w:lvl>
@@ -3309,7 +3249,7 @@
         <w:ind w:left="6480" w:hanging="360"/>
       </w:pPr>
       <w:rPr>
-        <w:rFonts w:hint="default" w:ascii="Wingdings" w:hAnsi="Wingdings"/>
+        <w:rFonts w:ascii="Wingdings" w:hAnsi="Wingdings" w:hint="default"/>
         <w:sz w:val="20"/>
       </w:rPr>
     </w:lvl>
@@ -3327,7 +3267,7 @@
         <w:ind w:left="720" w:hanging="360"/>
       </w:pPr>
       <w:rPr>
-        <w:rFonts w:hint="default" w:ascii="Symbol" w:hAnsi="Symbol"/>
+        <w:rFonts w:ascii="Symbol" w:hAnsi="Symbol" w:hint="default"/>
       </w:rPr>
     </w:lvl>
     <w:lvl w:ilvl="1" w:tplc="04130003" w:tentative="1">
@@ -3339,7 +3279,7 @@
         <w:ind w:left="1440" w:hanging="360"/>
       </w:pPr>
       <w:rPr>
-        <w:rFonts w:hint="default" w:ascii="Courier New" w:hAnsi="Courier New" w:cs="Courier New"/>
+        <w:rFonts w:ascii="Courier New" w:hAnsi="Courier New" w:cs="Courier New" w:hint="default"/>
       </w:rPr>
     </w:lvl>
     <w:lvl w:ilvl="2" w:tplc="04130005" w:tentative="1">
@@ -3351,7 +3291,7 @@
         <w:ind w:left="2160" w:hanging="360"/>
       </w:pPr>
       <w:rPr>
-        <w:rFonts w:hint="default" w:ascii="Wingdings" w:hAnsi="Wingdings"/>
+        <w:rFonts w:ascii="Wingdings" w:hAnsi="Wingdings" w:hint="default"/>
       </w:rPr>
     </w:lvl>
     <w:lvl w:ilvl="3" w:tplc="04130001" w:tentative="1">
@@ -3363,7 +3303,7 @@
         <w:ind w:left="2880" w:hanging="360"/>
       </w:pPr>
       <w:rPr>
-        <w:rFonts w:hint="default" w:ascii="Symbol" w:hAnsi="Symbol"/>
+        <w:rFonts w:ascii="Symbol" w:hAnsi="Symbol" w:hint="default"/>
       </w:rPr>
     </w:lvl>
     <w:lvl w:ilvl="4" w:tplc="04130003" w:tentative="1">
@@ -3375,7 +3315,7 @@
         <w:ind w:left="3600" w:hanging="360"/>
       </w:pPr>
       <w:rPr>
-        <w:rFonts w:hint="default" w:ascii="Courier New" w:hAnsi="Courier New" w:cs="Courier New"/>
+        <w:rFonts w:ascii="Courier New" w:hAnsi="Courier New" w:cs="Courier New" w:hint="default"/>
       </w:rPr>
     </w:lvl>
     <w:lvl w:ilvl="5" w:tplc="04130005" w:tentative="1">
@@ -3387,7 +3327,7 @@
         <w:ind w:left="4320" w:hanging="360"/>
       </w:pPr>
       <w:rPr>
-        <w:rFonts w:hint="default" w:ascii="Wingdings" w:hAnsi="Wingdings"/>
+        <w:rFonts w:ascii="Wingdings" w:hAnsi="Wingdings" w:hint="default"/>
       </w:rPr>
     </w:lvl>
     <w:lvl w:ilvl="6" w:tplc="04130001" w:tentative="1">
@@ -3399,7 +3339,7 @@
         <w:ind w:left="5040" w:hanging="360"/>
       </w:pPr>
       <w:rPr>
-        <w:rFonts w:hint="default" w:ascii="Symbol" w:hAnsi="Symbol"/>
+        <w:rFonts w:ascii="Symbol" w:hAnsi="Symbol" w:hint="default"/>
       </w:rPr>
     </w:lvl>
     <w:lvl w:ilvl="7" w:tplc="04130003" w:tentative="1">
@@ -3411,7 +3351,7 @@
         <w:ind w:left="5760" w:hanging="360"/>
       </w:pPr>
       <w:rPr>
-        <w:rFonts w:hint="default" w:ascii="Courier New" w:hAnsi="Courier New" w:cs="Courier New"/>
+        <w:rFonts w:ascii="Courier New" w:hAnsi="Courier New" w:cs="Courier New" w:hint="default"/>
       </w:rPr>
     </w:lvl>
     <w:lvl w:ilvl="8" w:tplc="04130005" w:tentative="1">
@@ -3423,7 +3363,7 @@
         <w:ind w:left="6480" w:hanging="360"/>
       </w:pPr>
       <w:rPr>
-        <w:rFonts w:hint="default" w:ascii="Wingdings" w:hAnsi="Wingdings"/>
+        <w:rFonts w:ascii="Wingdings" w:hAnsi="Wingdings" w:hint="default"/>
       </w:rPr>
     </w:lvl>
   </w:abstractNum>
@@ -3443,7 +3383,7 @@
         <w:ind w:left="720" w:hanging="360"/>
       </w:pPr>
       <w:rPr>
-        <w:rFonts w:hint="default" w:ascii="Symbol" w:hAnsi="Symbol"/>
+        <w:rFonts w:ascii="Symbol" w:hAnsi="Symbol" w:hint="default"/>
         <w:sz w:val="20"/>
       </w:rPr>
     </w:lvl>
@@ -3459,7 +3399,7 @@
         <w:ind w:left="1440" w:hanging="360"/>
       </w:pPr>
       <w:rPr>
-        <w:rFonts w:hint="default" w:ascii="Courier New" w:hAnsi="Courier New"/>
+        <w:rFonts w:ascii="Courier New" w:hAnsi="Courier New" w:hint="default"/>
         <w:sz w:val="20"/>
       </w:rPr>
     </w:lvl>
@@ -3475,7 +3415,7 @@
         <w:ind w:left="2160" w:hanging="360"/>
       </w:pPr>
       <w:rPr>
-        <w:rFonts w:hint="default" w:ascii="Wingdings" w:hAnsi="Wingdings"/>
+        <w:rFonts w:ascii="Wingdings" w:hAnsi="Wingdings" w:hint="default"/>
         <w:sz w:val="20"/>
       </w:rPr>
     </w:lvl>
@@ -3491,7 +3431,7 @@
         <w:ind w:left="2880" w:hanging="360"/>
       </w:pPr>
       <w:rPr>
-        <w:rFonts w:hint="default" w:ascii="Wingdings" w:hAnsi="Wingdings"/>
+        <w:rFonts w:ascii="Wingdings" w:hAnsi="Wingdings" w:hint="default"/>
         <w:sz w:val="20"/>
       </w:rPr>
     </w:lvl>
@@ -3507,7 +3447,7 @@
         <w:ind w:left="3600" w:hanging="360"/>
       </w:pPr>
       <w:rPr>
-        <w:rFonts w:hint="default" w:ascii="Wingdings" w:hAnsi="Wingdings"/>
+        <w:rFonts w:ascii="Wingdings" w:hAnsi="Wingdings" w:hint="default"/>
         <w:sz w:val="20"/>
       </w:rPr>
     </w:lvl>
@@ -3523,7 +3463,7 @@
         <w:ind w:left="4320" w:hanging="360"/>
       </w:pPr>
       <w:rPr>
-        <w:rFonts w:hint="default" w:ascii="Wingdings" w:hAnsi="Wingdings"/>
+        <w:rFonts w:ascii="Wingdings" w:hAnsi="Wingdings" w:hint="default"/>
         <w:sz w:val="20"/>
       </w:rPr>
     </w:lvl>
@@ -3539,7 +3479,7 @@
         <w:ind w:left="5040" w:hanging="360"/>
       </w:pPr>
       <w:rPr>
-        <w:rFonts w:hint="default" w:ascii="Wingdings" w:hAnsi="Wingdings"/>
+        <w:rFonts w:ascii="Wingdings" w:hAnsi="Wingdings" w:hint="default"/>
         <w:sz w:val="20"/>
       </w:rPr>
     </w:lvl>
@@ -3555,7 +3495,7 @@
         <w:ind w:left="5760" w:hanging="360"/>
       </w:pPr>
       <w:rPr>
-        <w:rFonts w:hint="default" w:ascii="Wingdings" w:hAnsi="Wingdings"/>
+        <w:rFonts w:ascii="Wingdings" w:hAnsi="Wingdings" w:hint="default"/>
         <w:sz w:val="20"/>
       </w:rPr>
     </w:lvl>
@@ -3571,7 +3511,7 @@
         <w:ind w:left="6480" w:hanging="360"/>
       </w:pPr>
       <w:rPr>
-        <w:rFonts w:hint="default" w:ascii="Wingdings" w:hAnsi="Wingdings"/>
+        <w:rFonts w:ascii="Wingdings" w:hAnsi="Wingdings" w:hint="default"/>
         <w:sz w:val="20"/>
       </w:rPr>
     </w:lvl>
@@ -3592,7 +3532,7 @@
         <w:ind w:left="720" w:hanging="360"/>
       </w:pPr>
       <w:rPr>
-        <w:rFonts w:hint="default" w:ascii="Symbol" w:hAnsi="Symbol"/>
+        <w:rFonts w:ascii="Symbol" w:hAnsi="Symbol" w:hint="default"/>
         <w:sz w:val="20"/>
       </w:rPr>
     </w:lvl>
@@ -3608,7 +3548,7 @@
         <w:ind w:left="1440" w:hanging="360"/>
       </w:pPr>
       <w:rPr>
-        <w:rFonts w:hint="default" w:ascii="Courier New" w:hAnsi="Courier New"/>
+        <w:rFonts w:ascii="Courier New" w:hAnsi="Courier New" w:hint="default"/>
         <w:sz w:val="20"/>
       </w:rPr>
     </w:lvl>
@@ -3624,7 +3564,7 @@
         <w:ind w:left="2160" w:hanging="360"/>
       </w:pPr>
       <w:rPr>
-        <w:rFonts w:hint="default" w:ascii="Wingdings" w:hAnsi="Wingdings"/>
+        <w:rFonts w:ascii="Wingdings" w:hAnsi="Wingdings" w:hint="default"/>
         <w:sz w:val="20"/>
       </w:rPr>
     </w:lvl>
@@ -3640,7 +3580,7 @@
         <w:ind w:left="2880" w:hanging="360"/>
       </w:pPr>
       <w:rPr>
-        <w:rFonts w:hint="default" w:ascii="Wingdings" w:hAnsi="Wingdings"/>
+        <w:rFonts w:ascii="Wingdings" w:hAnsi="Wingdings" w:hint="default"/>
         <w:sz w:val="20"/>
       </w:rPr>
     </w:lvl>
@@ -3656,7 +3596,7 @@
         <w:ind w:left="3600" w:hanging="360"/>
       </w:pPr>
       <w:rPr>
-        <w:rFonts w:hint="default" w:ascii="Wingdings" w:hAnsi="Wingdings"/>
+        <w:rFonts w:ascii="Wingdings" w:hAnsi="Wingdings" w:hint="default"/>
         <w:sz w:val="20"/>
       </w:rPr>
     </w:lvl>
@@ -3672,7 +3612,7 @@
         <w:ind w:left="4320" w:hanging="360"/>
       </w:pPr>
       <w:rPr>
-        <w:rFonts w:hint="default" w:ascii="Wingdings" w:hAnsi="Wingdings"/>
+        <w:rFonts w:ascii="Wingdings" w:hAnsi="Wingdings" w:hint="default"/>
         <w:sz w:val="20"/>
       </w:rPr>
     </w:lvl>
@@ -3688,7 +3628,7 @@
         <w:ind w:left="5040" w:hanging="360"/>
       </w:pPr>
       <w:rPr>
-        <w:rFonts w:hint="default" w:ascii="Wingdings" w:hAnsi="Wingdings"/>
+        <w:rFonts w:ascii="Wingdings" w:hAnsi="Wingdings" w:hint="default"/>
         <w:sz w:val="20"/>
       </w:rPr>
     </w:lvl>
@@ -3704,7 +3644,7 @@
         <w:ind w:left="5760" w:hanging="360"/>
       </w:pPr>
       <w:rPr>
-        <w:rFonts w:hint="default" w:ascii="Wingdings" w:hAnsi="Wingdings"/>
+        <w:rFonts w:ascii="Wingdings" w:hAnsi="Wingdings" w:hint="default"/>
         <w:sz w:val="20"/>
       </w:rPr>
     </w:lvl>
@@ -3720,12 +3660,161 @@
         <w:ind w:left="6480" w:hanging="360"/>
       </w:pPr>
       <w:rPr>
-        <w:rFonts w:hint="default" w:ascii="Wingdings" w:hAnsi="Wingdings"/>
+        <w:rFonts w:ascii="Wingdings" w:hAnsi="Wingdings" w:hint="default"/>
         <w:sz w:val="20"/>
       </w:rPr>
     </w:lvl>
   </w:abstractNum>
   <w:abstractNum w:abstractNumId="4" w15:restartNumberingAfterBreak="0">
+    <w:nsid w:val="308B0DDF"/>
+    <w:multiLevelType w:val="multilevel"/>
+    <w:tmpl w:val="B712BA32"/>
+    <w:lvl w:ilvl="0">
+      <w:start w:val="1"/>
+      <w:numFmt w:val="bullet"/>
+      <w:lvlText w:val=""/>
+      <w:lvlJc w:val="left"/>
+      <w:pPr>
+        <w:tabs>
+          <w:tab w:val="num" w:pos="720"/>
+        </w:tabs>
+        <w:ind w:left="720" w:hanging="360"/>
+      </w:pPr>
+      <w:rPr>
+        <w:rFonts w:ascii="Symbol" w:hAnsi="Symbol" w:hint="default"/>
+        <w:sz w:val="20"/>
+      </w:rPr>
+    </w:lvl>
+    <w:lvl w:ilvl="1">
+      <w:start w:val="1"/>
+      <w:numFmt w:val="bullet"/>
+      <w:lvlText w:val="o"/>
+      <w:lvlJc w:val="left"/>
+      <w:pPr>
+        <w:tabs>
+          <w:tab w:val="num" w:pos="1440"/>
+        </w:tabs>
+        <w:ind w:left="1440" w:hanging="360"/>
+      </w:pPr>
+      <w:rPr>
+        <w:rFonts w:ascii="Courier New" w:hAnsi="Courier New" w:cs="Times New Roman" w:hint="default"/>
+        <w:sz w:val="20"/>
+      </w:rPr>
+    </w:lvl>
+    <w:lvl w:ilvl="2">
+      <w:start w:val="1"/>
+      <w:numFmt w:val="bullet"/>
+      <w:lvlText w:val=""/>
+      <w:lvlJc w:val="left"/>
+      <w:pPr>
+        <w:tabs>
+          <w:tab w:val="num" w:pos="2160"/>
+        </w:tabs>
+        <w:ind w:left="2160" w:hanging="360"/>
+      </w:pPr>
+      <w:rPr>
+        <w:rFonts w:ascii="Wingdings" w:hAnsi="Wingdings" w:hint="default"/>
+        <w:sz w:val="20"/>
+      </w:rPr>
+    </w:lvl>
+    <w:lvl w:ilvl="3">
+      <w:start w:val="1"/>
+      <w:numFmt w:val="bullet"/>
+      <w:lvlText w:val=""/>
+      <w:lvlJc w:val="left"/>
+      <w:pPr>
+        <w:tabs>
+          <w:tab w:val="num" w:pos="2880"/>
+        </w:tabs>
+        <w:ind w:left="2880" w:hanging="360"/>
+      </w:pPr>
+      <w:rPr>
+        <w:rFonts w:ascii="Wingdings" w:hAnsi="Wingdings" w:hint="default"/>
+        <w:sz w:val="20"/>
+      </w:rPr>
+    </w:lvl>
+    <w:lvl w:ilvl="4">
+      <w:start w:val="1"/>
+      <w:numFmt w:val="bullet"/>
+      <w:lvlText w:val=""/>
+      <w:lvlJc w:val="left"/>
+      <w:pPr>
+        <w:tabs>
+          <w:tab w:val="num" w:pos="3600"/>
+        </w:tabs>
+        <w:ind w:left="3600" w:hanging="360"/>
+      </w:pPr>
+      <w:rPr>
+        <w:rFonts w:ascii="Wingdings" w:hAnsi="Wingdings" w:hint="default"/>
+        <w:sz w:val="20"/>
+      </w:rPr>
+    </w:lvl>
+    <w:lvl w:ilvl="5">
+      <w:start w:val="1"/>
+      <w:numFmt w:val="bullet"/>
+      <w:lvlText w:val=""/>
+      <w:lvlJc w:val="left"/>
+      <w:pPr>
+        <w:tabs>
+          <w:tab w:val="num" w:pos="4320"/>
+        </w:tabs>
+        <w:ind w:left="4320" w:hanging="360"/>
+      </w:pPr>
+      <w:rPr>
+        <w:rFonts w:ascii="Wingdings" w:hAnsi="Wingdings" w:hint="default"/>
+        <w:sz w:val="20"/>
+      </w:rPr>
+    </w:lvl>
+    <w:lvl w:ilvl="6">
+      <w:start w:val="1"/>
+      <w:numFmt w:val="bullet"/>
+      <w:lvlText w:val=""/>
+      <w:lvlJc w:val="left"/>
+      <w:pPr>
+        <w:tabs>
+          <w:tab w:val="num" w:pos="5040"/>
+        </w:tabs>
+        <w:ind w:left="5040" w:hanging="360"/>
+      </w:pPr>
+      <w:rPr>
+        <w:rFonts w:ascii="Wingdings" w:hAnsi="Wingdings" w:hint="default"/>
+        <w:sz w:val="20"/>
+      </w:rPr>
+    </w:lvl>
+    <w:lvl w:ilvl="7">
+      <w:start w:val="1"/>
+      <w:numFmt w:val="bullet"/>
+      <w:lvlText w:val=""/>
+      <w:lvlJc w:val="left"/>
+      <w:pPr>
+        <w:tabs>
+          <w:tab w:val="num" w:pos="5760"/>
+        </w:tabs>
+        <w:ind w:left="5760" w:hanging="360"/>
+      </w:pPr>
+      <w:rPr>
+        <w:rFonts w:ascii="Wingdings" w:hAnsi="Wingdings" w:hint="default"/>
+        <w:sz w:val="20"/>
+      </w:rPr>
+    </w:lvl>
+    <w:lvl w:ilvl="8">
+      <w:start w:val="1"/>
+      <w:numFmt w:val="bullet"/>
+      <w:lvlText w:val=""/>
+      <w:lvlJc w:val="left"/>
+      <w:pPr>
+        <w:tabs>
+          <w:tab w:val="num" w:pos="6480"/>
+        </w:tabs>
+        <w:ind w:left="6480" w:hanging="360"/>
+      </w:pPr>
+      <w:rPr>
+        <w:rFonts w:ascii="Wingdings" w:hAnsi="Wingdings" w:hint="default"/>
+        <w:sz w:val="20"/>
+      </w:rPr>
+    </w:lvl>
+  </w:abstractNum>
+  <w:abstractNum w:abstractNumId="5" w15:restartNumberingAfterBreak="0">
     <w:nsid w:val="38512830"/>
     <w:multiLevelType w:val="multilevel"/>
     <w:tmpl w:val="D6BA3716"/>
@@ -3741,7 +3830,7 @@
         <w:ind w:left="720" w:hanging="360"/>
       </w:pPr>
       <w:rPr>
-        <w:rFonts w:hint="default" w:ascii="Symbol" w:hAnsi="Symbol"/>
+        <w:rFonts w:ascii="Symbol" w:hAnsi="Symbol" w:hint="default"/>
         <w:sz w:val="20"/>
       </w:rPr>
     </w:lvl>
@@ -3757,7 +3846,7 @@
         <w:ind w:left="1440" w:hanging="360"/>
       </w:pPr>
       <w:rPr>
-        <w:rFonts w:hint="default" w:ascii="Courier New" w:hAnsi="Courier New"/>
+        <w:rFonts w:ascii="Courier New" w:hAnsi="Courier New" w:hint="default"/>
         <w:sz w:val="20"/>
       </w:rPr>
     </w:lvl>
@@ -3773,7 +3862,7 @@
         <w:ind w:left="2160" w:hanging="360"/>
       </w:pPr>
       <w:rPr>
-        <w:rFonts w:hint="default" w:ascii="Wingdings" w:hAnsi="Wingdings"/>
+        <w:rFonts w:ascii="Wingdings" w:hAnsi="Wingdings" w:hint="default"/>
         <w:sz w:val="20"/>
       </w:rPr>
     </w:lvl>
@@ -3789,7 +3878,7 @@
         <w:ind w:left="2880" w:hanging="360"/>
       </w:pPr>
       <w:rPr>
-        <w:rFonts w:hint="default" w:ascii="Wingdings" w:hAnsi="Wingdings"/>
+        <w:rFonts w:ascii="Wingdings" w:hAnsi="Wingdings" w:hint="default"/>
         <w:sz w:val="20"/>
       </w:rPr>
     </w:lvl>
@@ -3805,7 +3894,7 @@
         <w:ind w:left="3600" w:hanging="360"/>
       </w:pPr>
       <w:rPr>
-        <w:rFonts w:hint="default" w:ascii="Wingdings" w:hAnsi="Wingdings"/>
+        <w:rFonts w:ascii="Wingdings" w:hAnsi="Wingdings" w:hint="default"/>
         <w:sz w:val="20"/>
       </w:rPr>
     </w:lvl>
@@ -3821,7 +3910,7 @@
         <w:ind w:left="4320" w:hanging="360"/>
       </w:pPr>
       <w:rPr>
-        <w:rFonts w:hint="default" w:ascii="Wingdings" w:hAnsi="Wingdings"/>
+        <w:rFonts w:ascii="Wingdings" w:hAnsi="Wingdings" w:hint="default"/>
         <w:sz w:val="20"/>
       </w:rPr>
     </w:lvl>
@@ -3837,7 +3926,7 @@
         <w:ind w:left="5040" w:hanging="360"/>
       </w:pPr>
       <w:rPr>
-        <w:rFonts w:hint="default" w:ascii="Wingdings" w:hAnsi="Wingdings"/>
+        <w:rFonts w:ascii="Wingdings" w:hAnsi="Wingdings" w:hint="default"/>
         <w:sz w:val="20"/>
       </w:rPr>
     </w:lvl>
@@ -3853,7 +3942,7 @@
         <w:ind w:left="5760" w:hanging="360"/>
       </w:pPr>
       <w:rPr>
-        <w:rFonts w:hint="default" w:ascii="Wingdings" w:hAnsi="Wingdings"/>
+        <w:rFonts w:ascii="Wingdings" w:hAnsi="Wingdings" w:hint="default"/>
         <w:sz w:val="20"/>
       </w:rPr>
     </w:lvl>
@@ -3869,12 +3958,12 @@
         <w:ind w:left="6480" w:hanging="360"/>
       </w:pPr>
       <w:rPr>
-        <w:rFonts w:hint="default" w:ascii="Wingdings" w:hAnsi="Wingdings"/>
+        <w:rFonts w:ascii="Wingdings" w:hAnsi="Wingdings" w:hint="default"/>
         <w:sz w:val="20"/>
       </w:rPr>
     </w:lvl>
   </w:abstractNum>
-  <w:abstractNum w:abstractNumId="5" w15:restartNumberingAfterBreak="0">
+  <w:abstractNum w:abstractNumId="6" w15:restartNumberingAfterBreak="0">
     <w:nsid w:val="41F75746"/>
     <w:multiLevelType w:val="multilevel"/>
     <w:tmpl w:val="C9E85BF8"/>
@@ -3890,7 +3979,7 @@
         <w:ind w:left="720" w:hanging="360"/>
       </w:pPr>
       <w:rPr>
-        <w:rFonts w:hint="default" w:ascii="Symbol" w:hAnsi="Symbol"/>
+        <w:rFonts w:ascii="Symbol" w:hAnsi="Symbol" w:hint="default"/>
         <w:sz w:val="20"/>
       </w:rPr>
     </w:lvl>
@@ -3906,7 +3995,7 @@
         <w:ind w:left="1440" w:hanging="360"/>
       </w:pPr>
       <w:rPr>
-        <w:rFonts w:hint="default" w:ascii="Courier New" w:hAnsi="Courier New"/>
+        <w:rFonts w:ascii="Courier New" w:hAnsi="Courier New" w:hint="default"/>
         <w:sz w:val="20"/>
       </w:rPr>
     </w:lvl>
@@ -3922,7 +4011,7 @@
         <w:ind w:left="2160" w:hanging="360"/>
       </w:pPr>
       <w:rPr>
-        <w:rFonts w:hint="default" w:ascii="Wingdings" w:hAnsi="Wingdings"/>
+        <w:rFonts w:ascii="Wingdings" w:hAnsi="Wingdings" w:hint="default"/>
         <w:sz w:val="20"/>
       </w:rPr>
     </w:lvl>
@@ -3938,7 +4027,7 @@
         <w:ind w:left="2880" w:hanging="360"/>
       </w:pPr>
       <w:rPr>
-        <w:rFonts w:hint="default" w:ascii="Wingdings" w:hAnsi="Wingdings"/>
+        <w:rFonts w:ascii="Wingdings" w:hAnsi="Wingdings" w:hint="default"/>
         <w:sz w:val="20"/>
       </w:rPr>
     </w:lvl>
@@ -3954,7 +4043,7 @@
         <w:ind w:left="3600" w:hanging="360"/>
       </w:pPr>
       <w:rPr>
-        <w:rFonts w:hint="default" w:ascii="Wingdings" w:hAnsi="Wingdings"/>
+        <w:rFonts w:ascii="Wingdings" w:hAnsi="Wingdings" w:hint="default"/>
         <w:sz w:val="20"/>
       </w:rPr>
     </w:lvl>
@@ -3970,7 +4059,7 @@
         <w:ind w:left="4320" w:hanging="360"/>
       </w:pPr>
       <w:rPr>
-        <w:rFonts w:hint="default" w:ascii="Wingdings" w:hAnsi="Wingdings"/>
+        <w:rFonts w:ascii="Wingdings" w:hAnsi="Wingdings" w:hint="default"/>
         <w:sz w:val="20"/>
       </w:rPr>
     </w:lvl>
@@ -3986,7 +4075,7 @@
         <w:ind w:left="5040" w:hanging="360"/>
       </w:pPr>
       <w:rPr>
-        <w:rFonts w:hint="default" w:ascii="Wingdings" w:hAnsi="Wingdings"/>
+        <w:rFonts w:ascii="Wingdings" w:hAnsi="Wingdings" w:hint="default"/>
         <w:sz w:val="20"/>
       </w:rPr>
     </w:lvl>
@@ -4002,7 +4091,7 @@
         <w:ind w:left="5760" w:hanging="360"/>
       </w:pPr>
       <w:rPr>
-        <w:rFonts w:hint="default" w:ascii="Wingdings" w:hAnsi="Wingdings"/>
+        <w:rFonts w:ascii="Wingdings" w:hAnsi="Wingdings" w:hint="default"/>
         <w:sz w:val="20"/>
       </w:rPr>
     </w:lvl>
@@ -4018,12 +4107,12 @@
         <w:ind w:left="6480" w:hanging="360"/>
       </w:pPr>
       <w:rPr>
-        <w:rFonts w:hint="default" w:ascii="Wingdings" w:hAnsi="Wingdings"/>
+        <w:rFonts w:ascii="Wingdings" w:hAnsi="Wingdings" w:hint="default"/>
         <w:sz w:val="20"/>
       </w:rPr>
     </w:lvl>
   </w:abstractNum>
-  <w:abstractNum w:abstractNumId="6" w15:restartNumberingAfterBreak="0">
+  <w:abstractNum w:abstractNumId="7" w15:restartNumberingAfterBreak="0">
     <w:nsid w:val="425C05DF"/>
     <w:multiLevelType w:val="multilevel"/>
     <w:tmpl w:val="EE387C66"/>
@@ -4039,7 +4128,7 @@
         <w:ind w:left="720" w:hanging="360"/>
       </w:pPr>
       <w:rPr>
-        <w:rFonts w:hint="default" w:ascii="Symbol" w:hAnsi="Symbol"/>
+        <w:rFonts w:ascii="Symbol" w:hAnsi="Symbol" w:hint="default"/>
         <w:sz w:val="20"/>
       </w:rPr>
     </w:lvl>
@@ -4055,7 +4144,7 @@
         <w:ind w:left="1440" w:hanging="360"/>
       </w:pPr>
       <w:rPr>
-        <w:rFonts w:hint="default" w:ascii="Courier New" w:hAnsi="Courier New"/>
+        <w:rFonts w:ascii="Courier New" w:hAnsi="Courier New" w:hint="default"/>
         <w:sz w:val="20"/>
       </w:rPr>
     </w:lvl>
@@ -4071,7 +4160,7 @@
         <w:ind w:left="2160" w:hanging="360"/>
       </w:pPr>
       <w:rPr>
-        <w:rFonts w:hint="default" w:ascii="Wingdings" w:hAnsi="Wingdings"/>
+        <w:rFonts w:ascii="Wingdings" w:hAnsi="Wingdings" w:hint="default"/>
         <w:sz w:val="20"/>
       </w:rPr>
     </w:lvl>
@@ -4087,7 +4176,7 @@
         <w:ind w:left="2880" w:hanging="360"/>
       </w:pPr>
       <w:rPr>
-        <w:rFonts w:hint="default" w:ascii="Wingdings" w:hAnsi="Wingdings"/>
+        <w:rFonts w:ascii="Wingdings" w:hAnsi="Wingdings" w:hint="default"/>
         <w:sz w:val="20"/>
       </w:rPr>
     </w:lvl>
@@ -4103,7 +4192,7 @@
         <w:ind w:left="3600" w:hanging="360"/>
       </w:pPr>
       <w:rPr>
-        <w:rFonts w:hint="default" w:ascii="Wingdings" w:hAnsi="Wingdings"/>
+        <w:rFonts w:ascii="Wingdings" w:hAnsi="Wingdings" w:hint="default"/>
         <w:sz w:val="20"/>
       </w:rPr>
     </w:lvl>
@@ -4119,7 +4208,7 @@
         <w:ind w:left="4320" w:hanging="360"/>
       </w:pPr>
       <w:rPr>
-        <w:rFonts w:hint="default" w:ascii="Wingdings" w:hAnsi="Wingdings"/>
+        <w:rFonts w:ascii="Wingdings" w:hAnsi="Wingdings" w:hint="default"/>
         <w:sz w:val="20"/>
       </w:rPr>
     </w:lvl>
@@ -4135,7 +4224,7 @@
         <w:ind w:left="5040" w:hanging="360"/>
       </w:pPr>
       <w:rPr>
-        <w:rFonts w:hint="default" w:ascii="Wingdings" w:hAnsi="Wingdings"/>
+        <w:rFonts w:ascii="Wingdings" w:hAnsi="Wingdings" w:hint="default"/>
         <w:sz w:val="20"/>
       </w:rPr>
     </w:lvl>
@@ -4151,7 +4240,7 @@
         <w:ind w:left="5760" w:hanging="360"/>
       </w:pPr>
       <w:rPr>
-        <w:rFonts w:hint="default" w:ascii="Wingdings" w:hAnsi="Wingdings"/>
+        <w:rFonts w:ascii="Wingdings" w:hAnsi="Wingdings" w:hint="default"/>
         <w:sz w:val="20"/>
       </w:rPr>
     </w:lvl>
@@ -4167,12 +4256,12 @@
         <w:ind w:left="6480" w:hanging="360"/>
       </w:pPr>
       <w:rPr>
-        <w:rFonts w:hint="default" w:ascii="Wingdings" w:hAnsi="Wingdings"/>
+        <w:rFonts w:ascii="Wingdings" w:hAnsi="Wingdings" w:hint="default"/>
         <w:sz w:val="20"/>
       </w:rPr>
     </w:lvl>
   </w:abstractNum>
-  <w:abstractNum w:abstractNumId="7" w15:restartNumberingAfterBreak="0">
+  <w:abstractNum w:abstractNumId="8" w15:restartNumberingAfterBreak="0">
     <w:nsid w:val="485233F8"/>
     <w:multiLevelType w:val="hybridMultilevel"/>
     <w:tmpl w:val="CD8C0972"/>
@@ -4185,7 +4274,7 @@
         <w:ind w:left="360" w:hanging="360"/>
       </w:pPr>
       <w:rPr>
-        <w:rFonts w:hint="default" w:ascii="Symbol" w:hAnsi="Symbol"/>
+        <w:rFonts w:ascii="Symbol" w:hAnsi="Symbol" w:hint="default"/>
       </w:rPr>
     </w:lvl>
     <w:lvl w:ilvl="1" w:tplc="08130003" w:tentative="1">
@@ -4197,7 +4286,7 @@
         <w:ind w:left="1080" w:hanging="360"/>
       </w:pPr>
       <w:rPr>
-        <w:rFonts w:hint="default" w:ascii="Courier New" w:hAnsi="Courier New" w:cs="Courier New"/>
+        <w:rFonts w:ascii="Courier New" w:hAnsi="Courier New" w:cs="Courier New" w:hint="default"/>
       </w:rPr>
     </w:lvl>
     <w:lvl w:ilvl="2" w:tplc="08130005" w:tentative="1">
@@ -4209,7 +4298,7 @@
         <w:ind w:left="1800" w:hanging="360"/>
       </w:pPr>
       <w:rPr>
-        <w:rFonts w:hint="default" w:ascii="Wingdings" w:hAnsi="Wingdings"/>
+        <w:rFonts w:ascii="Wingdings" w:hAnsi="Wingdings" w:hint="default"/>
       </w:rPr>
     </w:lvl>
     <w:lvl w:ilvl="3" w:tplc="08130001" w:tentative="1">
@@ -4221,7 +4310,7 @@
         <w:ind w:left="2520" w:hanging="360"/>
       </w:pPr>
       <w:rPr>
-        <w:rFonts w:hint="default" w:ascii="Symbol" w:hAnsi="Symbol"/>
+        <w:rFonts w:ascii="Symbol" w:hAnsi="Symbol" w:hint="default"/>
       </w:rPr>
     </w:lvl>
     <w:lvl w:ilvl="4" w:tplc="08130003" w:tentative="1">
@@ -4233,7 +4322,7 @@
         <w:ind w:left="3240" w:hanging="360"/>
       </w:pPr>
       <w:rPr>
-        <w:rFonts w:hint="default" w:ascii="Courier New" w:hAnsi="Courier New" w:cs="Courier New"/>
+        <w:rFonts w:ascii="Courier New" w:hAnsi="Courier New" w:cs="Courier New" w:hint="default"/>
       </w:rPr>
     </w:lvl>
     <w:lvl w:ilvl="5" w:tplc="08130005" w:tentative="1">
@@ -4245,7 +4334,7 @@
         <w:ind w:left="3960" w:hanging="360"/>
       </w:pPr>
       <w:rPr>
-        <w:rFonts w:hint="default" w:ascii="Wingdings" w:hAnsi="Wingdings"/>
+        <w:rFonts w:ascii="Wingdings" w:hAnsi="Wingdings" w:hint="default"/>
       </w:rPr>
     </w:lvl>
     <w:lvl w:ilvl="6" w:tplc="08130001" w:tentative="1">
@@ -4257,7 +4346,7 @@
         <w:ind w:left="4680" w:hanging="360"/>
       </w:pPr>
       <w:rPr>
-        <w:rFonts w:hint="default" w:ascii="Symbol" w:hAnsi="Symbol"/>
+        <w:rFonts w:ascii="Symbol" w:hAnsi="Symbol" w:hint="default"/>
       </w:rPr>
     </w:lvl>
     <w:lvl w:ilvl="7" w:tplc="08130003" w:tentative="1">
@@ -4269,7 +4358,7 @@
         <w:ind w:left="5400" w:hanging="360"/>
       </w:pPr>
       <w:rPr>
-        <w:rFonts w:hint="default" w:ascii="Courier New" w:hAnsi="Courier New" w:cs="Courier New"/>
+        <w:rFonts w:ascii="Courier New" w:hAnsi="Courier New" w:cs="Courier New" w:hint="default"/>
       </w:rPr>
     </w:lvl>
     <w:lvl w:ilvl="8" w:tplc="08130005" w:tentative="1">
@@ -4281,11 +4370,11 @@
         <w:ind w:left="6120" w:hanging="360"/>
       </w:pPr>
       <w:rPr>
-        <w:rFonts w:hint="default" w:ascii="Wingdings" w:hAnsi="Wingdings"/>
+        <w:rFonts w:ascii="Wingdings" w:hAnsi="Wingdings" w:hint="default"/>
       </w:rPr>
     </w:lvl>
   </w:abstractNum>
-  <w:abstractNum w:abstractNumId="8" w15:restartNumberingAfterBreak="0">
+  <w:abstractNum w:abstractNumId="9" w15:restartNumberingAfterBreak="0">
     <w:nsid w:val="509A7B92"/>
     <w:multiLevelType w:val="multilevel"/>
     <w:tmpl w:val="A14459E4"/>
@@ -4398,7 +4487,7 @@
       </w:pPr>
     </w:lvl>
   </w:abstractNum>
-  <w:abstractNum w:abstractNumId="9" w15:restartNumberingAfterBreak="0">
+  <w:abstractNum w:abstractNumId="10" w15:restartNumberingAfterBreak="0">
     <w:nsid w:val="516D0CF6"/>
     <w:multiLevelType w:val="hybridMultilevel"/>
     <w:tmpl w:val="2E443618"/>
@@ -4487,7 +4576,7 @@
       </w:pPr>
     </w:lvl>
   </w:abstractNum>
-  <w:abstractNum w:abstractNumId="10" w15:restartNumberingAfterBreak="0">
+  <w:abstractNum w:abstractNumId="11" w15:restartNumberingAfterBreak="0">
     <w:nsid w:val="555F7691"/>
     <w:multiLevelType w:val="multilevel"/>
     <w:tmpl w:val="EF18EBAE"/>
@@ -4503,7 +4592,7 @@
         <w:ind w:left="720" w:hanging="360"/>
       </w:pPr>
       <w:rPr>
-        <w:rFonts w:hint="default" w:ascii="Symbol" w:hAnsi="Symbol"/>
+        <w:rFonts w:ascii="Symbol" w:hAnsi="Symbol" w:hint="default"/>
         <w:sz w:val="20"/>
       </w:rPr>
     </w:lvl>
@@ -4519,7 +4608,7 @@
         <w:ind w:left="1440" w:hanging="360"/>
       </w:pPr>
       <w:rPr>
-        <w:rFonts w:hint="default" w:ascii="Courier New" w:hAnsi="Courier New"/>
+        <w:rFonts w:ascii="Courier New" w:hAnsi="Courier New" w:hint="default"/>
         <w:sz w:val="20"/>
       </w:rPr>
     </w:lvl>
@@ -4535,7 +4624,7 @@
         <w:ind w:left="2160" w:hanging="360"/>
       </w:pPr>
       <w:rPr>
-        <w:rFonts w:hint="default" w:ascii="Wingdings" w:hAnsi="Wingdings"/>
+        <w:rFonts w:ascii="Wingdings" w:hAnsi="Wingdings" w:hint="default"/>
         <w:sz w:val="20"/>
       </w:rPr>
     </w:lvl>
@@ -4551,7 +4640,7 @@
         <w:ind w:left="2880" w:hanging="360"/>
       </w:pPr>
       <w:rPr>
-        <w:rFonts w:hint="default" w:ascii="Wingdings" w:hAnsi="Wingdings"/>
+        <w:rFonts w:ascii="Wingdings" w:hAnsi="Wingdings" w:hint="default"/>
         <w:sz w:val="20"/>
       </w:rPr>
     </w:lvl>
@@ -4567,7 +4656,7 @@
         <w:ind w:left="3600" w:hanging="360"/>
       </w:pPr>
       <w:rPr>
-        <w:rFonts w:hint="default" w:ascii="Wingdings" w:hAnsi="Wingdings"/>
+        <w:rFonts w:ascii="Wingdings" w:hAnsi="Wingdings" w:hint="default"/>
         <w:sz w:val="20"/>
       </w:rPr>
     </w:lvl>
@@ -4583,7 +4672,7 @@
         <w:ind w:left="4320" w:hanging="360"/>
       </w:pPr>
       <w:rPr>
-        <w:rFonts w:hint="default" w:ascii="Wingdings" w:hAnsi="Wingdings"/>
+        <w:rFonts w:ascii="Wingdings" w:hAnsi="Wingdings" w:hint="default"/>
         <w:sz w:val="20"/>
       </w:rPr>
     </w:lvl>
@@ -4599,7 +4688,7 @@
         <w:ind w:left="5040" w:hanging="360"/>
       </w:pPr>
       <w:rPr>
-        <w:rFonts w:hint="default" w:ascii="Wingdings" w:hAnsi="Wingdings"/>
+        <w:rFonts w:ascii="Wingdings" w:hAnsi="Wingdings" w:hint="default"/>
         <w:sz w:val="20"/>
       </w:rPr>
     </w:lvl>
@@ -4615,7 +4704,7 @@
         <w:ind w:left="5760" w:hanging="360"/>
       </w:pPr>
       <w:rPr>
-        <w:rFonts w:hint="default" w:ascii="Wingdings" w:hAnsi="Wingdings"/>
+        <w:rFonts w:ascii="Wingdings" w:hAnsi="Wingdings" w:hint="default"/>
         <w:sz w:val="20"/>
       </w:rPr>
     </w:lvl>
@@ -4631,12 +4720,12 @@
         <w:ind w:left="6480" w:hanging="360"/>
       </w:pPr>
       <w:rPr>
-        <w:rFonts w:hint="default" w:ascii="Wingdings" w:hAnsi="Wingdings"/>
+        <w:rFonts w:ascii="Wingdings" w:hAnsi="Wingdings" w:hint="default"/>
         <w:sz w:val="20"/>
       </w:rPr>
     </w:lvl>
   </w:abstractNum>
-  <w:abstractNum w:abstractNumId="11" w15:restartNumberingAfterBreak="0">
+  <w:abstractNum w:abstractNumId="12" w15:restartNumberingAfterBreak="0">
     <w:nsid w:val="6F94499A"/>
     <w:multiLevelType w:val="multilevel"/>
     <w:tmpl w:val="DCF0802E"/>
@@ -4652,7 +4741,7 @@
         <w:ind w:left="720" w:hanging="360"/>
       </w:pPr>
       <w:rPr>
-        <w:rFonts w:hint="default" w:ascii="Symbol" w:hAnsi="Symbol"/>
+        <w:rFonts w:ascii="Symbol" w:hAnsi="Symbol" w:hint="default"/>
         <w:sz w:val="20"/>
       </w:rPr>
     </w:lvl>
@@ -4668,7 +4757,7 @@
         <w:ind w:left="1440" w:hanging="360"/>
       </w:pPr>
       <w:rPr>
-        <w:rFonts w:hint="default" w:ascii="Courier New" w:hAnsi="Courier New"/>
+        <w:rFonts w:ascii="Courier New" w:hAnsi="Courier New" w:hint="default"/>
         <w:sz w:val="20"/>
       </w:rPr>
     </w:lvl>
@@ -4684,7 +4773,7 @@
         <w:ind w:left="2160" w:hanging="360"/>
       </w:pPr>
       <w:rPr>
-        <w:rFonts w:hint="default" w:ascii="Wingdings" w:hAnsi="Wingdings"/>
+        <w:rFonts w:ascii="Wingdings" w:hAnsi="Wingdings" w:hint="default"/>
         <w:sz w:val="20"/>
       </w:rPr>
     </w:lvl>
@@ -4700,7 +4789,7 @@
         <w:ind w:left="2880" w:hanging="360"/>
       </w:pPr>
       <w:rPr>
-        <w:rFonts w:hint="default" w:ascii="Wingdings" w:hAnsi="Wingdings"/>
+        <w:rFonts w:ascii="Wingdings" w:hAnsi="Wingdings" w:hint="default"/>
         <w:sz w:val="20"/>
       </w:rPr>
     </w:lvl>
@@ -4716,7 +4805,7 @@
         <w:ind w:left="3600" w:hanging="360"/>
       </w:pPr>
       <w:rPr>
-        <w:rFonts w:hint="default" w:ascii="Wingdings" w:hAnsi="Wingdings"/>
+        <w:rFonts w:ascii="Wingdings" w:hAnsi="Wingdings" w:hint="default"/>
         <w:sz w:val="20"/>
       </w:rPr>
     </w:lvl>
@@ -4732,7 +4821,7 @@
         <w:ind w:left="4320" w:hanging="360"/>
       </w:pPr>
       <w:rPr>
-        <w:rFonts w:hint="default" w:ascii="Wingdings" w:hAnsi="Wingdings"/>
+        <w:rFonts w:ascii="Wingdings" w:hAnsi="Wingdings" w:hint="default"/>
         <w:sz w:val="20"/>
       </w:rPr>
     </w:lvl>
@@ -4748,7 +4837,7 @@
         <w:ind w:left="5040" w:hanging="360"/>
       </w:pPr>
       <w:rPr>
-        <w:rFonts w:hint="default" w:ascii="Wingdings" w:hAnsi="Wingdings"/>
+        <w:rFonts w:ascii="Wingdings" w:hAnsi="Wingdings" w:hint="default"/>
         <w:sz w:val="20"/>
       </w:rPr>
     </w:lvl>
@@ -4764,7 +4853,7 @@
         <w:ind w:left="5760" w:hanging="360"/>
       </w:pPr>
       <w:rPr>
-        <w:rFonts w:hint="default" w:ascii="Wingdings" w:hAnsi="Wingdings"/>
+        <w:rFonts w:ascii="Wingdings" w:hAnsi="Wingdings" w:hint="default"/>
         <w:sz w:val="20"/>
       </w:rPr>
     </w:lvl>
@@ -4780,12 +4869,12 @@
         <w:ind w:left="6480" w:hanging="360"/>
       </w:pPr>
       <w:rPr>
-        <w:rFonts w:hint="default" w:ascii="Wingdings" w:hAnsi="Wingdings"/>
+        <w:rFonts w:ascii="Wingdings" w:hAnsi="Wingdings" w:hint="default"/>
         <w:sz w:val="20"/>
       </w:rPr>
     </w:lvl>
   </w:abstractNum>
-  <w:abstractNum w:abstractNumId="12" w15:restartNumberingAfterBreak="0">
+  <w:abstractNum w:abstractNumId="13" w15:restartNumberingAfterBreak="0">
     <w:nsid w:val="738456F7"/>
     <w:multiLevelType w:val="multilevel"/>
     <w:tmpl w:val="13D41B5E"/>
@@ -4801,7 +4890,7 @@
         <w:ind w:left="720" w:hanging="360"/>
       </w:pPr>
       <w:rPr>
-        <w:rFonts w:hint="default" w:ascii="Symbol" w:hAnsi="Symbol"/>
+        <w:rFonts w:ascii="Symbol" w:hAnsi="Symbol" w:hint="default"/>
         <w:sz w:val="20"/>
       </w:rPr>
     </w:lvl>
@@ -4834,7 +4923,7 @@
         <w:ind w:left="2160" w:hanging="360"/>
       </w:pPr>
       <w:rPr>
-        <w:rFonts w:hint="default" w:ascii="Wingdings" w:hAnsi="Wingdings"/>
+        <w:rFonts w:ascii="Wingdings" w:hAnsi="Wingdings" w:hint="default"/>
         <w:sz w:val="20"/>
       </w:rPr>
     </w:lvl>
@@ -4850,7 +4939,7 @@
         <w:ind w:left="2880" w:hanging="360"/>
       </w:pPr>
       <w:rPr>
-        <w:rFonts w:hint="default" w:ascii="Wingdings" w:hAnsi="Wingdings"/>
+        <w:rFonts w:ascii="Wingdings" w:hAnsi="Wingdings" w:hint="default"/>
         <w:sz w:val="20"/>
       </w:rPr>
     </w:lvl>
@@ -4866,7 +4955,7 @@
         <w:ind w:left="3600" w:hanging="360"/>
       </w:pPr>
       <w:rPr>
-        <w:rFonts w:hint="default" w:ascii="Wingdings" w:hAnsi="Wingdings"/>
+        <w:rFonts w:ascii="Wingdings" w:hAnsi="Wingdings" w:hint="default"/>
         <w:sz w:val="20"/>
       </w:rPr>
     </w:lvl>
@@ -4882,7 +4971,7 @@
         <w:ind w:left="4320" w:hanging="360"/>
       </w:pPr>
       <w:rPr>
-        <w:rFonts w:hint="default" w:ascii="Wingdings" w:hAnsi="Wingdings"/>
+        <w:rFonts w:ascii="Wingdings" w:hAnsi="Wingdings" w:hint="default"/>
         <w:sz w:val="20"/>
       </w:rPr>
     </w:lvl>
@@ -4898,7 +4987,7 @@
         <w:ind w:left="5040" w:hanging="360"/>
       </w:pPr>
       <w:rPr>
-        <w:rFonts w:hint="default" w:ascii="Wingdings" w:hAnsi="Wingdings"/>
+        <w:rFonts w:ascii="Wingdings" w:hAnsi="Wingdings" w:hint="default"/>
         <w:sz w:val="20"/>
       </w:rPr>
     </w:lvl>
@@ -4914,7 +5003,7 @@
         <w:ind w:left="5760" w:hanging="360"/>
       </w:pPr>
       <w:rPr>
-        <w:rFonts w:hint="default" w:ascii="Wingdings" w:hAnsi="Wingdings"/>
+        <w:rFonts w:ascii="Wingdings" w:hAnsi="Wingdings" w:hint="default"/>
         <w:sz w:val="20"/>
       </w:rPr>
     </w:lvl>
@@ -4930,12 +5019,12 @@
         <w:ind w:left="6480" w:hanging="360"/>
       </w:pPr>
       <w:rPr>
-        <w:rFonts w:hint="default" w:ascii="Wingdings" w:hAnsi="Wingdings"/>
+        <w:rFonts w:ascii="Wingdings" w:hAnsi="Wingdings" w:hint="default"/>
         <w:sz w:val="20"/>
       </w:rPr>
     </w:lvl>
   </w:abstractNum>
-  <w:abstractNum w:abstractNumId="13" w15:restartNumberingAfterBreak="0">
+  <w:abstractNum w:abstractNumId="14" w15:restartNumberingAfterBreak="0">
     <w:nsid w:val="76B96F05"/>
     <w:multiLevelType w:val="multilevel"/>
     <w:tmpl w:val="DC309600"/>
@@ -4951,7 +5040,7 @@
         <w:ind w:left="720" w:hanging="360"/>
       </w:pPr>
       <w:rPr>
-        <w:rFonts w:hint="default" w:ascii="Symbol" w:hAnsi="Symbol"/>
+        <w:rFonts w:ascii="Symbol" w:hAnsi="Symbol" w:hint="default"/>
         <w:sz w:val="20"/>
       </w:rPr>
     </w:lvl>
@@ -4967,7 +5056,7 @@
         <w:ind w:left="1440" w:hanging="360"/>
       </w:pPr>
       <w:rPr>
-        <w:rFonts w:hint="default" w:ascii="Courier New" w:hAnsi="Courier New"/>
+        <w:rFonts w:ascii="Courier New" w:hAnsi="Courier New" w:hint="default"/>
         <w:sz w:val="20"/>
       </w:rPr>
     </w:lvl>
@@ -4983,7 +5072,7 @@
         <w:ind w:left="2160" w:hanging="360"/>
       </w:pPr>
       <w:rPr>
-        <w:rFonts w:hint="default" w:ascii="Wingdings" w:hAnsi="Wingdings"/>
+        <w:rFonts w:ascii="Wingdings" w:hAnsi="Wingdings" w:hint="default"/>
         <w:sz w:val="20"/>
       </w:rPr>
     </w:lvl>
@@ -4999,7 +5088,7 @@
         <w:ind w:left="2880" w:hanging="360"/>
       </w:pPr>
       <w:rPr>
-        <w:rFonts w:hint="default" w:ascii="Wingdings" w:hAnsi="Wingdings"/>
+        <w:rFonts w:ascii="Wingdings" w:hAnsi="Wingdings" w:hint="default"/>
         <w:sz w:val="20"/>
       </w:rPr>
     </w:lvl>
@@ -5015,7 +5104,7 @@
         <w:ind w:left="3600" w:hanging="360"/>
       </w:pPr>
       <w:rPr>
-        <w:rFonts w:hint="default" w:ascii="Wingdings" w:hAnsi="Wingdings"/>
+        <w:rFonts w:ascii="Wingdings" w:hAnsi="Wingdings" w:hint="default"/>
         <w:sz w:val="20"/>
       </w:rPr>
     </w:lvl>
@@ -5031,7 +5120,7 @@
         <w:ind w:left="4320" w:hanging="360"/>
       </w:pPr>
       <w:rPr>
-        <w:rFonts w:hint="default" w:ascii="Wingdings" w:hAnsi="Wingdings"/>
+        <w:rFonts w:ascii="Wingdings" w:hAnsi="Wingdings" w:hint="default"/>
         <w:sz w:val="20"/>
       </w:rPr>
     </w:lvl>
@@ -5047,7 +5136,7 @@
         <w:ind w:left="5040" w:hanging="360"/>
       </w:pPr>
       <w:rPr>
-        <w:rFonts w:hint="default" w:ascii="Wingdings" w:hAnsi="Wingdings"/>
+        <w:rFonts w:ascii="Wingdings" w:hAnsi="Wingdings" w:hint="default"/>
         <w:sz w:val="20"/>
       </w:rPr>
     </w:lvl>
@@ -5063,7 +5152,7 @@
         <w:ind w:left="5760" w:hanging="360"/>
       </w:pPr>
       <w:rPr>
-        <w:rFonts w:hint="default" w:ascii="Wingdings" w:hAnsi="Wingdings"/>
+        <w:rFonts w:ascii="Wingdings" w:hAnsi="Wingdings" w:hint="default"/>
         <w:sz w:val="20"/>
       </w:rPr>
     </w:lvl>
@@ -5079,12 +5168,12 @@
         <w:ind w:left="6480" w:hanging="360"/>
       </w:pPr>
       <w:rPr>
-        <w:rFonts w:hint="default" w:ascii="Wingdings" w:hAnsi="Wingdings"/>
+        <w:rFonts w:ascii="Wingdings" w:hAnsi="Wingdings" w:hint="default"/>
         <w:sz w:val="20"/>
       </w:rPr>
     </w:lvl>
   </w:abstractNum>
-  <w:abstractNum w:abstractNumId="14" w15:restartNumberingAfterBreak="0">
+  <w:abstractNum w:abstractNumId="15" w15:restartNumberingAfterBreak="0">
     <w:nsid w:val="77710885"/>
     <w:multiLevelType w:val="multilevel"/>
     <w:tmpl w:val="2D8A7504"/>
@@ -5198,34 +5287,34 @@
     </w:lvl>
   </w:abstractNum>
   <w:num w:numId="1" w16cid:durableId="1794711100">
+    <w:abstractNumId w:val="10"/>
+  </w:num>
+  <w:num w:numId="2" w16cid:durableId="58946002">
+    <w:abstractNumId w:val="13"/>
+  </w:num>
+  <w:num w:numId="3" w16cid:durableId="1449810548">
+    <w:abstractNumId w:val="15"/>
+  </w:num>
+  <w:num w:numId="4" w16cid:durableId="2027555765">
+    <w:abstractNumId w:val="14"/>
+  </w:num>
+  <w:num w:numId="5" w16cid:durableId="128862675">
     <w:abstractNumId w:val="9"/>
   </w:num>
-  <w:num w:numId="2" w16cid:durableId="58946002">
+  <w:num w:numId="6" w16cid:durableId="2022195731">
     <w:abstractNumId w:val="12"/>
-  </w:num>
-  <w:num w:numId="3" w16cid:durableId="1449810548">
-    <w:abstractNumId w:val="14"/>
-  </w:num>
-  <w:num w:numId="4" w16cid:durableId="2027555765">
-    <w:abstractNumId w:val="13"/>
-  </w:num>
-  <w:num w:numId="5" w16cid:durableId="128862675">
-    <w:abstractNumId w:val="8"/>
-  </w:num>
-  <w:num w:numId="6" w16cid:durableId="2022195731">
-    <w:abstractNumId w:val="11"/>
   </w:num>
   <w:num w:numId="7" w16cid:durableId="1625426495">
     <w:abstractNumId w:val="0"/>
   </w:num>
   <w:num w:numId="8" w16cid:durableId="1337608067">
-    <w:abstractNumId w:val="4"/>
+    <w:abstractNumId w:val="5"/>
   </w:num>
   <w:num w:numId="9" w16cid:durableId="1768891532">
-    <w:abstractNumId w:val="5"/>
+    <w:abstractNumId w:val="6"/>
   </w:num>
   <w:num w:numId="10" w16cid:durableId="1726374208">
-    <w:abstractNumId w:val="6"/>
+    <w:abstractNumId w:val="7"/>
   </w:num>
   <w:num w:numId="11" w16cid:durableId="1863860384">
     <w:abstractNumId w:val="2"/>
@@ -5237,20 +5326,32 @@
     <w:abstractNumId w:val="3"/>
   </w:num>
   <w:num w:numId="14" w16cid:durableId="211037946">
-    <w:abstractNumId w:val="10"/>
+    <w:abstractNumId w:val="11"/>
   </w:num>
   <w:num w:numId="15" w16cid:durableId="5791148">
-    <w:abstractNumId w:val="7"/>
+    <w:abstractNumId w:val="8"/>
+  </w:num>
+  <w:num w:numId="16" w16cid:durableId="1409615509">
+    <w:abstractNumId w:val="4"/>
+    <w:lvlOverride w:ilvl="0"/>
+    <w:lvlOverride w:ilvl="1"/>
+    <w:lvlOverride w:ilvl="2"/>
+    <w:lvlOverride w:ilvl="3"/>
+    <w:lvlOverride w:ilvl="4"/>
+    <w:lvlOverride w:ilvl="5"/>
+    <w:lvlOverride w:ilvl="6"/>
+    <w:lvlOverride w:ilvl="7"/>
+    <w:lvlOverride w:ilvl="8"/>
   </w:num>
 </w:numbering>
 </file>
 
 <file path=word/styles.xml><?xml version="1.0" encoding="utf-8"?>
-<w:styles xmlns:wp14="http://schemas.microsoft.com/office/word/2010/wordprocessingDrawing" xmlns:mc="http://schemas.openxmlformats.org/markup-compatibility/2006" xmlns:r="http://schemas.openxmlformats.org/officeDocument/2006/relationships" xmlns:w="http://schemas.openxmlformats.org/wordprocessingml/2006/main" xmlns:w14="http://schemas.microsoft.com/office/word/2010/wordml" xmlns:w15="http://schemas.microsoft.com/office/word/2012/wordml" xmlns:w16cex="http://schemas.microsoft.com/office/word/2018/wordml/cex" xmlns:w16cid="http://schemas.microsoft.com/office/word/2016/wordml/cid" xmlns:w16="http://schemas.microsoft.com/office/word/2018/wordml" xmlns:w16du="http://schemas.microsoft.com/office/word/2023/wordml/word16du" xmlns:w16sdtdh="http://schemas.microsoft.com/office/word/2020/wordml/sdtdatahash" xmlns:w16sdtfl="http://schemas.microsoft.com/office/word/2024/wordml/sdtformatlock" xmlns:w16se="http://schemas.microsoft.com/office/word/2015/wordml/symex" mc:Ignorable="w14 w15 w16se w16cid w16 w16cex w16sdtdh w16sdtfl w16du wp14">
+<w:styles xmlns:mc="http://schemas.openxmlformats.org/markup-compatibility/2006" xmlns:r="http://schemas.openxmlformats.org/officeDocument/2006/relationships" xmlns:w="http://schemas.openxmlformats.org/wordprocessingml/2006/main" xmlns:w14="http://schemas.microsoft.com/office/word/2010/wordml" xmlns:w15="http://schemas.microsoft.com/office/word/2012/wordml" xmlns:w16cex="http://schemas.microsoft.com/office/word/2018/wordml/cex" xmlns:w16cid="http://schemas.microsoft.com/office/word/2016/wordml/cid" xmlns:w16="http://schemas.microsoft.com/office/word/2018/wordml" xmlns:w16du="http://schemas.microsoft.com/office/word/2023/wordml/word16du" xmlns:w16sdtdh="http://schemas.microsoft.com/office/word/2020/wordml/sdtdatahash" xmlns:w16sdtfl="http://schemas.microsoft.com/office/word/2024/wordml/sdtformatlock" xmlns:w16se="http://schemas.microsoft.com/office/word/2015/wordml/symex" mc:Ignorable="w14 w15 w16se w16cid w16 w16cex w16sdtdh w16sdtfl w16du">
   <w:docDefaults>
     <w:rPrDefault>
       <w:rPr>
-        <w:rFonts w:asciiTheme="minorHAnsi" w:hAnsiTheme="minorHAnsi" w:eastAsiaTheme="minorHAnsi" w:cstheme="minorBidi"/>
+        <w:rFonts w:asciiTheme="minorHAnsi" w:eastAsiaTheme="minorHAnsi" w:hAnsiTheme="minorHAnsi" w:cstheme="minorBidi"/>
         <w:kern w:val="2"/>
         <w:sz w:val="24"/>
         <w:szCs w:val="24"/>
@@ -5267,14 +5368,14 @@
   <w:latentStyles w:defLockedState="0" w:defUIPriority="99" w:defSemiHidden="0" w:defUnhideWhenUsed="0" w:defQFormat="0" w:count="376">
     <w:lsdException w:name="Normal" w:uiPriority="0" w:qFormat="1"/>
     <w:lsdException w:name="heading 1" w:uiPriority="0" w:qFormat="1"/>
-    <w:lsdException w:name="heading 2" w:uiPriority="9" w:semiHidden="1" w:unhideWhenUsed="1" w:qFormat="1"/>
-    <w:lsdException w:name="heading 3" w:uiPriority="9" w:semiHidden="1" w:unhideWhenUsed="1" w:qFormat="1"/>
-    <w:lsdException w:name="heading 4" w:uiPriority="9" w:semiHidden="1" w:unhideWhenUsed="1" w:qFormat="1"/>
-    <w:lsdException w:name="heading 5" w:uiPriority="9" w:semiHidden="1" w:unhideWhenUsed="1" w:qFormat="1"/>
-    <w:lsdException w:name="heading 6" w:uiPriority="9" w:semiHidden="1" w:unhideWhenUsed="1" w:qFormat="1"/>
-    <w:lsdException w:name="heading 7" w:uiPriority="9" w:semiHidden="1" w:unhideWhenUsed="1" w:qFormat="1"/>
-    <w:lsdException w:name="heading 8" w:uiPriority="9" w:semiHidden="1" w:unhideWhenUsed="1" w:qFormat="1"/>
-    <w:lsdException w:name="heading 9" w:uiPriority="9" w:semiHidden="1" w:unhideWhenUsed="1" w:qFormat="1"/>
+    <w:lsdException w:name="heading 2" w:semiHidden="1" w:uiPriority="9" w:unhideWhenUsed="1" w:qFormat="1"/>
+    <w:lsdException w:name="heading 3" w:semiHidden="1" w:uiPriority="9" w:unhideWhenUsed="1" w:qFormat="1"/>
+    <w:lsdException w:name="heading 4" w:semiHidden="1" w:uiPriority="9" w:unhideWhenUsed="1" w:qFormat="1"/>
+    <w:lsdException w:name="heading 5" w:semiHidden="1" w:uiPriority="9" w:unhideWhenUsed="1" w:qFormat="1"/>
+    <w:lsdException w:name="heading 6" w:semiHidden="1" w:uiPriority="9" w:unhideWhenUsed="1" w:qFormat="1"/>
+    <w:lsdException w:name="heading 7" w:semiHidden="1" w:uiPriority="9" w:unhideWhenUsed="1" w:qFormat="1"/>
+    <w:lsdException w:name="heading 8" w:semiHidden="1" w:uiPriority="9" w:unhideWhenUsed="1" w:qFormat="1"/>
+    <w:lsdException w:name="heading 9" w:semiHidden="1" w:uiPriority="9" w:unhideWhenUsed="1" w:qFormat="1"/>
     <w:lsdException w:name="index 1" w:semiHidden="1" w:unhideWhenUsed="1"/>
     <w:lsdException w:name="index 2" w:semiHidden="1" w:unhideWhenUsed="1"/>
     <w:lsdException w:name="index 3" w:semiHidden="1" w:unhideWhenUsed="1"/>
@@ -5284,22 +5385,22 @@
     <w:lsdException w:name="index 7" w:semiHidden="1" w:unhideWhenUsed="1"/>
     <w:lsdException w:name="index 8" w:semiHidden="1" w:unhideWhenUsed="1"/>
     <w:lsdException w:name="index 9" w:semiHidden="1" w:unhideWhenUsed="1"/>
-    <w:lsdException w:name="toc 1" w:uiPriority="39" w:semiHidden="1" w:unhideWhenUsed="1"/>
-    <w:lsdException w:name="toc 2" w:uiPriority="39" w:semiHidden="1" w:unhideWhenUsed="1"/>
-    <w:lsdException w:name="toc 3" w:uiPriority="39" w:semiHidden="1" w:unhideWhenUsed="1"/>
-    <w:lsdException w:name="toc 4" w:uiPriority="39" w:semiHidden="1" w:unhideWhenUsed="1"/>
-    <w:lsdException w:name="toc 5" w:uiPriority="39" w:semiHidden="1" w:unhideWhenUsed="1"/>
-    <w:lsdException w:name="toc 6" w:uiPriority="39" w:semiHidden="1" w:unhideWhenUsed="1"/>
-    <w:lsdException w:name="toc 7" w:uiPriority="39" w:semiHidden="1" w:unhideWhenUsed="1"/>
-    <w:lsdException w:name="toc 8" w:uiPriority="39" w:semiHidden="1" w:unhideWhenUsed="1"/>
-    <w:lsdException w:name="toc 9" w:uiPriority="39" w:semiHidden="1" w:unhideWhenUsed="1"/>
+    <w:lsdException w:name="toc 1" w:semiHidden="1" w:uiPriority="39" w:unhideWhenUsed="1"/>
+    <w:lsdException w:name="toc 2" w:semiHidden="1" w:uiPriority="39" w:unhideWhenUsed="1"/>
+    <w:lsdException w:name="toc 3" w:semiHidden="1" w:uiPriority="39" w:unhideWhenUsed="1"/>
+    <w:lsdException w:name="toc 4" w:semiHidden="1" w:uiPriority="39" w:unhideWhenUsed="1"/>
+    <w:lsdException w:name="toc 5" w:semiHidden="1" w:uiPriority="39" w:unhideWhenUsed="1"/>
+    <w:lsdException w:name="toc 6" w:semiHidden="1" w:uiPriority="39" w:unhideWhenUsed="1"/>
+    <w:lsdException w:name="toc 7" w:semiHidden="1" w:uiPriority="39" w:unhideWhenUsed="1"/>
+    <w:lsdException w:name="toc 8" w:semiHidden="1" w:uiPriority="39" w:unhideWhenUsed="1"/>
+    <w:lsdException w:name="toc 9" w:semiHidden="1" w:uiPriority="39" w:unhideWhenUsed="1"/>
     <w:lsdException w:name="Normal Indent" w:semiHidden="1" w:unhideWhenUsed="1"/>
     <w:lsdException w:name="footnote text" w:semiHidden="1" w:unhideWhenUsed="1"/>
     <w:lsdException w:name="annotation text" w:semiHidden="1" w:unhideWhenUsed="1"/>
     <w:lsdException w:name="header" w:semiHidden="1" w:unhideWhenUsed="1"/>
     <w:lsdException w:name="footer" w:semiHidden="1" w:unhideWhenUsed="1"/>
     <w:lsdException w:name="index heading" w:semiHidden="1" w:unhideWhenUsed="1"/>
-    <w:lsdException w:name="caption" w:uiPriority="35" w:semiHidden="1" w:unhideWhenUsed="1" w:qFormat="1"/>
+    <w:lsdException w:name="caption" w:semiHidden="1" w:uiPriority="35" w:unhideWhenUsed="1" w:qFormat="1"/>
     <w:lsdException w:name="table of figures" w:semiHidden="1" w:unhideWhenUsed="1"/>
     <w:lsdException w:name="envelope address" w:semiHidden="1" w:unhideWhenUsed="1"/>
     <w:lsdException w:name="envelope return" w:semiHidden="1" w:unhideWhenUsed="1"/>
@@ -5330,7 +5431,7 @@
     <w:lsdException w:name="Title" w:uiPriority="10" w:qFormat="1"/>
     <w:lsdException w:name="Closing" w:semiHidden="1" w:unhideWhenUsed="1"/>
     <w:lsdException w:name="Signature" w:semiHidden="1" w:unhideWhenUsed="1"/>
-    <w:lsdException w:name="Default Paragraph Font" w:uiPriority="1" w:semiHidden="1" w:unhideWhenUsed="1"/>
+    <w:lsdException w:name="Default Paragraph Font" w:semiHidden="1" w:uiPriority="1" w:unhideWhenUsed="1"/>
     <w:lsdException w:name="Body Text" w:semiHidden="1" w:unhideWhenUsed="1"/>
     <w:lsdException w:name="Body Text Indent" w:semiHidden="1" w:unhideWhenUsed="1"/>
     <w:lsdException w:name="List Continue" w:semiHidden="1" w:unhideWhenUsed="1"/>
@@ -5530,8 +5631,8 @@
     <w:lsdException w:name="Subtle Reference" w:uiPriority="31" w:qFormat="1"/>
     <w:lsdException w:name="Intense Reference" w:uiPriority="32" w:qFormat="1"/>
     <w:lsdException w:name="Book Title" w:uiPriority="33" w:qFormat="1"/>
-    <w:lsdException w:name="Bibliography" w:uiPriority="37" w:semiHidden="1" w:unhideWhenUsed="1"/>
-    <w:lsdException w:name="TOC Heading" w:uiPriority="39" w:semiHidden="1" w:unhideWhenUsed="1" w:qFormat="1"/>
+    <w:lsdException w:name="Bibliography" w:semiHidden="1" w:uiPriority="37" w:unhideWhenUsed="1"/>
+    <w:lsdException w:name="TOC Heading" w:semiHidden="1" w:uiPriority="39" w:unhideWhenUsed="1" w:qFormat="1"/>
     <w:lsdException w:name="Plain Table 1" w:uiPriority="41"/>
     <w:lsdException w:name="Plain Table 2" w:uiPriority="42"/>
     <w:lsdException w:name="Plain Table 3" w:uiPriority="43"/>
@@ -5642,7 +5743,7 @@
     <w:lsdException w:name="Unresolved Mention" w:semiHidden="1" w:unhideWhenUsed="1"/>
     <w:lsdException w:name="Smart Link" w:semiHidden="1" w:unhideWhenUsed="1"/>
   </w:latentStyles>
-  <w:style w:type="paragraph" w:styleId="Normal" w:default="1">
+  <w:style w:type="paragraph" w:default="1" w:styleId="Standaard">
     <w:name w:val="Normal"/>
     <w:qFormat/>
     <w:rsid w:val="00C22F06"/>
@@ -5650,16 +5751,16 @@
       <w:spacing w:line="259" w:lineRule="auto"/>
     </w:pPr>
     <w:rPr>
-      <w:rFonts w:ascii="Arial" w:hAnsi="Arial" w:eastAsia="Arial" w:cs="Arial"/>
+      <w:rFonts w:ascii="Arial" w:eastAsia="Arial" w:hAnsi="Arial" w:cs="Arial"/>
       <w:sz w:val="22"/>
       <w:szCs w:val="22"/>
     </w:rPr>
   </w:style>
-  <w:style w:type="paragraph" w:styleId="Heading1">
+  <w:style w:type="paragraph" w:styleId="Kop1">
     <w:name w:val="heading 1"/>
-    <w:basedOn w:val="Normal"/>
-    <w:next w:val="Normal"/>
-    <w:link w:val="Heading1Char"/>
+    <w:basedOn w:val="Standaard"/>
+    <w:next w:val="Standaard"/>
+    <w:link w:val="Kop1Char"/>
     <w:qFormat/>
     <w:rsid w:val="003539DF"/>
     <w:pPr>
@@ -5669,17 +5770,17 @@
       <w:outlineLvl w:val="0"/>
     </w:pPr>
     <w:rPr>
-      <w:rFonts w:asciiTheme="majorHAnsi" w:hAnsiTheme="majorHAnsi" w:eastAsiaTheme="majorEastAsia" w:cstheme="majorBidi"/>
+      <w:rFonts w:asciiTheme="majorHAnsi" w:eastAsiaTheme="majorEastAsia" w:hAnsiTheme="majorHAnsi" w:cstheme="majorBidi"/>
       <w:color w:val="0F4761" w:themeColor="accent1" w:themeShade="BF"/>
       <w:sz w:val="40"/>
       <w:szCs w:val="40"/>
     </w:rPr>
   </w:style>
-  <w:style w:type="paragraph" w:styleId="Heading2">
+  <w:style w:type="paragraph" w:styleId="Kop2">
     <w:name w:val="heading 2"/>
-    <w:basedOn w:val="Normal"/>
-    <w:next w:val="Normal"/>
-    <w:link w:val="Heading2Char"/>
+    <w:basedOn w:val="Standaard"/>
+    <w:next w:val="Standaard"/>
+    <w:link w:val="Kop2Char"/>
     <w:uiPriority w:val="9"/>
     <w:unhideWhenUsed/>
     <w:qFormat/>
@@ -5691,17 +5792,17 @@
       <w:outlineLvl w:val="1"/>
     </w:pPr>
     <w:rPr>
-      <w:rFonts w:asciiTheme="majorHAnsi" w:hAnsiTheme="majorHAnsi" w:eastAsiaTheme="majorEastAsia" w:cstheme="majorBidi"/>
+      <w:rFonts w:asciiTheme="majorHAnsi" w:eastAsiaTheme="majorEastAsia" w:hAnsiTheme="majorHAnsi" w:cstheme="majorBidi"/>
       <w:color w:val="0F4761" w:themeColor="accent1" w:themeShade="BF"/>
       <w:sz w:val="32"/>
       <w:szCs w:val="32"/>
     </w:rPr>
   </w:style>
-  <w:style w:type="paragraph" w:styleId="Heading3">
+  <w:style w:type="paragraph" w:styleId="Kop3">
     <w:name w:val="heading 3"/>
-    <w:basedOn w:val="Normal"/>
-    <w:next w:val="Normal"/>
-    <w:link w:val="Heading3Char"/>
+    <w:basedOn w:val="Standaard"/>
+    <w:next w:val="Standaard"/>
+    <w:link w:val="Kop3Char"/>
     <w:uiPriority w:val="9"/>
     <w:semiHidden/>
     <w:unhideWhenUsed/>
@@ -5720,11 +5821,11 @@
       <w:szCs w:val="28"/>
     </w:rPr>
   </w:style>
-  <w:style w:type="paragraph" w:styleId="Heading4">
+  <w:style w:type="paragraph" w:styleId="Kop4">
     <w:name w:val="heading 4"/>
-    <w:basedOn w:val="Normal"/>
-    <w:next w:val="Normal"/>
-    <w:link w:val="Heading4Char"/>
+    <w:basedOn w:val="Standaard"/>
+    <w:next w:val="Standaard"/>
+    <w:link w:val="Kop4Char"/>
     <w:uiPriority w:val="9"/>
     <w:semiHidden/>
     <w:unhideWhenUsed/>
@@ -5743,11 +5844,11 @@
       <w:color w:val="0F4761" w:themeColor="accent1" w:themeShade="BF"/>
     </w:rPr>
   </w:style>
-  <w:style w:type="paragraph" w:styleId="Heading5">
+  <w:style w:type="paragraph" w:styleId="Kop5">
     <w:name w:val="heading 5"/>
-    <w:basedOn w:val="Normal"/>
-    <w:next w:val="Normal"/>
-    <w:link w:val="Heading5Char"/>
+    <w:basedOn w:val="Standaard"/>
+    <w:next w:val="Standaard"/>
+    <w:link w:val="Kop5Char"/>
     <w:uiPriority w:val="9"/>
     <w:semiHidden/>
     <w:unhideWhenUsed/>
@@ -5764,11 +5865,11 @@
       <w:color w:val="0F4761" w:themeColor="accent1" w:themeShade="BF"/>
     </w:rPr>
   </w:style>
-  <w:style w:type="paragraph" w:styleId="Heading6">
+  <w:style w:type="paragraph" w:styleId="Kop6">
     <w:name w:val="heading 6"/>
-    <w:basedOn w:val="Normal"/>
-    <w:next w:val="Normal"/>
-    <w:link w:val="Heading6Char"/>
+    <w:basedOn w:val="Standaard"/>
+    <w:next w:val="Standaard"/>
+    <w:link w:val="Kop6Char"/>
     <w:uiPriority w:val="9"/>
     <w:semiHidden/>
     <w:unhideWhenUsed/>
@@ -5787,11 +5888,11 @@
       <w:color w:val="595959" w:themeColor="text1" w:themeTint="A6"/>
     </w:rPr>
   </w:style>
-  <w:style w:type="paragraph" w:styleId="Heading7">
+  <w:style w:type="paragraph" w:styleId="Kop7">
     <w:name w:val="heading 7"/>
-    <w:basedOn w:val="Normal"/>
-    <w:next w:val="Normal"/>
-    <w:link w:val="Heading7Char"/>
+    <w:basedOn w:val="Standaard"/>
+    <w:next w:val="Standaard"/>
+    <w:link w:val="Kop7Char"/>
     <w:uiPriority w:val="9"/>
     <w:semiHidden/>
     <w:unhideWhenUsed/>
@@ -5808,11 +5909,11 @@
       <w:color w:val="595959" w:themeColor="text1" w:themeTint="A6"/>
     </w:rPr>
   </w:style>
-  <w:style w:type="paragraph" w:styleId="Heading8">
+  <w:style w:type="paragraph" w:styleId="Kop8">
     <w:name w:val="heading 8"/>
-    <w:basedOn w:val="Normal"/>
-    <w:next w:val="Normal"/>
-    <w:link w:val="Heading8Char"/>
+    <w:basedOn w:val="Standaard"/>
+    <w:next w:val="Standaard"/>
+    <w:link w:val="Kop8Char"/>
     <w:uiPriority w:val="9"/>
     <w:semiHidden/>
     <w:unhideWhenUsed/>
@@ -5831,11 +5932,11 @@
       <w:color w:val="272727" w:themeColor="text1" w:themeTint="D8"/>
     </w:rPr>
   </w:style>
-  <w:style w:type="paragraph" w:styleId="Heading9">
+  <w:style w:type="paragraph" w:styleId="Kop9">
     <w:name w:val="heading 9"/>
-    <w:basedOn w:val="Normal"/>
-    <w:next w:val="Normal"/>
-    <w:link w:val="Heading9Char"/>
+    <w:basedOn w:val="Standaard"/>
+    <w:next w:val="Standaard"/>
+    <w:link w:val="Kop9Char"/>
     <w:uiPriority w:val="9"/>
     <w:semiHidden/>
     <w:unhideWhenUsed/>
@@ -5852,13 +5953,13 @@
       <w:color w:val="272727" w:themeColor="text1" w:themeTint="D8"/>
     </w:rPr>
   </w:style>
-  <w:style w:type="character" w:styleId="DefaultParagraphFont" w:default="1">
+  <w:style w:type="character" w:default="1" w:styleId="Standaardalinea-lettertype">
     <w:name w:val="Default Paragraph Font"/>
     <w:uiPriority w:val="1"/>
     <w:semiHidden/>
     <w:unhideWhenUsed/>
   </w:style>
-  <w:style w:type="table" w:styleId="TableNormal" w:default="1">
+  <w:style w:type="table" w:default="1" w:styleId="Standaardtabel">
     <w:name w:val="Normal Table"/>
     <w:uiPriority w:val="99"/>
     <w:semiHidden/>
@@ -5873,41 +5974,41 @@
       </w:tblCellMar>
     </w:tblPr>
   </w:style>
-  <w:style w:type="numbering" w:styleId="NoList" w:default="1">
+  <w:style w:type="numbering" w:default="1" w:styleId="Geenlijst">
     <w:name w:val="No List"/>
     <w:uiPriority w:val="99"/>
     <w:semiHidden/>
     <w:unhideWhenUsed/>
   </w:style>
-  <w:style w:type="character" w:styleId="Heading1Char" w:customStyle="1">
-    <w:name w:val="Heading 1 Char"/>
-    <w:basedOn w:val="DefaultParagraphFont"/>
-    <w:link w:val="Heading1"/>
+  <w:style w:type="character" w:customStyle="1" w:styleId="Kop1Char">
+    <w:name w:val="Kop 1 Char"/>
+    <w:basedOn w:val="Standaardalinea-lettertype"/>
+    <w:link w:val="Kop1"/>
     <w:rsid w:val="003539DF"/>
     <w:rPr>
-      <w:rFonts w:asciiTheme="majorHAnsi" w:hAnsiTheme="majorHAnsi" w:eastAsiaTheme="majorEastAsia" w:cstheme="majorBidi"/>
+      <w:rFonts w:asciiTheme="majorHAnsi" w:eastAsiaTheme="majorEastAsia" w:hAnsiTheme="majorHAnsi" w:cstheme="majorBidi"/>
       <w:color w:val="0F4761" w:themeColor="accent1" w:themeShade="BF"/>
       <w:sz w:val="40"/>
       <w:szCs w:val="40"/>
     </w:rPr>
   </w:style>
-  <w:style w:type="character" w:styleId="Heading2Char" w:customStyle="1">
-    <w:name w:val="Heading 2 Char"/>
-    <w:basedOn w:val="DefaultParagraphFont"/>
-    <w:link w:val="Heading2"/>
+  <w:style w:type="character" w:customStyle="1" w:styleId="Kop2Char">
+    <w:name w:val="Kop 2 Char"/>
+    <w:basedOn w:val="Standaardalinea-lettertype"/>
+    <w:link w:val="Kop2"/>
     <w:uiPriority w:val="9"/>
     <w:rsid w:val="003539DF"/>
     <w:rPr>
-      <w:rFonts w:asciiTheme="majorHAnsi" w:hAnsiTheme="majorHAnsi" w:eastAsiaTheme="majorEastAsia" w:cstheme="majorBidi"/>
+      <w:rFonts w:asciiTheme="majorHAnsi" w:eastAsiaTheme="majorEastAsia" w:hAnsiTheme="majorHAnsi" w:cstheme="majorBidi"/>
       <w:color w:val="0F4761" w:themeColor="accent1" w:themeShade="BF"/>
       <w:sz w:val="32"/>
       <w:szCs w:val="32"/>
     </w:rPr>
   </w:style>
-  <w:style w:type="character" w:styleId="Heading3Char" w:customStyle="1">
-    <w:name w:val="Heading 3 Char"/>
-    <w:basedOn w:val="DefaultParagraphFont"/>
-    <w:link w:val="Heading3"/>
+  <w:style w:type="character" w:customStyle="1" w:styleId="Kop3Char">
+    <w:name w:val="Kop 3 Char"/>
+    <w:basedOn w:val="Standaardalinea-lettertype"/>
+    <w:link w:val="Kop3"/>
     <w:uiPriority w:val="9"/>
     <w:semiHidden/>
     <w:rsid w:val="003539DF"/>
@@ -5918,10 +6019,10 @@
       <w:szCs w:val="28"/>
     </w:rPr>
   </w:style>
-  <w:style w:type="character" w:styleId="Heading4Char" w:customStyle="1">
-    <w:name w:val="Heading 4 Char"/>
-    <w:basedOn w:val="DefaultParagraphFont"/>
-    <w:link w:val="Heading4"/>
+  <w:style w:type="character" w:customStyle="1" w:styleId="Kop4Char">
+    <w:name w:val="Kop 4 Char"/>
+    <w:basedOn w:val="Standaardalinea-lettertype"/>
+    <w:link w:val="Kop4"/>
     <w:uiPriority w:val="9"/>
     <w:semiHidden/>
     <w:rsid w:val="003539DF"/>
@@ -5932,10 +6033,10 @@
       <w:color w:val="0F4761" w:themeColor="accent1" w:themeShade="BF"/>
     </w:rPr>
   </w:style>
-  <w:style w:type="character" w:styleId="Heading5Char" w:customStyle="1">
-    <w:name w:val="Heading 5 Char"/>
-    <w:basedOn w:val="DefaultParagraphFont"/>
-    <w:link w:val="Heading5"/>
+  <w:style w:type="character" w:customStyle="1" w:styleId="Kop5Char">
+    <w:name w:val="Kop 5 Char"/>
+    <w:basedOn w:val="Standaardalinea-lettertype"/>
+    <w:link w:val="Kop5"/>
     <w:uiPriority w:val="9"/>
     <w:semiHidden/>
     <w:rsid w:val="003539DF"/>
@@ -5944,10 +6045,10 @@
       <w:color w:val="0F4761" w:themeColor="accent1" w:themeShade="BF"/>
     </w:rPr>
   </w:style>
-  <w:style w:type="character" w:styleId="Heading6Char" w:customStyle="1">
-    <w:name w:val="Heading 6 Char"/>
-    <w:basedOn w:val="DefaultParagraphFont"/>
-    <w:link w:val="Heading6"/>
+  <w:style w:type="character" w:customStyle="1" w:styleId="Kop6Char">
+    <w:name w:val="Kop 6 Char"/>
+    <w:basedOn w:val="Standaardalinea-lettertype"/>
+    <w:link w:val="Kop6"/>
     <w:uiPriority w:val="9"/>
     <w:semiHidden/>
     <w:rsid w:val="003539DF"/>
@@ -5958,10 +6059,10 @@
       <w:color w:val="595959" w:themeColor="text1" w:themeTint="A6"/>
     </w:rPr>
   </w:style>
-  <w:style w:type="character" w:styleId="Heading7Char" w:customStyle="1">
-    <w:name w:val="Heading 7 Char"/>
-    <w:basedOn w:val="DefaultParagraphFont"/>
-    <w:link w:val="Heading7"/>
+  <w:style w:type="character" w:customStyle="1" w:styleId="Kop7Char">
+    <w:name w:val="Kop 7 Char"/>
+    <w:basedOn w:val="Standaardalinea-lettertype"/>
+    <w:link w:val="Kop7"/>
     <w:uiPriority w:val="9"/>
     <w:semiHidden/>
     <w:rsid w:val="003539DF"/>
@@ -5970,10 +6071,10 @@
       <w:color w:val="595959" w:themeColor="text1" w:themeTint="A6"/>
     </w:rPr>
   </w:style>
-  <w:style w:type="character" w:styleId="Heading8Char" w:customStyle="1">
-    <w:name w:val="Heading 8 Char"/>
-    <w:basedOn w:val="DefaultParagraphFont"/>
-    <w:link w:val="Heading8"/>
+  <w:style w:type="character" w:customStyle="1" w:styleId="Kop8Char">
+    <w:name w:val="Kop 8 Char"/>
+    <w:basedOn w:val="Standaardalinea-lettertype"/>
+    <w:link w:val="Kop8"/>
     <w:uiPriority w:val="9"/>
     <w:semiHidden/>
     <w:rsid w:val="003539DF"/>
@@ -5984,10 +6085,10 @@
       <w:color w:val="272727" w:themeColor="text1" w:themeTint="D8"/>
     </w:rPr>
   </w:style>
-  <w:style w:type="character" w:styleId="Heading9Char" w:customStyle="1">
-    <w:name w:val="Heading 9 Char"/>
-    <w:basedOn w:val="DefaultParagraphFont"/>
-    <w:link w:val="Heading9"/>
+  <w:style w:type="character" w:customStyle="1" w:styleId="Kop9Char">
+    <w:name w:val="Kop 9 Char"/>
+    <w:basedOn w:val="Standaardalinea-lettertype"/>
+    <w:link w:val="Kop9"/>
     <w:uiPriority w:val="9"/>
     <w:semiHidden/>
     <w:rsid w:val="003539DF"/>
@@ -5996,11 +6097,11 @@
       <w:color w:val="272727" w:themeColor="text1" w:themeTint="D8"/>
     </w:rPr>
   </w:style>
-  <w:style w:type="paragraph" w:styleId="Title">
+  <w:style w:type="paragraph" w:styleId="Titel">
     <w:name w:val="Title"/>
-    <w:basedOn w:val="Normal"/>
-    <w:next w:val="Normal"/>
-    <w:link w:val="TitleChar"/>
+    <w:basedOn w:val="Standaard"/>
+    <w:next w:val="Standaard"/>
+    <w:link w:val="TitelChar"/>
     <w:uiPriority w:val="10"/>
     <w:qFormat/>
     <w:rsid w:val="003539DF"/>
@@ -6009,32 +6110,32 @@
       <w:contextualSpacing/>
     </w:pPr>
     <w:rPr>
-      <w:rFonts w:asciiTheme="majorHAnsi" w:hAnsiTheme="majorHAnsi" w:eastAsiaTheme="majorEastAsia" w:cstheme="majorBidi"/>
+      <w:rFonts w:asciiTheme="majorHAnsi" w:eastAsiaTheme="majorEastAsia" w:hAnsiTheme="majorHAnsi" w:cstheme="majorBidi"/>
       <w:spacing w:val="-10"/>
       <w:kern w:val="28"/>
       <w:sz w:val="56"/>
       <w:szCs w:val="56"/>
     </w:rPr>
   </w:style>
-  <w:style w:type="character" w:styleId="TitleChar" w:customStyle="1">
-    <w:name w:val="Title Char"/>
-    <w:basedOn w:val="DefaultParagraphFont"/>
-    <w:link w:val="Title"/>
+  <w:style w:type="character" w:customStyle="1" w:styleId="TitelChar">
+    <w:name w:val="Titel Char"/>
+    <w:basedOn w:val="Standaardalinea-lettertype"/>
+    <w:link w:val="Titel"/>
     <w:uiPriority w:val="10"/>
     <w:rsid w:val="003539DF"/>
     <w:rPr>
-      <w:rFonts w:asciiTheme="majorHAnsi" w:hAnsiTheme="majorHAnsi" w:eastAsiaTheme="majorEastAsia" w:cstheme="majorBidi"/>
+      <w:rFonts w:asciiTheme="majorHAnsi" w:eastAsiaTheme="majorEastAsia" w:hAnsiTheme="majorHAnsi" w:cstheme="majorBidi"/>
       <w:spacing w:val="-10"/>
       <w:kern w:val="28"/>
       <w:sz w:val="56"/>
       <w:szCs w:val="56"/>
     </w:rPr>
   </w:style>
-  <w:style w:type="paragraph" w:styleId="Subtitle">
+  <w:style w:type="paragraph" w:styleId="Ondertitel">
     <w:name w:val="Subtitle"/>
-    <w:basedOn w:val="Normal"/>
-    <w:next w:val="Normal"/>
-    <w:link w:val="SubtitleChar"/>
+    <w:basedOn w:val="Standaard"/>
+    <w:next w:val="Standaard"/>
+    <w:link w:val="OndertitelChar"/>
     <w:uiPriority w:val="11"/>
     <w:qFormat/>
     <w:rsid w:val="003539DF"/>
@@ -6051,10 +6152,10 @@
       <w:szCs w:val="28"/>
     </w:rPr>
   </w:style>
-  <w:style w:type="character" w:styleId="SubtitleChar" w:customStyle="1">
-    <w:name w:val="Subtitle Char"/>
-    <w:basedOn w:val="DefaultParagraphFont"/>
-    <w:link w:val="Subtitle"/>
+  <w:style w:type="character" w:customStyle="1" w:styleId="OndertitelChar">
+    <w:name w:val="Ondertitel Char"/>
+    <w:basedOn w:val="Standaardalinea-lettertype"/>
+    <w:link w:val="Ondertitel"/>
     <w:uiPriority w:val="11"/>
     <w:rsid w:val="003539DF"/>
     <w:rPr>
@@ -6065,11 +6166,11 @@
       <w:szCs w:val="28"/>
     </w:rPr>
   </w:style>
-  <w:style w:type="paragraph" w:styleId="Quote">
+  <w:style w:type="paragraph" w:styleId="Citaat">
     <w:name w:val="Quote"/>
-    <w:basedOn w:val="Normal"/>
-    <w:next w:val="Normal"/>
-    <w:link w:val="QuoteChar"/>
+    <w:basedOn w:val="Standaard"/>
+    <w:next w:val="Standaard"/>
+    <w:link w:val="CitaatChar"/>
     <w:uiPriority w:val="29"/>
     <w:qFormat/>
     <w:rsid w:val="003539DF"/>
@@ -6083,10 +6184,10 @@
       <w:color w:val="404040" w:themeColor="text1" w:themeTint="BF"/>
     </w:rPr>
   </w:style>
-  <w:style w:type="character" w:styleId="QuoteChar" w:customStyle="1">
-    <w:name w:val="Quote Char"/>
-    <w:basedOn w:val="DefaultParagraphFont"/>
-    <w:link w:val="Quote"/>
+  <w:style w:type="character" w:customStyle="1" w:styleId="CitaatChar">
+    <w:name w:val="Citaat Char"/>
+    <w:basedOn w:val="Standaardalinea-lettertype"/>
+    <w:link w:val="Citaat"/>
     <w:uiPriority w:val="29"/>
     <w:rsid w:val="003539DF"/>
     <w:rPr>
@@ -6095,10 +6196,10 @@
       <w:color w:val="404040" w:themeColor="text1" w:themeTint="BF"/>
     </w:rPr>
   </w:style>
-  <w:style w:type="paragraph" w:styleId="ListParagraph">
+  <w:style w:type="paragraph" w:styleId="Lijstalinea">
     <w:name w:val="List Paragraph"/>
-    <w:basedOn w:val="Normal"/>
-    <w:link w:val="ListParagraphChar"/>
+    <w:basedOn w:val="Standaard"/>
+    <w:link w:val="LijstalineaChar"/>
     <w:uiPriority w:val="34"/>
     <w:qFormat/>
     <w:rsid w:val="003539DF"/>
@@ -6107,9 +6208,9 @@
       <w:contextualSpacing/>
     </w:pPr>
   </w:style>
-  <w:style w:type="character" w:styleId="IntenseEmphasis">
+  <w:style w:type="character" w:styleId="Intensievebenadrukking">
     <w:name w:val="Intense Emphasis"/>
-    <w:basedOn w:val="DefaultParagraphFont"/>
+    <w:basedOn w:val="Standaardalinea-lettertype"/>
     <w:uiPriority w:val="21"/>
     <w:qFormat/>
     <w:rsid w:val="003539DF"/>
@@ -6119,18 +6220,18 @@
       <w:color w:val="0F4761" w:themeColor="accent1" w:themeShade="BF"/>
     </w:rPr>
   </w:style>
-  <w:style w:type="paragraph" w:styleId="IntenseQuote">
+  <w:style w:type="paragraph" w:styleId="Duidelijkcitaat">
     <w:name w:val="Intense Quote"/>
-    <w:basedOn w:val="Normal"/>
-    <w:next w:val="Normal"/>
-    <w:link w:val="IntenseQuoteChar"/>
+    <w:basedOn w:val="Standaard"/>
+    <w:next w:val="Standaard"/>
+    <w:link w:val="DuidelijkcitaatChar"/>
     <w:uiPriority w:val="30"/>
     <w:qFormat/>
     <w:rsid w:val="003539DF"/>
     <w:pPr>
       <w:pBdr>
-        <w:top w:val="single" w:color="0F4761" w:themeColor="accent1" w:themeShade="BF" w:sz="4" w:space="10"/>
-        <w:bottom w:val="single" w:color="0F4761" w:themeColor="accent1" w:themeShade="BF" w:sz="4" w:space="10"/>
+        <w:top w:val="single" w:sz="4" w:space="10" w:color="0F4761" w:themeColor="accent1" w:themeShade="BF"/>
+        <w:bottom w:val="single" w:sz="4" w:space="10" w:color="0F4761" w:themeColor="accent1" w:themeShade="BF"/>
       </w:pBdr>
       <w:spacing w:before="360" w:after="360"/>
       <w:ind w:left="864" w:right="864"/>
@@ -6142,10 +6243,10 @@
       <w:color w:val="0F4761" w:themeColor="accent1" w:themeShade="BF"/>
     </w:rPr>
   </w:style>
-  <w:style w:type="character" w:styleId="IntenseQuoteChar" w:customStyle="1">
-    <w:name w:val="Intense Quote Char"/>
-    <w:basedOn w:val="DefaultParagraphFont"/>
-    <w:link w:val="IntenseQuote"/>
+  <w:style w:type="character" w:customStyle="1" w:styleId="DuidelijkcitaatChar">
+    <w:name w:val="Duidelijk citaat Char"/>
+    <w:basedOn w:val="Standaardalinea-lettertype"/>
+    <w:link w:val="Duidelijkcitaat"/>
     <w:uiPriority w:val="30"/>
     <w:rsid w:val="003539DF"/>
     <w:rPr>
@@ -6154,9 +6255,9 @@
       <w:color w:val="0F4761" w:themeColor="accent1" w:themeShade="BF"/>
     </w:rPr>
   </w:style>
-  <w:style w:type="character" w:styleId="IntenseReference">
+  <w:style w:type="character" w:styleId="Intensieveverwijzing">
     <w:name w:val="Intense Reference"/>
-    <w:basedOn w:val="DefaultParagraphFont"/>
+    <w:basedOn w:val="Standaardalinea-lettertype"/>
     <w:uiPriority w:val="32"/>
     <w:qFormat/>
     <w:rsid w:val="003539DF"/>
@@ -6168,17 +6269,17 @@
       <w:spacing w:val="5"/>
     </w:rPr>
   </w:style>
-  <w:style w:type="character" w:styleId="ListParagraphChar" w:customStyle="1">
-    <w:name w:val="List Paragraph Char"/>
-    <w:basedOn w:val="DefaultParagraphFont"/>
-    <w:link w:val="ListParagraph"/>
+  <w:style w:type="character" w:customStyle="1" w:styleId="LijstalineaChar">
+    <w:name w:val="Lijstalinea Char"/>
+    <w:basedOn w:val="Standaardalinea-lettertype"/>
+    <w:link w:val="Lijstalinea"/>
     <w:uiPriority w:val="34"/>
     <w:qFormat/>
     <w:rsid w:val="00C22F06"/>
   </w:style>
-  <w:style w:type="table" w:styleId="TableGrid">
+  <w:style w:type="table" w:styleId="Tabelraster">
     <w:name w:val="Table Grid"/>
-    <w:basedOn w:val="TableNormal"/>
+    <w:basedOn w:val="Standaardtabel"/>
     <w:uiPriority w:val="39"/>
     <w:rsid w:val="00C22F06"/>
     <w:pPr>
@@ -6190,19 +6291,19 @@
     </w:rPr>
     <w:tblPr>
       <w:tblBorders>
-        <w:top w:val="single" w:color="auto" w:sz="4" w:space="0"/>
-        <w:left w:val="single" w:color="auto" w:sz="4" w:space="0"/>
-        <w:bottom w:val="single" w:color="auto" w:sz="4" w:space="0"/>
-        <w:right w:val="single" w:color="auto" w:sz="4" w:space="0"/>
-        <w:insideH w:val="single" w:color="auto" w:sz="4" w:space="0"/>
-        <w:insideV w:val="single" w:color="auto" w:sz="4" w:space="0"/>
+        <w:top w:val="single" w:sz="4" w:space="0" w:color="auto"/>
+        <w:left w:val="single" w:sz="4" w:space="0" w:color="auto"/>
+        <w:bottom w:val="single" w:sz="4" w:space="0" w:color="auto"/>
+        <w:right w:val="single" w:sz="4" w:space="0" w:color="auto"/>
+        <w:insideH w:val="single" w:sz="4" w:space="0" w:color="auto"/>
+        <w:insideV w:val="single" w:sz="4" w:space="0" w:color="auto"/>
       </w:tblBorders>
     </w:tblPr>
   </w:style>
-  <w:style w:type="paragraph" w:styleId="Header">
+  <w:style w:type="paragraph" w:styleId="Koptekst">
     <w:name w:val="header"/>
-    <w:basedOn w:val="Normal"/>
-    <w:link w:val="HeaderChar"/>
+    <w:basedOn w:val="Standaard"/>
+    <w:link w:val="KoptekstChar"/>
     <w:uiPriority w:val="99"/>
     <w:unhideWhenUsed/>
     <w:rsid w:val="00F65961"/>
@@ -6214,10 +6315,10 @@
       <w:spacing w:after="0" w:line="240" w:lineRule="auto"/>
     </w:pPr>
   </w:style>
-  <w:style w:type="character" w:styleId="HeaderChar" w:customStyle="1">
-    <w:name w:val="Header Char"/>
-    <w:basedOn w:val="DefaultParagraphFont"/>
-    <w:link w:val="Header"/>
+  <w:style w:type="character" w:customStyle="1" w:styleId="KoptekstChar">
+    <w:name w:val="Koptekst Char"/>
+    <w:basedOn w:val="Standaardalinea-lettertype"/>
+    <w:link w:val="Koptekst"/>
     <w:uiPriority w:val="99"/>
     <w:rsid w:val="00F65961"/>
     <w:rPr>
@@ -6226,10 +6327,10 @@
       <w:lang w:val="en-GB"/>
     </w:rPr>
   </w:style>
-  <w:style w:type="paragraph" w:styleId="Footer">
+  <w:style w:type="paragraph" w:styleId="Voettekst">
     <w:name w:val="footer"/>
-    <w:basedOn w:val="Normal"/>
-    <w:link w:val="FooterChar"/>
+    <w:basedOn w:val="Standaard"/>
+    <w:link w:val="VoettekstChar"/>
     <w:uiPriority w:val="99"/>
     <w:unhideWhenUsed/>
     <w:rsid w:val="00F65961"/>
@@ -6241,10 +6342,10 @@
       <w:spacing w:after="0" w:line="240" w:lineRule="auto"/>
     </w:pPr>
   </w:style>
-  <w:style w:type="character" w:styleId="FooterChar" w:customStyle="1">
-    <w:name w:val="Footer Char"/>
-    <w:basedOn w:val="DefaultParagraphFont"/>
-    <w:link w:val="Footer"/>
+  <w:style w:type="character" w:customStyle="1" w:styleId="VoettekstChar">
+    <w:name w:val="Voettekst Char"/>
+    <w:basedOn w:val="Standaardalinea-lettertype"/>
+    <w:link w:val="Voettekst"/>
     <w:uiPriority w:val="99"/>
     <w:rsid w:val="00F65961"/>
     <w:rPr>
@@ -6253,9 +6354,9 @@
       <w:lang w:val="en-GB"/>
     </w:rPr>
   </w:style>
-  <w:style w:type="character" w:styleId="CommentReference">
+  <w:style w:type="character" w:customStyle="1" w:styleId="CommentReference">
     <w:name w:val="Comment Reference"/>
-    <w:basedOn w:val="DefaultParagraphFont"/>
+    <w:basedOn w:val="Standaardalinea-lettertype"/>
     <w:uiPriority w:val="99"/>
     <w:semiHidden/>
     <w:unhideWhenUsed/>
@@ -6265,9 +6366,9 @@
       <w:szCs w:val="16"/>
     </w:rPr>
   </w:style>
-  <w:style w:type="paragraph" w:styleId="CommentText">
+  <w:style w:type="paragraph" w:customStyle="1" w:styleId="CommentText">
     <w:name w:val="Comment Text"/>
-    <w:basedOn w:val="Normal"/>
+    <w:basedOn w:val="Standaard"/>
     <w:link w:val="CommentTextChar"/>
     <w:uiPriority w:val="99"/>
     <w:unhideWhenUsed/>
@@ -6281,9 +6382,9 @@
       <w:lang w:val="en-GB"/>
     </w:rPr>
   </w:style>
-  <w:style w:type="character" w:styleId="CommentTextChar" w:customStyle="1">
+  <w:style w:type="character" w:customStyle="1" w:styleId="CommentTextChar">
     <w:name w:val="Comment Text Char"/>
-    <w:basedOn w:val="DefaultParagraphFont"/>
+    <w:basedOn w:val="Standaardalinea-lettertype"/>
     <w:link w:val="CommentText"/>
     <w:uiPriority w:val="99"/>
     <w:rsid w:val="002C3698"/>
@@ -6295,7 +6396,7 @@
   </w:style>
   <w:style w:type="character" w:styleId="Hyperlink">
     <w:name w:val="Hyperlink"/>
-    <w:basedOn w:val="DefaultParagraphFont"/>
+    <w:basedOn w:val="Standaardalinea-lettertype"/>
     <w:uiPriority w:val="99"/>
     <w:unhideWhenUsed/>
     <w:rsid w:val="007E4F29"/>
@@ -6304,9 +6405,9 @@
       <w:u w:val="single"/>
     </w:rPr>
   </w:style>
-  <w:style w:type="paragraph" w:styleId="CoverBold" w:customStyle="1">
+  <w:style w:type="paragraph" w:customStyle="1" w:styleId="CoverBold">
     <w:name w:val="CoverBold"/>
-    <w:basedOn w:val="Normal"/>
+    <w:basedOn w:val="Standaard"/>
     <w:link w:val="CoverBoldChar"/>
     <w:rsid w:val="007E4F29"/>
     <w:pPr>
@@ -6319,7 +6420,7 @@
       <w:jc w:val="both"/>
     </w:pPr>
     <w:rPr>
-      <w:rFonts w:ascii="Arial" w:hAnsi="Arial" w:eastAsia="Times New Roman" w:cs="Arial"/>
+      <w:rFonts w:eastAsia="Times New Roman"/>
       <w:b/>
       <w:kern w:val="0"/>
       <w:sz w:val="28"/>
@@ -6328,12 +6429,12 @@
       <w14:ligatures w14:val="none"/>
     </w:rPr>
   </w:style>
-  <w:style w:type="character" w:styleId="CoverBoldChar" w:customStyle="1">
+  <w:style w:type="character" w:customStyle="1" w:styleId="CoverBoldChar">
     <w:name w:val="CoverBold Char"/>
     <w:link w:val="CoverBold"/>
     <w:rsid w:val="007E4F29"/>
     <w:rPr>
-      <w:rFonts w:ascii="Arial" w:hAnsi="Arial" w:eastAsia="Times New Roman" w:cs="Arial"/>
+      <w:rFonts w:ascii="Arial" w:eastAsia="Times New Roman" w:hAnsi="Arial" w:cs="Arial"/>
       <w:b/>
       <w:kern w:val="0"/>
       <w:sz w:val="28"/>
@@ -6342,9 +6443,9 @@
       <w14:ligatures w14:val="none"/>
     </w:rPr>
   </w:style>
-  <w:style w:type="paragraph" w:styleId="TableParagraph" w:customStyle="1">
+  <w:style w:type="paragraph" w:customStyle="1" w:styleId="TableParagraph">
     <w:name w:val="Table Paragraph"/>
-    <w:basedOn w:val="Normal"/>
+    <w:basedOn w:val="Standaard"/>
     <w:uiPriority w:val="1"/>
     <w:qFormat/>
     <w:rsid w:val="007E4F29"/>
@@ -6353,15 +6454,15 @@
       <w:spacing w:after="0" w:line="240" w:lineRule="auto"/>
     </w:pPr>
     <w:rPr>
-      <w:rFonts w:ascii="Calibri" w:hAnsi="Calibri" w:eastAsia="Calibri" w:cs="Times New Roman"/>
+      <w:rFonts w:ascii="Calibri" w:eastAsia="Calibri" w:hAnsi="Calibri" w:cs="Times New Roman"/>
       <w:kern w:val="0"/>
       <w:lang w:val="en-US"/>
       <w14:ligatures w14:val="none"/>
     </w:rPr>
   </w:style>
-  <w:style w:type="table" w:styleId="Vragenlijst" w:customStyle="1">
+  <w:style w:type="table" w:customStyle="1" w:styleId="Vragenlijst">
     <w:name w:val="Vragenlijst"/>
-    <w:basedOn w:val="TableNormal"/>
+    <w:basedOn w:val="Standaardtabel"/>
     <w:uiPriority w:val="99"/>
     <w:rsid w:val="007E4F29"/>
     <w:pPr>
@@ -6396,9 +6497,9 @@
       </w:tcPr>
     </w:tblStylePr>
   </w:style>
-  <w:style w:type="table" w:styleId="Stijl1" w:customStyle="1">
+  <w:style w:type="table" w:customStyle="1" w:styleId="Stijl1">
     <w:name w:val="Stijl1"/>
-    <w:basedOn w:val="TableNormal"/>
+    <w:basedOn w:val="Standaardtabel"/>
     <w:uiPriority w:val="99"/>
     <w:rsid w:val="007E4F29"/>
     <w:pPr>
@@ -6424,16 +6525,16 @@
       </w:tcPr>
     </w:tblStylePr>
   </w:style>
-  <w:style w:type="paragraph" w:styleId="EndNoteBibliography" w:customStyle="1">
+  <w:style w:type="paragraph" w:customStyle="1" w:styleId="EndNoteBibliography">
     <w:name w:val="EndNote Bibliography"/>
-    <w:basedOn w:val="Normal"/>
+    <w:basedOn w:val="Standaard"/>
     <w:link w:val="EndNoteBibliographyChar"/>
     <w:rsid w:val="007E4F29"/>
     <w:pPr>
       <w:spacing w:after="0" w:line="240" w:lineRule="auto"/>
     </w:pPr>
     <w:rPr>
-      <w:rFonts w:ascii="Univers" w:hAnsi="Univers" w:eastAsia="Times New Roman" w:cs="Times New Roman"/>
+      <w:rFonts w:ascii="Univers" w:eastAsia="Times New Roman" w:hAnsi="Univers" w:cs="Times New Roman"/>
       <w:noProof/>
       <w:kern w:val="0"/>
       <w:sz w:val="20"/>
@@ -6442,13 +6543,13 @@
       <w14:ligatures w14:val="none"/>
     </w:rPr>
   </w:style>
-  <w:style w:type="character" w:styleId="EndNoteBibliographyChar" w:customStyle="1">
+  <w:style w:type="character" w:customStyle="1" w:styleId="EndNoteBibliographyChar">
     <w:name w:val="EndNote Bibliography Char"/>
-    <w:basedOn w:val="DefaultParagraphFont"/>
+    <w:basedOn w:val="Standaardalinea-lettertype"/>
     <w:link w:val="EndNoteBibliography"/>
     <w:rsid w:val="007E4F29"/>
     <w:rPr>
-      <w:rFonts w:ascii="Univers" w:hAnsi="Univers" w:eastAsia="Times New Roman" w:cs="Times New Roman"/>
+      <w:rFonts w:ascii="Univers" w:eastAsia="Times New Roman" w:hAnsi="Univers" w:cs="Times New Roman"/>
       <w:noProof/>
       <w:kern w:val="0"/>
       <w:sz w:val="20"/>
@@ -6461,7 +6562,7 @@
 </file>
 
 <file path=word/theme/theme1.xml><?xml version="1.0" encoding="utf-8"?>
-<a:theme xmlns:a="http://schemas.openxmlformats.org/drawingml/2006/main" xmlns:thm15="http://schemas.microsoft.com/office/thememl/2012/main" name="Office Theme">
+<a:theme xmlns:a="http://schemas.openxmlformats.org/drawingml/2006/main" name="Office Theme">
   <a:themeElements>
     <a:clrScheme name="Office">
       <a:dk1>
@@ -6776,6 +6877,21 @@
 </file>
 
 <file path=customXml/item1.xml><?xml version="1.0" encoding="utf-8"?>
+<?mso-contentType ?>
+<FormTemplates xmlns="http://schemas.microsoft.com/sharepoint/v3/contenttype/forms">
+  <Display>DocumentLibraryForm</Display>
+  <Edit>DocumentLibraryForm</Edit>
+  <New>DocumentLibraryForm</New>
+</FormTemplates>
+</file>
+
+<file path=customXml/item2.xml><?xml version="1.0" encoding="utf-8"?>
+<p:properties xmlns:p="http://schemas.microsoft.com/office/2006/metadata/properties" xmlns:xsi="http://www.w3.org/2001/XMLSchema-instance" xmlns:pc="http://schemas.microsoft.com/office/infopath/2007/PartnerControls">
+  <documentManagement/>
+</p:properties>
+</file>
+
+<file path=customXml/item3.xml><?xml version="1.0" encoding="utf-8"?>
 <ct:contentTypeSchema xmlns:ct="http://schemas.microsoft.com/office/2006/metadata/contentType" xmlns:ma="http://schemas.microsoft.com/office/2006/metadata/properties/metaAttributes" ct:_="" ma:_="" ma:contentTypeName="Document" ma:contentTypeID="0x010100F1B33D7B57FFEC4BB77B5001C5B93838" ma:contentTypeVersion="6" ma:contentTypeDescription="Create a new document." ma:contentTypeScope="" ma:versionID="11489564a2e1eebedb75a596dc219880">
   <xsd:schema xmlns:xsd="http://www.w3.org/2001/XMLSchema" xmlns:xs="http://www.w3.org/2001/XMLSchema" xmlns:p="http://schemas.microsoft.com/office/2006/metadata/properties" xmlns:ns2="f44e6bd5-09db-4117-8b15-adf399208dc6" targetNamespace="http://schemas.microsoft.com/office/2006/metadata/properties" ma:root="true" ma:fieldsID="e3b726a9000fc3f395844b5888e6be4a" ns2:_="">
     <xsd:import namespace="f44e6bd5-09db-4117-8b15-adf399208dc6"/>
@@ -6931,29 +7047,37 @@
 </ct:contentTypeSchema>
 </file>
 
-<file path=customXml/item2.xml><?xml version="1.0" encoding="utf-8"?>
-<?mso-contentType ?>
-<FormTemplates xmlns="http://schemas.microsoft.com/sharepoint/v3/contenttype/forms">
-  <Display>DocumentLibraryForm</Display>
-  <Edit>DocumentLibraryForm</Edit>
-  <New>DocumentLibraryForm</New>
-</FormTemplates>
-</file>
-
-<file path=customXml/item3.xml><?xml version="1.0" encoding="utf-8"?>
-<p:properties xmlns:p="http://schemas.microsoft.com/office/2006/metadata/properties" xmlns:xsi="http://www.w3.org/2001/XMLSchema-instance" xmlns:pc="http://schemas.microsoft.com/office/infopath/2007/PartnerControls">
-  <documentManagement/>
-</p:properties>
-</file>
-
 <file path=customXml/itemProps1.xml><?xml version="1.0" encoding="utf-8"?>
-<ds:datastoreItem xmlns:ds="http://schemas.openxmlformats.org/officeDocument/2006/customXml" ds:itemID="{2B875E03-0782-4F60-9096-BBB72092112E}"/>
+<ds:datastoreItem xmlns:ds="http://schemas.openxmlformats.org/officeDocument/2006/customXml" ds:itemID="{563489AC-DD44-4BB0-BB1F-4C555F60856B}">
+  <ds:schemaRefs>
+    <ds:schemaRef ds:uri="http://schemas.microsoft.com/sharepoint/v3/contenttype/forms"/>
+  </ds:schemaRefs>
+</ds:datastoreItem>
 </file>
 
 <file path=customXml/itemProps2.xml><?xml version="1.0" encoding="utf-8"?>
-<ds:datastoreItem xmlns:ds="http://schemas.openxmlformats.org/officeDocument/2006/customXml" ds:itemID="{563489AC-DD44-4BB0-BB1F-4C555F60856B}"/>
+<ds:datastoreItem xmlns:ds="http://schemas.openxmlformats.org/officeDocument/2006/customXml" ds:itemID="{538F32D8-88D9-4A04-97FC-5B7844FBCBE6}">
+  <ds:schemaRefs>
+    <ds:schemaRef ds:uri="http://schemas.microsoft.com/office/2006/metadata/properties"/>
+    <ds:schemaRef ds:uri="http://schemas.microsoft.com/office/infopath/2007/PartnerControls"/>
+  </ds:schemaRefs>
+</ds:datastoreItem>
 </file>
 
 <file path=customXml/itemProps3.xml><?xml version="1.0" encoding="utf-8"?>
-<ds:datastoreItem xmlns:ds="http://schemas.openxmlformats.org/officeDocument/2006/customXml" ds:itemID="{538F32D8-88D9-4A04-97FC-5B7844FBCBE6}"/>
+<ds:datastoreItem xmlns:ds="http://schemas.openxmlformats.org/officeDocument/2006/customXml" ds:itemID="{2B875E03-0782-4F60-9096-BBB72092112E}">
+  <ds:schemaRefs>
+    <ds:schemaRef ds:uri="http://schemas.microsoft.com/office/2006/metadata/contentType"/>
+    <ds:schemaRef ds:uri="http://schemas.microsoft.com/office/2006/metadata/properties/metaAttributes"/>
+    <ds:schemaRef ds:uri="http://www.w3.org/2001/XMLSchema"/>
+    <ds:schemaRef ds:uri="http://schemas.microsoft.com/office/2006/metadata/properties"/>
+    <ds:schemaRef ds:uri="f44e6bd5-09db-4117-8b15-adf399208dc6"/>
+    <ds:schemaRef ds:uri="http://schemas.microsoft.com/office/2006/documentManagement/types"/>
+    <ds:schemaRef ds:uri="http://schemas.microsoft.com/office/infopath/2007/PartnerControls"/>
+    <ds:schemaRef ds:uri="http://schemas.openxmlformats.org/package/2006/metadata/core-properties"/>
+    <ds:schemaRef ds:uri="http://purl.org/dc/elements/1.1/"/>
+    <ds:schemaRef ds:uri="http://purl.org/dc/terms/"/>
+    <ds:schemaRef ds:uri="http://schemas.microsoft.com/internal/obd"/>
+  </ds:schemaRefs>
+</ds:datastoreItem>
 </file>